--- a/07运维服务能力管理内审和管理评审的制度、计划和报告及内审检查表/CYYH-ITSS-07-08 运维服务能力管理评审报告.docx
+++ b/07运维服务能力管理内审和管理评审的制度、计划和报告及内审检查表/CYYH-ITSS-07-08 运维服务能力管理评审报告.docx
@@ -1,7 +1,6 @@
 
 <file path=word/document.xml><?xml version="1.0" encoding="utf-8"?>
-<w:document xmlns:wpc="http://schemas.microsoft.com/office/word/2010/wordprocessingCanvas" xmlns:mc="http://schemas.openxmlformats.org/markup-compatibility/2006" xmlns:o="urn:schemas-microsoft-com:office:office" xmlns:r="http://schemas.openxmlformats.org/officeDocument/2006/relationships" xmlns:m="http://schemas.openxmlformats.org/officeDocument/2006/math" xmlns:v="urn:schemas-microsoft-com:vml" xmlns:wp14="http://schemas.microsoft.com/office/word/2010/wordprocessingDrawing" xmlns:wp="http://schemas.openxmlformats.org/drawingml/2006/wordprocessingDrawing" xmlns:w10="urn:schemas-microsoft-com:office:word" xmlns:w="http://schemas.openxmlformats.org/wordprocessingml/2006/main" xmlns:w14="http://schemas.microsoft.com/office/word/2010/wordml" xmlns:w15="http://schemas.microsoft.com/office/word/2012/wordml" xmlns:wne="http://schemas.microsoft.com/office/word/2006/wordml" xmlns:wpg="http://schemas.microsoft.com/office/word/2010/wordprocessingGroup" xmlns:wpi="http://schemas.microsoft.com/office/word/2010/wordprocessingInk" xmlns:wps="http://schemas.microsoft.com/office/word/2010/wordprocessingShape" mc:Ignorable="w14 w15 wp14">
-  <!-- Generated by Aspose.Words for .NET 13.3.0.1 -->
+<w:document xmlns:wpc="http://schemas.microsoft.com/office/word/2010/wordprocessingCanvas" xmlns:mc="http://schemas.openxmlformats.org/markup-compatibility/2006" xmlns:o="urn:schemas-microsoft-com:office:office" xmlns:r="http://schemas.openxmlformats.org/officeDocument/2006/relationships" xmlns:m="http://schemas.openxmlformats.org/officeDocument/2006/math" xmlns:v="urn:schemas-microsoft-com:vml" xmlns:wp14="http://schemas.microsoft.com/office/word/2010/wordprocessingDrawing" xmlns:wp="http://schemas.openxmlformats.org/drawingml/2006/wordprocessingDrawing" xmlns:w="http://schemas.openxmlformats.org/wordprocessingml/2006/main" xmlns:w14="http://schemas.microsoft.com/office/word/2010/wordml" xmlns:w10="urn:schemas-microsoft-com:office:word" xmlns:w15="http://schemas.microsoft.com/office/word/2012/wordml" xmlns:wpg="http://schemas.microsoft.com/office/word/2010/wordprocessingGroup" xmlns:wpi="http://schemas.microsoft.com/office/word/2010/wordprocessingInk" xmlns:wne="http://schemas.microsoft.com/office/word/2006/wordml" xmlns:wps="http://schemas.microsoft.com/office/word/2010/wordprocessingShape" xmlns:wpsCustomData="http://www.wps.cn/officeDocument/2013/wpsCustomData" mc:Ignorable="w14 w15 wp14">
   <w:body>
     <w:p>
       <w:pPr>
@@ -13,7 +12,7 @@
         </w:rPr>
         <w:drawing>
           <wp:inline distT="0" distB="0" distL="0" distR="0">
-            <wp:extent cx="696350" cy="266411"/>
+            <wp:extent cx="695960" cy="266065"/>
             <wp:effectExtent l="0" t="0" r="0" b="0"/>
             <wp:docPr id="2" name="IM 2"/>
             <wp:cNvGraphicFramePr/>
@@ -25,13 +24,13 @@
                     <pic:cNvPicPr/>
                   </pic:nvPicPr>
                   <pic:blipFill>
-                    <a:blip xmlns:r="http://schemas.openxmlformats.org/officeDocument/2006/relationships" r:embed="rId4"/>
+                    <a:blip r:embed="rId13"/>
                     <a:stretch>
                       <a:fillRect/>
                     </a:stretch>
                   </pic:blipFill>
                   <pic:spPr>
-                    <a:xfrm rot="0">
+                    <a:xfrm>
                       <a:off x="0" y="0"/>
                       <a:ext cx="696350" cy="266411"/>
                     </a:xfrm>
@@ -48,37 +47,37 @@
     </w:p>
     <w:p>
       <w:pPr>
-        <w:pStyle w:val="BodyText"/>
+        <w:pStyle w:val="2"/>
         <w:spacing w:line="245" w:lineRule="auto"/>
       </w:pPr>
     </w:p>
     <w:p>
       <w:pPr>
-        <w:pStyle w:val="BodyText"/>
+        <w:pStyle w:val="2"/>
         <w:spacing w:line="246" w:lineRule="auto"/>
       </w:pPr>
     </w:p>
     <w:p>
       <w:pPr>
-        <w:pStyle w:val="BodyText"/>
+        <w:pStyle w:val="2"/>
         <w:spacing w:line="246" w:lineRule="auto"/>
       </w:pPr>
     </w:p>
     <w:p>
       <w:pPr>
-        <w:pStyle w:val="BodyText"/>
+        <w:pStyle w:val="2"/>
         <w:spacing w:line="246" w:lineRule="auto"/>
       </w:pPr>
     </w:p>
     <w:p>
       <w:pPr>
-        <w:pStyle w:val="BodyText"/>
+        <w:pStyle w:val="2"/>
         <w:spacing w:line="246" w:lineRule="auto"/>
       </w:pPr>
     </w:p>
     <w:p>
       <w:pPr>
-        <w:pStyle w:val="BodyText"/>
+        <w:pStyle w:val="2"/>
         <w:spacing w:line="246" w:lineRule="auto"/>
       </w:pPr>
     </w:p>
@@ -87,14 +86,14 @@
         <w:spacing w:before="139" w:line="225" w:lineRule="auto"/>
         <w:ind w:left="1118"/>
         <w:rPr>
-          <w:rFonts w:ascii="SimHei" w:eastAsia="SimHei" w:hAnsi="SimHei" w:cs="SimHei"/>
+          <w:rFonts w:ascii="黑体" w:hAnsi="黑体" w:eastAsia="黑体" w:cs="黑体"/>
           <w:sz w:val="43"/>
           <w:szCs w:val="43"/>
         </w:rPr>
       </w:pPr>
       <w:r>
         <w:rPr>
-          <w:rFonts w:ascii="SimHei" w:eastAsia="SimHei" w:hAnsi="SimHei" w:cs="SimHei"/>
+          <w:rFonts w:ascii="黑体" w:hAnsi="黑体" w:eastAsia="黑体" w:cs="黑体"/>
           <w:b/>
           <w:bCs/>
           <w:spacing w:val="6"/>
@@ -106,13 +105,13 @@
     </w:p>
     <w:p>
       <w:pPr>
-        <w:pStyle w:val="BodyText"/>
+        <w:pStyle w:val="2"/>
         <w:spacing w:line="313" w:lineRule="auto"/>
       </w:pPr>
     </w:p>
     <w:p>
       <w:pPr>
-        <w:pStyle w:val="BodyText"/>
+        <w:pStyle w:val="2"/>
         <w:spacing w:line="313" w:lineRule="auto"/>
       </w:pPr>
     </w:p>
@@ -121,14 +120,14 @@
         <w:spacing w:before="140" w:line="225" w:lineRule="auto"/>
         <w:ind w:left="1569"/>
         <w:rPr>
-          <w:rFonts w:ascii="SimHei" w:eastAsia="SimHei" w:hAnsi="SimHei" w:cs="SimHei"/>
+          <w:rFonts w:ascii="黑体" w:hAnsi="黑体" w:eastAsia="黑体" w:cs="黑体"/>
           <w:sz w:val="43"/>
           <w:szCs w:val="43"/>
         </w:rPr>
       </w:pPr>
       <w:r>
         <w:rPr>
-          <w:rFonts w:ascii="SimHei" w:eastAsia="SimHei" w:hAnsi="SimHei" w:cs="SimHei"/>
+          <w:rFonts w:ascii="黑体" w:hAnsi="黑体" w:eastAsia="黑体" w:cs="黑体"/>
           <w:b/>
           <w:bCs/>
           <w:spacing w:val="5"/>
@@ -140,139 +139,69 @@
     </w:p>
     <w:p>
       <w:pPr>
-        <w:pStyle w:val="BodyText"/>
+        <w:pStyle w:val="2"/>
         <w:spacing w:line="249" w:lineRule="auto"/>
       </w:pPr>
     </w:p>
     <w:p>
       <w:pPr>
-        <w:pStyle w:val="BodyText"/>
+        <w:pStyle w:val="2"/>
         <w:spacing w:line="249" w:lineRule="auto"/>
       </w:pPr>
     </w:p>
     <w:p>
       <w:pPr>
-        <w:pStyle w:val="BodyText"/>
+        <w:pStyle w:val="2"/>
         <w:spacing w:line="249" w:lineRule="auto"/>
       </w:pPr>
     </w:p>
     <w:p>
       <w:pPr>
-        <w:pStyle w:val="BodyText"/>
+        <w:pStyle w:val="2"/>
         <w:spacing w:line="249" w:lineRule="auto"/>
       </w:pPr>
     </w:p>
     <w:p>
       <w:pPr>
-        <w:pStyle w:val="BodyText"/>
+        <w:pStyle w:val="2"/>
         <w:spacing w:line="249" w:lineRule="auto"/>
       </w:pPr>
     </w:p>
     <w:p>
       <w:pPr>
-        <w:pStyle w:val="BodyText"/>
+        <w:pStyle w:val="2"/>
         <w:spacing w:line="249" w:lineRule="auto"/>
       </w:pPr>
     </w:p>
     <w:p>
       <w:pPr>
-        <w:pStyle w:val="BodyText"/>
+        <w:pStyle w:val="2"/>
         <w:spacing w:line="249" w:lineRule="auto"/>
       </w:pPr>
     </w:p>
     <w:p>
       <w:pPr>
-        <w:pStyle w:val="BodyText"/>
+        <w:pStyle w:val="2"/>
         <w:spacing w:line="249" w:lineRule="auto"/>
       </w:pPr>
     </w:p>
     <w:p>
       <w:pPr>
-        <w:pStyle w:val="BodyText"/>
-        <w:spacing w:line="249" w:lineRule="auto"/>
-      </w:pPr>
-    </w:p>
-    <w:p>
-      <w:pPr>
-        <w:pStyle w:val="BodyText"/>
-        <w:spacing w:line="249" w:lineRule="auto"/>
-      </w:pPr>
-    </w:p>
-    <w:p>
-      <w:pPr>
-        <w:pStyle w:val="BodyText"/>
-        <w:spacing w:line="249" w:lineRule="auto"/>
-      </w:pPr>
-    </w:p>
-    <w:p>
-      <w:pPr>
-        <w:pStyle w:val="BodyText"/>
-        <w:spacing w:line="249" w:lineRule="auto"/>
-      </w:pPr>
-    </w:p>
-    <w:p>
-      <w:pPr>
-        <w:pStyle w:val="BodyText"/>
-        <w:spacing w:line="249" w:lineRule="auto"/>
-      </w:pPr>
-    </w:p>
-    <w:p>
-      <w:pPr>
-        <w:pStyle w:val="BodyText"/>
-        <w:spacing w:line="249" w:lineRule="auto"/>
-      </w:pPr>
-    </w:p>
-    <w:p>
-      <w:pPr>
-        <w:pStyle w:val="BodyText"/>
-        <w:spacing w:line="249" w:lineRule="auto"/>
-      </w:pPr>
-    </w:p>
-    <w:p>
-      <w:pPr>
-        <w:pStyle w:val="BodyText"/>
-        <w:spacing w:line="249" w:lineRule="auto"/>
-      </w:pPr>
-    </w:p>
-    <w:p>
-      <w:pPr>
-        <w:pStyle w:val="BodyText"/>
-        <w:spacing w:line="249" w:lineRule="auto"/>
-      </w:pPr>
-    </w:p>
-    <w:p>
-      <w:pPr>
-        <w:pStyle w:val="BodyText"/>
-        <w:spacing w:line="249" w:lineRule="auto"/>
-      </w:pPr>
-    </w:p>
-    <w:p>
-      <w:pPr>
-        <w:pStyle w:val="BodyText"/>
-        <w:spacing w:line="249" w:lineRule="auto"/>
-      </w:pPr>
-    </w:p>
-    <w:p>
-      <w:pPr>
-        <w:pStyle w:val="BodyText"/>
+        <w:pStyle w:val="2"/>
         <w:spacing w:line="250" w:lineRule="auto"/>
       </w:pPr>
-    </w:p>
-    <w:p>
-      <w:pPr>
-        <w:pStyle w:val="BodyText"/>
+      <w:bookmarkStart w:id="6" w:name="_GoBack"/>
+      <w:bookmarkEnd w:id="6"/>
+    </w:p>
+    <w:p>
+      <w:pPr>
+        <w:pStyle w:val="2"/>
         <w:spacing w:line="250" w:lineRule="auto"/>
       </w:pPr>
     </w:p>
     <w:p>
       <w:pPr>
-        <w:pStyle w:val="BodyText"/>
-        <w:spacing w:line="250" w:lineRule="auto"/>
-      </w:pPr>
-    </w:p>
-    <w:p>
-      <w:pPr>
-        <w:pStyle w:val="BodyText"/>
+        <w:pStyle w:val="2"/>
         <w:spacing w:line="250" w:lineRule="auto"/>
       </w:pPr>
     </w:p>
@@ -282,14 +211,14 @@
         <w:ind w:left="2907"/>
         <w:outlineLvl w:val="0"/>
         <w:rPr>
-          <w:rFonts w:ascii="SimHei" w:eastAsia="SimHei" w:hAnsi="SimHei" w:cs="SimHei"/>
+          <w:rFonts w:ascii="黑体" w:hAnsi="黑体" w:eastAsia="黑体" w:cs="黑体"/>
           <w:sz w:val="30"/>
           <w:szCs w:val="30"/>
         </w:rPr>
       </w:pPr>
       <w:r>
         <w:rPr>
-          <w:rFonts w:ascii="SimHei" w:eastAsia="SimHei" w:hAnsi="SimHei" w:cs="SimHei"/>
+          <w:rFonts w:ascii="黑体" w:hAnsi="黑体" w:eastAsia="黑体" w:cs="黑体"/>
           <w:b/>
           <w:bCs/>
           <w:spacing w:val="-3"/>
@@ -300,7 +229,7 @@
       </w:r>
       <w:r>
         <w:rPr>
-          <w:rFonts w:ascii="SimHei" w:eastAsia="SimHei" w:hAnsi="SimHei" w:cs="SimHei"/>
+          <w:rFonts w:ascii="黑体" w:hAnsi="黑体" w:eastAsia="黑体" w:cs="黑体"/>
           <w:spacing w:val="-3"/>
           <w:sz w:val="30"/>
           <w:szCs w:val="30"/>
@@ -309,7 +238,7 @@
       </w:r>
       <w:r>
         <w:rPr>
-          <w:rFonts w:ascii="SimHei" w:eastAsia="SimHei" w:hAnsi="SimHei" w:cs="SimHei"/>
+          <w:rFonts w:ascii="黑体" w:hAnsi="黑体" w:eastAsia="黑体" w:cs="黑体"/>
           <w:b/>
           <w:bCs/>
           <w:spacing w:val="-3"/>
@@ -325,14 +254,14 @@
         <w:ind w:left="2901" w:right="1567" w:hanging="4"/>
         <w:outlineLvl w:val="0"/>
         <w:rPr>
-          <w:rFonts w:ascii="Calibri" w:eastAsia="Calibri" w:hAnsi="Calibri" w:cs="Calibri"/>
+          <w:rFonts w:ascii="Calibri" w:hAnsi="Calibri" w:eastAsia="Calibri" w:cs="Calibri"/>
           <w:sz w:val="30"/>
           <w:szCs w:val="30"/>
         </w:rPr>
       </w:pPr>
       <w:r>
         <w:rPr>
-          <w:rFonts w:ascii="SimHei" w:eastAsia="SimHei" w:hAnsi="SimHei" w:cs="SimHei"/>
+          <w:rFonts w:ascii="黑体" w:hAnsi="黑体" w:eastAsia="黑体" w:cs="黑体"/>
           <w:b/>
           <w:bCs/>
           <w:spacing w:val="-9"/>
@@ -343,7 +272,7 @@
       </w:r>
       <w:r>
         <w:rPr>
-          <w:rFonts w:ascii="SimHei" w:eastAsia="SimHei" w:hAnsi="SimHei" w:cs="SimHei"/>
+          <w:rFonts w:ascii="黑体" w:hAnsi="黑体" w:eastAsia="黑体" w:cs="黑体"/>
           <w:spacing w:val="-9"/>
           <w:sz w:val="30"/>
           <w:szCs w:val="30"/>
@@ -352,7 +281,7 @@
       </w:r>
       <w:r>
         <w:rPr>
-          <w:rFonts w:ascii="Calibri" w:eastAsia="Calibri" w:hAnsi="Calibri" w:cs="Calibri"/>
+          <w:rFonts w:ascii="Calibri" w:hAnsi="Calibri" w:eastAsia="Calibri" w:cs="Calibri"/>
           <w:b/>
           <w:bCs/>
           <w:spacing w:val="-9"/>
@@ -363,7 +292,7 @@
       </w:r>
       <w:r>
         <w:rPr>
-          <w:rFonts w:ascii="SimHei" w:eastAsia="SimHei" w:hAnsi="SimHei" w:cs="SimHei"/>
+          <w:rFonts w:ascii="黑体" w:hAnsi="黑体" w:eastAsia="黑体" w:cs="黑体"/>
           <w:b/>
           <w:bCs/>
           <w:spacing w:val="-9"/>
@@ -374,7 +303,7 @@
       </w:r>
       <w:r>
         <w:rPr>
-          <w:rFonts w:ascii="SimHei" w:eastAsia="SimHei" w:hAnsi="SimHei" w:cs="SimHei"/>
+          <w:rFonts w:ascii="黑体" w:hAnsi="黑体" w:eastAsia="黑体" w:cs="黑体"/>
           <w:spacing w:val="20"/>
           <w:sz w:val="30"/>
           <w:szCs w:val="30"/>
@@ -383,18 +312,19 @@
       </w:r>
       <w:r>
         <w:rPr>
-          <w:rFonts w:ascii="Calibri" w:eastAsia="Calibri" w:hAnsi="Calibri" w:cs="Calibri"/>
+          <w:rFonts w:hint="eastAsia" w:ascii="Calibri" w:hAnsi="Calibri" w:eastAsia="宋体" w:cs="Calibri"/>
           <w:b/>
           <w:bCs/>
           <w:spacing w:val="-9"/>
           <w:sz w:val="30"/>
           <w:szCs w:val="30"/>
-        </w:rPr>
-        <w:t>5</w:t>
-      </w:r>
-      <w:r>
-        <w:rPr>
-          <w:rFonts w:ascii="Calibri" w:eastAsia="Calibri" w:hAnsi="Calibri" w:cs="Calibri"/>
+          <w:lang w:val="en-US" w:eastAsia="zh-CN"/>
+        </w:rPr>
+        <w:t>9</w:t>
+      </w:r>
+      <w:r>
+        <w:rPr>
+          <w:rFonts w:ascii="Calibri" w:hAnsi="Calibri" w:eastAsia="Calibri" w:cs="Calibri"/>
           <w:b/>
           <w:bCs/>
           <w:spacing w:val="20"/>
@@ -405,38 +335,50 @@
       </w:r>
       <w:r>
         <w:rPr>
-          <w:rFonts w:ascii="SimHei" w:eastAsia="SimHei" w:hAnsi="SimHei" w:cs="SimHei"/>
+          <w:rFonts w:ascii="黑体" w:hAnsi="黑体" w:eastAsia="黑体" w:cs="黑体"/>
           <w:b/>
           <w:bCs/>
           <w:spacing w:val="-9"/>
           <w:sz w:val="30"/>
           <w:szCs w:val="30"/>
         </w:rPr>
-        <w:t>月31</w:t>
-      </w:r>
-      <w:r>
-        <w:rPr>
-          <w:rFonts w:ascii="SimHei" w:eastAsia="SimHei" w:hAnsi="SimHei" w:cs="SimHei"/>
-          <w:spacing w:val="-9"/>
-          <w:sz w:val="30"/>
-          <w:szCs w:val="30"/>
-        </w:rPr>
-        <w:t xml:space="preserve"> </w:t>
-      </w:r>
-      <w:r>
-        <w:rPr>
-          <w:rFonts w:ascii="SimHei" w:eastAsia="SimHei" w:hAnsi="SimHei" w:cs="SimHei"/>
+        <w:t>月</w:t>
+      </w:r>
+      <w:r>
+        <w:rPr>
+          <w:rFonts w:hint="eastAsia" w:ascii="黑体" w:hAnsi="黑体" w:eastAsia="黑体" w:cs="黑体"/>
           <w:b/>
           <w:bCs/>
           <w:spacing w:val="-9"/>
           <w:sz w:val="30"/>
           <w:szCs w:val="30"/>
+          <w:lang w:val="en-US" w:eastAsia="zh-CN"/>
+        </w:rPr>
+        <w:t>25</w:t>
+      </w:r>
+      <w:r>
+        <w:rPr>
+          <w:rFonts w:ascii="黑体" w:hAnsi="黑体" w:eastAsia="黑体" w:cs="黑体"/>
+          <w:spacing w:val="-9"/>
+          <w:sz w:val="30"/>
+          <w:szCs w:val="30"/>
+        </w:rPr>
+        <w:t xml:space="preserve"> </w:t>
+      </w:r>
+      <w:r>
+        <w:rPr>
+          <w:rFonts w:ascii="黑体" w:hAnsi="黑体" w:eastAsia="黑体" w:cs="黑体"/>
+          <w:b/>
+          <w:bCs/>
+          <w:spacing w:val="-9"/>
+          <w:sz w:val="30"/>
+          <w:szCs w:val="30"/>
         </w:rPr>
         <w:t>日</w:t>
       </w:r>
       <w:r>
         <w:rPr>
-          <w:rFonts w:ascii="SimHei" w:eastAsia="SimHei" w:hAnsi="SimHei" w:cs="SimHei"/>
+          <w:rFonts w:ascii="黑体" w:hAnsi="黑体" w:eastAsia="黑体" w:cs="黑体"/>
           <w:b/>
           <w:bCs/>
           <w:spacing w:val="-2"/>
@@ -447,7 +389,7 @@
       </w:r>
       <w:r>
         <w:rPr>
-          <w:rFonts w:ascii="Calibri" w:eastAsia="Calibri" w:hAnsi="Calibri" w:cs="Calibri"/>
+          <w:rFonts w:ascii="Calibri" w:hAnsi="Calibri" w:eastAsia="Calibri" w:cs="Calibri"/>
           <w:b/>
           <w:bCs/>
           <w:spacing w:val="-2"/>
@@ -463,14 +405,14 @@
         <w:ind w:left="2903" w:right="2765"/>
         <w:outlineLvl w:val="0"/>
         <w:rPr>
-          <w:rFonts w:ascii="SimHei" w:eastAsia="SimHei" w:hAnsi="SimHei" w:cs="SimHei"/>
+          <w:rFonts w:ascii="黑体" w:hAnsi="黑体" w:eastAsia="黑体" w:cs="黑体"/>
           <w:sz w:val="30"/>
           <w:szCs w:val="30"/>
         </w:rPr>
       </w:pPr>
       <w:r>
         <w:rPr>
-          <w:rFonts w:ascii="SimHei" w:eastAsia="SimHei" w:hAnsi="SimHei" w:cs="SimHei"/>
+          <w:rFonts w:ascii="黑体" w:hAnsi="黑体" w:eastAsia="黑体" w:cs="黑体"/>
           <w:b/>
           <w:bCs/>
           <w:spacing w:val="-6"/>
@@ -481,7 +423,7 @@
       </w:r>
       <w:r>
         <w:rPr>
-          <w:rFonts w:ascii="SimHei" w:eastAsia="SimHei" w:hAnsi="SimHei" w:cs="SimHei"/>
+          <w:rFonts w:ascii="黑体" w:hAnsi="黑体" w:eastAsia="黑体" w:cs="黑体"/>
           <w:b/>
           <w:bCs/>
           <w:spacing w:val="-4"/>
@@ -492,7 +434,7 @@
       </w:r>
       <w:r>
         <w:rPr>
-          <w:rFonts w:ascii="SimHei" w:eastAsia="SimHei" w:hAnsi="SimHei" w:cs="SimHei"/>
+          <w:rFonts w:ascii="黑体" w:hAnsi="黑体" w:eastAsia="黑体" w:cs="黑体"/>
           <w:b/>
           <w:bCs/>
           <w:spacing w:val="-6"/>
@@ -508,14 +450,14 @@
         <w:ind w:left="2897"/>
         <w:outlineLvl w:val="0"/>
         <w:rPr>
-          <w:rFonts w:ascii="SimHei" w:eastAsia="SimHei" w:hAnsi="SimHei" w:cs="SimHei"/>
+          <w:rFonts w:ascii="黑体" w:hAnsi="黑体" w:eastAsia="黑体" w:cs="黑体"/>
           <w:sz w:val="30"/>
           <w:szCs w:val="30"/>
         </w:rPr>
       </w:pPr>
       <w:r>
         <w:rPr>
-          <w:rFonts w:ascii="SimHei" w:eastAsia="SimHei" w:hAnsi="SimHei" w:cs="SimHei"/>
+          <w:rFonts w:ascii="黑体" w:hAnsi="黑体" w:eastAsia="黑体" w:cs="黑体"/>
           <w:b/>
           <w:bCs/>
           <w:spacing w:val="-5"/>
@@ -526,7 +468,7 @@
       </w:r>
       <w:r>
         <w:rPr>
-          <w:rFonts w:ascii="Calibri" w:eastAsia="Calibri" w:hAnsi="Calibri" w:cs="Calibri"/>
+          <w:rFonts w:ascii="Calibri" w:hAnsi="Calibri" w:eastAsia="Calibri" w:cs="Calibri"/>
           <w:b/>
           <w:bCs/>
           <w:spacing w:val="-5"/>
@@ -537,7 +479,7 @@
       </w:r>
       <w:r>
         <w:rPr>
-          <w:rFonts w:ascii="SimHei" w:eastAsia="SimHei" w:hAnsi="SimHei" w:cs="SimHei"/>
+          <w:rFonts w:ascii="黑体" w:hAnsi="黑体" w:eastAsia="黑体" w:cs="黑体"/>
           <w:b/>
           <w:bCs/>
           <w:spacing w:val="-5"/>
@@ -548,7 +490,7 @@
       </w:r>
       <w:r>
         <w:rPr>
-          <w:rFonts w:ascii="SimHei" w:eastAsia="SimHei" w:hAnsi="SimHei" w:cs="SimHei"/>
+          <w:rFonts w:ascii="黑体" w:hAnsi="黑体" w:eastAsia="黑体" w:cs="黑体"/>
           <w:spacing w:val="-5"/>
           <w:sz w:val="30"/>
           <w:szCs w:val="30"/>
@@ -557,18 +499,19 @@
       </w:r>
       <w:r>
         <w:rPr>
-          <w:rFonts w:ascii="Calibri" w:eastAsia="Calibri" w:hAnsi="Calibri" w:cs="Calibri"/>
+          <w:rFonts w:hint="eastAsia" w:ascii="Calibri" w:hAnsi="Calibri" w:eastAsia="宋体" w:cs="Calibri"/>
           <w:b/>
           <w:bCs/>
           <w:spacing w:val="-5"/>
           <w:sz w:val="30"/>
           <w:szCs w:val="30"/>
-        </w:rPr>
-        <w:t>5</w:t>
-      </w:r>
-      <w:r>
-        <w:rPr>
-          <w:rFonts w:ascii="Calibri" w:eastAsia="Calibri" w:hAnsi="Calibri" w:cs="Calibri"/>
+          <w:lang w:val="en-US" w:eastAsia="zh-CN"/>
+        </w:rPr>
+        <w:t>9</w:t>
+      </w:r>
+      <w:r>
+        <w:rPr>
+          <w:rFonts w:ascii="Calibri" w:hAnsi="Calibri" w:eastAsia="Calibri" w:cs="Calibri"/>
           <w:b/>
           <w:bCs/>
           <w:spacing w:val="29"/>
@@ -579,77 +522,89 @@
       </w:r>
       <w:r>
         <w:rPr>
-          <w:rFonts w:ascii="SimHei" w:eastAsia="SimHei" w:hAnsi="SimHei" w:cs="SimHei"/>
+          <w:rFonts w:ascii="黑体" w:hAnsi="黑体" w:eastAsia="黑体" w:cs="黑体"/>
           <w:b/>
           <w:bCs/>
           <w:spacing w:val="-5"/>
           <w:sz w:val="30"/>
           <w:szCs w:val="30"/>
         </w:rPr>
-        <w:t>月31</w:t>
-      </w:r>
-      <w:r>
-        <w:rPr>
-          <w:rFonts w:ascii="SimHei" w:eastAsia="SimHei" w:hAnsi="SimHei" w:cs="SimHei"/>
-          <w:spacing w:val="-5"/>
-          <w:sz w:val="30"/>
-          <w:szCs w:val="30"/>
-        </w:rPr>
-        <w:t xml:space="preserve"> </w:t>
-      </w:r>
-      <w:r>
-        <w:rPr>
-          <w:rFonts w:ascii="SimHei" w:eastAsia="SimHei" w:hAnsi="SimHei" w:cs="SimHei"/>
+        <w:t>月</w:t>
+      </w:r>
+      <w:r>
+        <w:rPr>
+          <w:rFonts w:hint="eastAsia" w:ascii="黑体" w:hAnsi="黑体" w:eastAsia="黑体" w:cs="黑体"/>
           <w:b/>
           <w:bCs/>
           <w:spacing w:val="-5"/>
           <w:sz w:val="30"/>
           <w:szCs w:val="30"/>
-        </w:rPr>
-        <w:t>日</w:t>
-      </w:r>
-    </w:p>
-    <w:p>
-      <w:pPr>
-        <w:spacing w:line="221" w:lineRule="auto"/>
-        <w:rPr>
-          <w:rFonts w:ascii="SimHei" w:eastAsia="SimHei" w:hAnsi="SimHei" w:cs="SimHei"/>
+          <w:lang w:val="en-US" w:eastAsia="zh-CN"/>
+        </w:rPr>
+        <w:t>25</w:t>
+      </w:r>
+      <w:r>
+        <w:rPr>
+          <w:rFonts w:ascii="黑体" w:hAnsi="黑体" w:eastAsia="黑体" w:cs="黑体"/>
+          <w:spacing w:val="-5"/>
           <w:sz w:val="30"/>
           <w:szCs w:val="30"/>
         </w:rPr>
-        <w:sectPr>
-          <w:footerReference w:type="default" r:id="rId5"/>
-          <w:pgSz w:w="11910" w:h="16840"/>
-          <w:pgMar w:top="720" w:right="1786" w:bottom="925" w:left="1760" w:header="0" w:footer="690" w:gutter="0"/>
-          <w:cols w:space="720"/>
-        </w:sectPr>
-      </w:pPr>
-    </w:p>
-    <w:p>
-      <w:pPr>
-        <w:pStyle w:val="BodyText"/>
-        <w:spacing w:line="293" w:lineRule="auto"/>
-      </w:pPr>
-    </w:p>
-    <w:p>
-      <w:pPr>
-        <w:spacing w:before="98" w:line="222" w:lineRule="auto"/>
-        <w:ind w:left="3357"/>
-        <w:rPr>
-          <w:rFonts w:ascii="SimHei" w:eastAsia="SimHei" w:hAnsi="SimHei" w:cs="SimHei"/>
-          <w:sz w:val="30"/>
-          <w:szCs w:val="30"/>
-        </w:rPr>
-      </w:pPr>
-      <w:r>
-        <w:rPr>
-          <w:rFonts w:ascii="SimHei" w:eastAsia="SimHei" w:hAnsi="SimHei" w:cs="SimHei"/>
+        <w:t xml:space="preserve"> </w:t>
+      </w:r>
+      <w:r>
+        <w:rPr>
+          <w:rFonts w:ascii="黑体" w:hAnsi="黑体" w:eastAsia="黑体" w:cs="黑体"/>
           <w:b/>
           <w:bCs/>
           <w:spacing w:val="-5"/>
           <w:sz w:val="30"/>
           <w:szCs w:val="30"/>
         </w:rPr>
+        <w:t>日</w:t>
+      </w:r>
+    </w:p>
+    <w:p>
+      <w:pPr>
+        <w:spacing w:line="221" w:lineRule="auto"/>
+        <w:rPr>
+          <w:rFonts w:ascii="黑体" w:hAnsi="黑体" w:eastAsia="黑体" w:cs="黑体"/>
+          <w:sz w:val="30"/>
+          <w:szCs w:val="30"/>
+        </w:rPr>
+        <w:sectPr>
+          <w:footerReference r:id="rId5" w:type="default"/>
+          <w:pgSz w:w="11910" w:h="16840"/>
+          <w:pgMar w:top="720" w:right="1786" w:bottom="925" w:left="1760" w:header="0" w:footer="690" w:gutter="0"/>
+          <w:cols w:space="720" w:num="1"/>
+        </w:sectPr>
+      </w:pPr>
+    </w:p>
+    <w:p>
+      <w:pPr>
+        <w:pStyle w:val="2"/>
+        <w:spacing w:line="293" w:lineRule="auto"/>
+      </w:pPr>
+    </w:p>
+    <w:p>
+      <w:pPr>
+        <w:spacing w:before="98" w:line="222" w:lineRule="auto"/>
+        <w:ind w:left="3357"/>
+        <w:rPr>
+          <w:rFonts w:ascii="黑体" w:hAnsi="黑体" w:eastAsia="黑体" w:cs="黑体"/>
+          <w:sz w:val="30"/>
+          <w:szCs w:val="30"/>
+        </w:rPr>
+      </w:pPr>
+      <w:r>
+        <w:rPr>
+          <w:rFonts w:ascii="黑体" w:hAnsi="黑体" w:eastAsia="黑体" w:cs="黑体"/>
+          <w:b/>
+          <w:bCs/>
+          <w:spacing w:val="-5"/>
+          <w:sz w:val="30"/>
+          <w:szCs w:val="30"/>
+        </w:rPr>
         <w:t>文件修改记录</w:t>
       </w:r>
     </w:p>
@@ -660,18 +615,24 @@
     </w:p>
     <w:tbl>
       <w:tblPr>
-        <w:tblStyle w:val="TableNormal"/>
+        <w:tblStyle w:val="5"/>
         <w:tblW w:w="8508" w:type="dxa"/>
         <w:tblInd w:w="161" w:type="dxa"/>
         <w:tblBorders>
-          <w:top w:val="single" w:sz="2" w:space="0" w:color="000000"/>
-          <w:left w:val="single" w:sz="2" w:space="0" w:color="000000"/>
-          <w:bottom w:val="single" w:sz="2" w:space="0" w:color="000000"/>
-          <w:right w:val="single" w:sz="2" w:space="0" w:color="000000"/>
-          <w:insideH w:val="single" w:sz="2" w:space="0" w:color="000000"/>
-          <w:insideV w:val="single" w:sz="2" w:space="0" w:color="000000"/>
+          <w:top w:val="single" w:color="000000" w:sz="2" w:space="0"/>
+          <w:left w:val="single" w:color="000000" w:sz="2" w:space="0"/>
+          <w:bottom w:val="single" w:color="000000" w:sz="2" w:space="0"/>
+          <w:right w:val="single" w:color="000000" w:sz="2" w:space="0"/>
+          <w:insideH w:val="single" w:color="000000" w:sz="2" w:space="0"/>
+          <w:insideV w:val="single" w:color="000000" w:sz="2" w:space="0"/>
         </w:tblBorders>
         <w:tblLayout w:type="fixed"/>
+        <w:tblCellMar>
+          <w:top w:w="0" w:type="dxa"/>
+          <w:left w:w="0" w:type="dxa"/>
+          <w:bottom w:w="0" w:type="dxa"/>
+          <w:right w:w="0" w:type="dxa"/>
+        </w:tblCellMar>
       </w:tblPr>
       <w:tblGrid>
         <w:gridCol w:w="1582"/>
@@ -682,20 +643,23 @@
       </w:tblGrid>
       <w:tr>
         <w:tblPrEx>
-          <w:tblW w:w="8508" w:type="dxa"/>
-          <w:tblInd w:w="161" w:type="dxa"/>
           <w:tblBorders>
-            <w:top w:val="single" w:sz="2" w:space="0" w:color="000000"/>
-            <w:left w:val="single" w:sz="2" w:space="0" w:color="000000"/>
-            <w:bottom w:val="single" w:sz="2" w:space="0" w:color="000000"/>
-            <w:right w:val="single" w:sz="2" w:space="0" w:color="000000"/>
-            <w:insideH w:val="single" w:sz="2" w:space="0" w:color="000000"/>
-            <w:insideV w:val="single" w:sz="2" w:space="0" w:color="000000"/>
+            <w:top w:val="single" w:color="000000" w:sz="2" w:space="0"/>
+            <w:left w:val="single" w:color="000000" w:sz="2" w:space="0"/>
+            <w:bottom w:val="single" w:color="000000" w:sz="2" w:space="0"/>
+            <w:right w:val="single" w:color="000000" w:sz="2" w:space="0"/>
+            <w:insideH w:val="single" w:color="000000" w:sz="2" w:space="0"/>
+            <w:insideV w:val="single" w:color="000000" w:sz="2" w:space="0"/>
           </w:tblBorders>
-          <w:tblLayout w:type="fixed"/>
+          <w:tblCellMar>
+            <w:top w:w="0" w:type="dxa"/>
+            <w:left w:w="0" w:type="dxa"/>
+            <w:bottom w:w="0" w:type="dxa"/>
+            <w:right w:w="0" w:type="dxa"/>
+          </w:tblCellMar>
         </w:tblPrEx>
         <w:trPr>
-          <w:trHeight w:val="632"/>
+          <w:trHeight w:val="632" w:hRule="atLeast"/>
         </w:trPr>
         <w:tc>
           <w:tcPr>
@@ -706,14 +670,14 @@
               <w:spacing w:before="178" w:line="222" w:lineRule="auto"/>
               <w:ind w:left="228"/>
               <w:rPr>
-                <w:rFonts w:ascii="SimHei" w:eastAsia="SimHei" w:hAnsi="SimHei" w:cs="SimHei"/>
+                <w:rFonts w:ascii="黑体" w:hAnsi="黑体" w:eastAsia="黑体" w:cs="黑体"/>
                 <w:sz w:val="28"/>
                 <w:szCs w:val="28"/>
               </w:rPr>
             </w:pPr>
             <w:r>
               <w:rPr>
-                <w:rFonts w:ascii="SimHei" w:eastAsia="SimHei" w:hAnsi="SimHei" w:cs="SimHei"/>
+                <w:rFonts w:ascii="黑体" w:hAnsi="黑体" w:eastAsia="黑体" w:cs="黑体"/>
                 <w:spacing w:val="-4"/>
                 <w:sz w:val="28"/>
                 <w:szCs w:val="28"/>
@@ -731,14 +695,14 @@
               <w:spacing w:before="178" w:line="222" w:lineRule="auto"/>
               <w:ind w:left="367"/>
               <w:rPr>
-                <w:rFonts w:ascii="SimHei" w:eastAsia="SimHei" w:hAnsi="SimHei" w:cs="SimHei"/>
+                <w:rFonts w:ascii="黑体" w:hAnsi="黑体" w:eastAsia="黑体" w:cs="黑体"/>
                 <w:sz w:val="28"/>
                 <w:szCs w:val="28"/>
               </w:rPr>
             </w:pPr>
             <w:r>
               <w:rPr>
-                <w:rFonts w:ascii="SimHei" w:eastAsia="SimHei" w:hAnsi="SimHei" w:cs="SimHei"/>
+                <w:rFonts w:ascii="黑体" w:hAnsi="黑体" w:eastAsia="黑体" w:cs="黑体"/>
                 <w:spacing w:val="-3"/>
                 <w:sz w:val="28"/>
                 <w:szCs w:val="28"/>
@@ -756,14 +720,14 @@
               <w:spacing w:before="178" w:line="222" w:lineRule="auto"/>
               <w:ind w:left="432"/>
               <w:rPr>
-                <w:rFonts w:ascii="SimHei" w:eastAsia="SimHei" w:hAnsi="SimHei" w:cs="SimHei"/>
+                <w:rFonts w:ascii="黑体" w:hAnsi="黑体" w:eastAsia="黑体" w:cs="黑体"/>
                 <w:sz w:val="28"/>
                 <w:szCs w:val="28"/>
               </w:rPr>
             </w:pPr>
             <w:r>
               <w:rPr>
-                <w:rFonts w:ascii="SimHei" w:eastAsia="SimHei" w:hAnsi="SimHei" w:cs="SimHei"/>
+                <w:rFonts w:ascii="黑体" w:hAnsi="黑体" w:eastAsia="黑体" w:cs="黑体"/>
                 <w:spacing w:val="-3"/>
                 <w:sz w:val="28"/>
                 <w:szCs w:val="28"/>
@@ -781,14 +745,14 @@
               <w:spacing w:before="178" w:line="223" w:lineRule="auto"/>
               <w:ind w:left="442"/>
               <w:rPr>
-                <w:rFonts w:ascii="SimHei" w:eastAsia="SimHei" w:hAnsi="SimHei" w:cs="SimHei"/>
+                <w:rFonts w:ascii="黑体" w:hAnsi="黑体" w:eastAsia="黑体" w:cs="黑体"/>
                 <w:sz w:val="28"/>
                 <w:szCs w:val="28"/>
               </w:rPr>
             </w:pPr>
             <w:r>
               <w:rPr>
-                <w:rFonts w:ascii="SimHei" w:eastAsia="SimHei" w:hAnsi="SimHei" w:cs="SimHei"/>
+                <w:rFonts w:ascii="黑体" w:hAnsi="黑体" w:eastAsia="黑体" w:cs="黑体"/>
                 <w:spacing w:val="-6"/>
                 <w:sz w:val="28"/>
                 <w:szCs w:val="28"/>
@@ -806,14 +770,14 @@
               <w:spacing w:before="177" w:line="222" w:lineRule="auto"/>
               <w:ind w:left="333"/>
               <w:rPr>
-                <w:rFonts w:ascii="SimHei" w:eastAsia="SimHei" w:hAnsi="SimHei" w:cs="SimHei"/>
+                <w:rFonts w:ascii="黑体" w:hAnsi="黑体" w:eastAsia="黑体" w:cs="黑体"/>
                 <w:sz w:val="28"/>
                 <w:szCs w:val="28"/>
               </w:rPr>
             </w:pPr>
             <w:r>
               <w:rPr>
-                <w:rFonts w:ascii="SimHei" w:eastAsia="SimHei" w:hAnsi="SimHei" w:cs="SimHei"/>
+                <w:rFonts w:ascii="黑体" w:hAnsi="黑体" w:eastAsia="黑体" w:cs="黑体"/>
                 <w:spacing w:val="-2"/>
                 <w:sz w:val="28"/>
                 <w:szCs w:val="28"/>
@@ -825,12 +789,23 @@
       </w:tr>
       <w:tr>
         <w:tblPrEx>
-          <w:tblW w:w="8508" w:type="dxa"/>
-          <w:tblInd w:w="161" w:type="dxa"/>
-          <w:tblLayout w:type="fixed"/>
+          <w:tblBorders>
+            <w:top w:val="single" w:color="000000" w:sz="2" w:space="0"/>
+            <w:left w:val="single" w:color="000000" w:sz="2" w:space="0"/>
+            <w:bottom w:val="single" w:color="000000" w:sz="2" w:space="0"/>
+            <w:right w:val="single" w:color="000000" w:sz="2" w:space="0"/>
+            <w:insideH w:val="single" w:color="000000" w:sz="2" w:space="0"/>
+            <w:insideV w:val="single" w:color="000000" w:sz="2" w:space="0"/>
+          </w:tblBorders>
+          <w:tblCellMar>
+            <w:top w:w="0" w:type="dxa"/>
+            <w:left w:w="0" w:type="dxa"/>
+            <w:bottom w:w="0" w:type="dxa"/>
+            <w:right w:w="0" w:type="dxa"/>
+          </w:tblCellMar>
         </w:tblPrEx>
         <w:trPr>
-          <w:trHeight w:val="865"/>
+          <w:trHeight w:val="865" w:hRule="atLeast"/>
         </w:trPr>
         <w:tc>
           <w:tcPr>
@@ -841,14 +816,14 @@
               <w:spacing w:before="177" w:line="241" w:lineRule="auto"/>
               <w:ind w:left="310"/>
               <w:rPr>
-                <w:rFonts w:ascii="SimHei" w:eastAsia="SimHei" w:hAnsi="SimHei" w:cs="SimHei"/>
+                <w:rFonts w:ascii="黑体" w:hAnsi="黑体" w:eastAsia="黑体" w:cs="黑体"/>
                 <w:sz w:val="28"/>
                 <w:szCs w:val="28"/>
               </w:rPr>
             </w:pPr>
             <w:r>
               <w:rPr>
-                <w:rFonts w:ascii="SimHei" w:eastAsia="SimHei" w:hAnsi="SimHei" w:cs="SimHei"/>
+                <w:rFonts w:ascii="黑体" w:hAnsi="黑体" w:eastAsia="黑体" w:cs="黑体"/>
                 <w:spacing w:val="-1"/>
                 <w:sz w:val="28"/>
                 <w:szCs w:val="28"/>
@@ -866,14 +841,14 @@
               <w:spacing w:before="178" w:line="223" w:lineRule="auto"/>
               <w:ind w:left="558" w:right="28" w:hanging="420"/>
               <w:rPr>
-                <w:rFonts w:ascii="SimHei" w:eastAsia="SimHei" w:hAnsi="SimHei" w:cs="SimHei"/>
+                <w:rFonts w:ascii="黑体" w:hAnsi="黑体" w:eastAsia="黑体" w:cs="黑体"/>
                 <w:sz w:val="28"/>
                 <w:szCs w:val="28"/>
               </w:rPr>
             </w:pPr>
             <w:r>
               <w:rPr>
-                <w:rFonts w:ascii="SimHei" w:eastAsia="SimHei" w:hAnsi="SimHei" w:cs="SimHei"/>
+                <w:rFonts w:ascii="黑体" w:hAnsi="黑体" w:eastAsia="黑体" w:cs="黑体"/>
                 <w:spacing w:val="-2"/>
                 <w:sz w:val="28"/>
                 <w:szCs w:val="28"/>
@@ -882,7 +857,7 @@
             </w:r>
             <w:r>
               <w:rPr>
-                <w:rFonts w:ascii="SimHei" w:eastAsia="SimHei" w:hAnsi="SimHei" w:cs="SimHei"/>
+                <w:rFonts w:ascii="黑体" w:hAnsi="黑体" w:eastAsia="黑体" w:cs="黑体"/>
                 <w:spacing w:val="-3"/>
                 <w:sz w:val="28"/>
                 <w:szCs w:val="28"/>
@@ -900,14 +875,14 @@
               <w:spacing w:before="177" w:line="222" w:lineRule="auto"/>
               <w:ind w:left="439"/>
               <w:rPr>
-                <w:rFonts w:ascii="SimHei" w:eastAsia="SimHei" w:hAnsi="SimHei" w:cs="SimHei"/>
+                <w:rFonts w:ascii="黑体" w:hAnsi="黑体" w:eastAsia="黑体" w:cs="黑体"/>
                 <w:sz w:val="28"/>
                 <w:szCs w:val="28"/>
               </w:rPr>
             </w:pPr>
             <w:r>
               <w:rPr>
-                <w:rFonts w:ascii="SimHei" w:eastAsia="SimHei" w:hAnsi="SimHei" w:cs="SimHei"/>
+                <w:rFonts w:ascii="黑体" w:hAnsi="黑体" w:eastAsia="黑体" w:cs="黑体"/>
                 <w:spacing w:val="-5"/>
                 <w:sz w:val="28"/>
                 <w:szCs w:val="28"/>
@@ -925,14 +900,14 @@
               <w:spacing w:before="177" w:line="222" w:lineRule="auto"/>
               <w:ind w:left="493"/>
               <w:rPr>
-                <w:rFonts w:ascii="SimHei" w:eastAsia="SimHei" w:hAnsi="SimHei" w:cs="SimHei"/>
+                <w:rFonts w:ascii="黑体" w:hAnsi="黑体" w:eastAsia="黑体" w:cs="黑体"/>
                 <w:sz w:val="28"/>
                 <w:szCs w:val="28"/>
               </w:rPr>
             </w:pPr>
             <w:r>
               <w:rPr>
-                <w:rFonts w:ascii="SimHei" w:eastAsia="SimHei" w:hAnsi="SimHei" w:cs="SimHei"/>
+                <w:rFonts w:ascii="黑体" w:hAnsi="黑体" w:eastAsia="黑体" w:cs="黑体"/>
                 <w:spacing w:val="-5"/>
                 <w:sz w:val="28"/>
                 <w:szCs w:val="28"/>
@@ -950,31 +925,72 @@
               <w:spacing w:before="177" w:line="241" w:lineRule="auto"/>
               <w:ind w:left="261"/>
               <w:rPr>
-                <w:rFonts w:ascii="SimHei" w:eastAsia="SimHei" w:hAnsi="SimHei" w:cs="SimHei"/>
+                <w:rFonts w:hint="default" w:ascii="黑体" w:hAnsi="黑体" w:eastAsia="黑体" w:cs="黑体"/>
                 <w:sz w:val="28"/>
                 <w:szCs w:val="28"/>
+                <w:lang w:val="en-US" w:eastAsia="zh-CN"/>
               </w:rPr>
             </w:pPr>
             <w:r>
               <w:rPr>
-                <w:rFonts w:ascii="SimHei" w:eastAsia="SimHei" w:hAnsi="SimHei" w:cs="SimHei"/>
+                <w:rFonts w:ascii="黑体" w:hAnsi="黑体" w:eastAsia="黑体" w:cs="黑体"/>
                 <w:spacing w:val="-1"/>
                 <w:sz w:val="28"/>
                 <w:szCs w:val="28"/>
               </w:rPr>
-              <w:t>2025.5.31</w:t>
+              <w:t>2025.</w:t>
+            </w:r>
+            <w:r>
+              <w:rPr>
+                <w:rFonts w:hint="eastAsia" w:ascii="黑体" w:hAnsi="黑体" w:eastAsia="黑体" w:cs="黑体"/>
+                <w:spacing w:val="-1"/>
+                <w:sz w:val="28"/>
+                <w:szCs w:val="28"/>
+                <w:lang w:val="en-US" w:eastAsia="zh-CN"/>
+              </w:rPr>
+              <w:t>9</w:t>
+            </w:r>
+            <w:r>
+              <w:rPr>
+                <w:rFonts w:ascii="黑体" w:hAnsi="黑体" w:eastAsia="黑体" w:cs="黑体"/>
+                <w:spacing w:val="-1"/>
+                <w:sz w:val="28"/>
+                <w:szCs w:val="28"/>
+              </w:rPr>
+              <w:t>.</w:t>
+            </w:r>
+            <w:r>
+              <w:rPr>
+                <w:rFonts w:hint="eastAsia" w:ascii="黑体" w:hAnsi="黑体" w:eastAsia="黑体" w:cs="黑体"/>
+                <w:spacing w:val="-1"/>
+                <w:sz w:val="28"/>
+                <w:szCs w:val="28"/>
+                <w:lang w:val="en-US" w:eastAsia="zh-CN"/>
+              </w:rPr>
+              <w:t>25</w:t>
             </w:r>
           </w:p>
         </w:tc>
       </w:tr>
       <w:tr>
         <w:tblPrEx>
-          <w:tblW w:w="8508" w:type="dxa"/>
-          <w:tblInd w:w="161" w:type="dxa"/>
-          <w:tblLayout w:type="fixed"/>
+          <w:tblBorders>
+            <w:top w:val="single" w:color="000000" w:sz="2" w:space="0"/>
+            <w:left w:val="single" w:color="000000" w:sz="2" w:space="0"/>
+            <w:bottom w:val="single" w:color="000000" w:sz="2" w:space="0"/>
+            <w:right w:val="single" w:color="000000" w:sz="2" w:space="0"/>
+            <w:insideH w:val="single" w:color="000000" w:sz="2" w:space="0"/>
+            <w:insideV w:val="single" w:color="000000" w:sz="2" w:space="0"/>
+          </w:tblBorders>
+          <w:tblCellMar>
+            <w:top w:w="0" w:type="dxa"/>
+            <w:left w:w="0" w:type="dxa"/>
+            <w:bottom w:w="0" w:type="dxa"/>
+            <w:right w:w="0" w:type="dxa"/>
+          </w:tblCellMar>
         </w:tblPrEx>
         <w:trPr>
-          <w:trHeight w:val="628"/>
+          <w:trHeight w:val="628" w:hRule="atLeast"/>
         </w:trPr>
         <w:tc>
           <w:tcPr>
@@ -982,7 +998,7 @@
           </w:tcPr>
           <w:p>
             <w:pPr>
-              <w:pStyle w:val="TableText"/>
+              <w:pStyle w:val="6"/>
             </w:pPr>
           </w:p>
         </w:tc>
@@ -992,7 +1008,7 @@
           </w:tcPr>
           <w:p>
             <w:pPr>
-              <w:pStyle w:val="TableText"/>
+              <w:pStyle w:val="6"/>
             </w:pPr>
           </w:p>
         </w:tc>
@@ -1002,7 +1018,7 @@
           </w:tcPr>
           <w:p>
             <w:pPr>
-              <w:pStyle w:val="TableText"/>
+              <w:pStyle w:val="6"/>
             </w:pPr>
           </w:p>
         </w:tc>
@@ -1012,7 +1028,7 @@
           </w:tcPr>
           <w:p>
             <w:pPr>
-              <w:pStyle w:val="TableText"/>
+              <w:pStyle w:val="6"/>
             </w:pPr>
           </w:p>
         </w:tc>
@@ -1022,19 +1038,30 @@
           </w:tcPr>
           <w:p>
             <w:pPr>
-              <w:pStyle w:val="TableText"/>
+              <w:pStyle w:val="6"/>
             </w:pPr>
           </w:p>
         </w:tc>
       </w:tr>
       <w:tr>
         <w:tblPrEx>
-          <w:tblW w:w="8508" w:type="dxa"/>
-          <w:tblInd w:w="161" w:type="dxa"/>
-          <w:tblLayout w:type="fixed"/>
+          <w:tblBorders>
+            <w:top w:val="single" w:color="000000" w:sz="2" w:space="0"/>
+            <w:left w:val="single" w:color="000000" w:sz="2" w:space="0"/>
+            <w:bottom w:val="single" w:color="000000" w:sz="2" w:space="0"/>
+            <w:right w:val="single" w:color="000000" w:sz="2" w:space="0"/>
+            <w:insideH w:val="single" w:color="000000" w:sz="2" w:space="0"/>
+            <w:insideV w:val="single" w:color="000000" w:sz="2" w:space="0"/>
+          </w:tblBorders>
+          <w:tblCellMar>
+            <w:top w:w="0" w:type="dxa"/>
+            <w:left w:w="0" w:type="dxa"/>
+            <w:bottom w:w="0" w:type="dxa"/>
+            <w:right w:w="0" w:type="dxa"/>
+          </w:tblCellMar>
         </w:tblPrEx>
         <w:trPr>
-          <w:trHeight w:val="627"/>
+          <w:trHeight w:val="627" w:hRule="atLeast"/>
         </w:trPr>
         <w:tc>
           <w:tcPr>
@@ -1042,7 +1069,7 @@
           </w:tcPr>
           <w:p>
             <w:pPr>
-              <w:pStyle w:val="TableText"/>
+              <w:pStyle w:val="6"/>
             </w:pPr>
           </w:p>
         </w:tc>
@@ -1052,7 +1079,7 @@
           </w:tcPr>
           <w:p>
             <w:pPr>
-              <w:pStyle w:val="TableText"/>
+              <w:pStyle w:val="6"/>
             </w:pPr>
           </w:p>
         </w:tc>
@@ -1062,7 +1089,7 @@
           </w:tcPr>
           <w:p>
             <w:pPr>
-              <w:pStyle w:val="TableText"/>
+              <w:pStyle w:val="6"/>
             </w:pPr>
           </w:p>
         </w:tc>
@@ -1072,7 +1099,7 @@
           </w:tcPr>
           <w:p>
             <w:pPr>
-              <w:pStyle w:val="TableText"/>
+              <w:pStyle w:val="6"/>
             </w:pPr>
           </w:p>
         </w:tc>
@@ -1082,19 +1109,30 @@
           </w:tcPr>
           <w:p>
             <w:pPr>
-              <w:pStyle w:val="TableText"/>
+              <w:pStyle w:val="6"/>
             </w:pPr>
           </w:p>
         </w:tc>
       </w:tr>
       <w:tr>
         <w:tblPrEx>
-          <w:tblW w:w="8508" w:type="dxa"/>
-          <w:tblInd w:w="161" w:type="dxa"/>
-          <w:tblLayout w:type="fixed"/>
+          <w:tblBorders>
+            <w:top w:val="single" w:color="000000" w:sz="2" w:space="0"/>
+            <w:left w:val="single" w:color="000000" w:sz="2" w:space="0"/>
+            <w:bottom w:val="single" w:color="000000" w:sz="2" w:space="0"/>
+            <w:right w:val="single" w:color="000000" w:sz="2" w:space="0"/>
+            <w:insideH w:val="single" w:color="000000" w:sz="2" w:space="0"/>
+            <w:insideV w:val="single" w:color="000000" w:sz="2" w:space="0"/>
+          </w:tblBorders>
+          <w:tblCellMar>
+            <w:top w:w="0" w:type="dxa"/>
+            <w:left w:w="0" w:type="dxa"/>
+            <w:bottom w:w="0" w:type="dxa"/>
+            <w:right w:w="0" w:type="dxa"/>
+          </w:tblCellMar>
         </w:tblPrEx>
         <w:trPr>
-          <w:trHeight w:val="627"/>
+          <w:trHeight w:val="627" w:hRule="atLeast"/>
         </w:trPr>
         <w:tc>
           <w:tcPr>
@@ -1102,7 +1140,7 @@
           </w:tcPr>
           <w:p>
             <w:pPr>
-              <w:pStyle w:val="TableText"/>
+              <w:pStyle w:val="6"/>
             </w:pPr>
           </w:p>
         </w:tc>
@@ -1112,7 +1150,7 @@
           </w:tcPr>
           <w:p>
             <w:pPr>
-              <w:pStyle w:val="TableText"/>
+              <w:pStyle w:val="6"/>
             </w:pPr>
           </w:p>
         </w:tc>
@@ -1122,7 +1160,7 @@
           </w:tcPr>
           <w:p>
             <w:pPr>
-              <w:pStyle w:val="TableText"/>
+              <w:pStyle w:val="6"/>
             </w:pPr>
           </w:p>
         </w:tc>
@@ -1132,7 +1170,7 @@
           </w:tcPr>
           <w:p>
             <w:pPr>
-              <w:pStyle w:val="TableText"/>
+              <w:pStyle w:val="6"/>
             </w:pPr>
           </w:p>
         </w:tc>
@@ -1142,19 +1180,30 @@
           </w:tcPr>
           <w:p>
             <w:pPr>
-              <w:pStyle w:val="TableText"/>
+              <w:pStyle w:val="6"/>
             </w:pPr>
           </w:p>
         </w:tc>
       </w:tr>
       <w:tr>
         <w:tblPrEx>
-          <w:tblW w:w="8508" w:type="dxa"/>
-          <w:tblInd w:w="161" w:type="dxa"/>
-          <w:tblLayout w:type="fixed"/>
+          <w:tblBorders>
+            <w:top w:val="single" w:color="000000" w:sz="2" w:space="0"/>
+            <w:left w:val="single" w:color="000000" w:sz="2" w:space="0"/>
+            <w:bottom w:val="single" w:color="000000" w:sz="2" w:space="0"/>
+            <w:right w:val="single" w:color="000000" w:sz="2" w:space="0"/>
+            <w:insideH w:val="single" w:color="000000" w:sz="2" w:space="0"/>
+            <w:insideV w:val="single" w:color="000000" w:sz="2" w:space="0"/>
+          </w:tblBorders>
+          <w:tblCellMar>
+            <w:top w:w="0" w:type="dxa"/>
+            <w:left w:w="0" w:type="dxa"/>
+            <w:bottom w:w="0" w:type="dxa"/>
+            <w:right w:w="0" w:type="dxa"/>
+          </w:tblCellMar>
         </w:tblPrEx>
         <w:trPr>
-          <w:trHeight w:val="628"/>
+          <w:trHeight w:val="628" w:hRule="atLeast"/>
         </w:trPr>
         <w:tc>
           <w:tcPr>
@@ -1162,7 +1211,7 @@
           </w:tcPr>
           <w:p>
             <w:pPr>
-              <w:pStyle w:val="TableText"/>
+              <w:pStyle w:val="6"/>
             </w:pPr>
           </w:p>
         </w:tc>
@@ -1172,7 +1221,7 @@
           </w:tcPr>
           <w:p>
             <w:pPr>
-              <w:pStyle w:val="TableText"/>
+              <w:pStyle w:val="6"/>
             </w:pPr>
           </w:p>
         </w:tc>
@@ -1182,7 +1231,7 @@
           </w:tcPr>
           <w:p>
             <w:pPr>
-              <w:pStyle w:val="TableText"/>
+              <w:pStyle w:val="6"/>
             </w:pPr>
           </w:p>
         </w:tc>
@@ -1192,7 +1241,7 @@
           </w:tcPr>
           <w:p>
             <w:pPr>
-              <w:pStyle w:val="TableText"/>
+              <w:pStyle w:val="6"/>
             </w:pPr>
           </w:p>
         </w:tc>
@@ -1202,19 +1251,30 @@
           </w:tcPr>
           <w:p>
             <w:pPr>
-              <w:pStyle w:val="TableText"/>
+              <w:pStyle w:val="6"/>
             </w:pPr>
           </w:p>
         </w:tc>
       </w:tr>
       <w:tr>
         <w:tblPrEx>
-          <w:tblW w:w="8508" w:type="dxa"/>
-          <w:tblInd w:w="161" w:type="dxa"/>
-          <w:tblLayout w:type="fixed"/>
+          <w:tblBorders>
+            <w:top w:val="single" w:color="000000" w:sz="2" w:space="0"/>
+            <w:left w:val="single" w:color="000000" w:sz="2" w:space="0"/>
+            <w:bottom w:val="single" w:color="000000" w:sz="2" w:space="0"/>
+            <w:right w:val="single" w:color="000000" w:sz="2" w:space="0"/>
+            <w:insideH w:val="single" w:color="000000" w:sz="2" w:space="0"/>
+            <w:insideV w:val="single" w:color="000000" w:sz="2" w:space="0"/>
+          </w:tblBorders>
+          <w:tblCellMar>
+            <w:top w:w="0" w:type="dxa"/>
+            <w:left w:w="0" w:type="dxa"/>
+            <w:bottom w:w="0" w:type="dxa"/>
+            <w:right w:w="0" w:type="dxa"/>
+          </w:tblCellMar>
         </w:tblPrEx>
         <w:trPr>
-          <w:trHeight w:val="628"/>
+          <w:trHeight w:val="628" w:hRule="atLeast"/>
         </w:trPr>
         <w:tc>
           <w:tcPr>
@@ -1222,7 +1282,7 @@
           </w:tcPr>
           <w:p>
             <w:pPr>
-              <w:pStyle w:val="TableText"/>
+              <w:pStyle w:val="6"/>
             </w:pPr>
           </w:p>
         </w:tc>
@@ -1232,7 +1292,7 @@
           </w:tcPr>
           <w:p>
             <w:pPr>
-              <w:pStyle w:val="TableText"/>
+              <w:pStyle w:val="6"/>
             </w:pPr>
           </w:p>
         </w:tc>
@@ -1242,7 +1302,7 @@
           </w:tcPr>
           <w:p>
             <w:pPr>
-              <w:pStyle w:val="TableText"/>
+              <w:pStyle w:val="6"/>
             </w:pPr>
           </w:p>
         </w:tc>
@@ -1252,7 +1312,7 @@
           </w:tcPr>
           <w:p>
             <w:pPr>
-              <w:pStyle w:val="TableText"/>
+              <w:pStyle w:val="6"/>
             </w:pPr>
           </w:p>
         </w:tc>
@@ -1262,19 +1322,30 @@
           </w:tcPr>
           <w:p>
             <w:pPr>
-              <w:pStyle w:val="TableText"/>
+              <w:pStyle w:val="6"/>
             </w:pPr>
           </w:p>
         </w:tc>
       </w:tr>
       <w:tr>
         <w:tblPrEx>
-          <w:tblW w:w="8508" w:type="dxa"/>
-          <w:tblInd w:w="161" w:type="dxa"/>
-          <w:tblLayout w:type="fixed"/>
+          <w:tblBorders>
+            <w:top w:val="single" w:color="000000" w:sz="2" w:space="0"/>
+            <w:left w:val="single" w:color="000000" w:sz="2" w:space="0"/>
+            <w:bottom w:val="single" w:color="000000" w:sz="2" w:space="0"/>
+            <w:right w:val="single" w:color="000000" w:sz="2" w:space="0"/>
+            <w:insideH w:val="single" w:color="000000" w:sz="2" w:space="0"/>
+            <w:insideV w:val="single" w:color="000000" w:sz="2" w:space="0"/>
+          </w:tblBorders>
+          <w:tblCellMar>
+            <w:top w:w="0" w:type="dxa"/>
+            <w:left w:w="0" w:type="dxa"/>
+            <w:bottom w:w="0" w:type="dxa"/>
+            <w:right w:w="0" w:type="dxa"/>
+          </w:tblCellMar>
         </w:tblPrEx>
         <w:trPr>
-          <w:trHeight w:val="629"/>
+          <w:trHeight w:val="629" w:hRule="atLeast"/>
         </w:trPr>
         <w:tc>
           <w:tcPr>
@@ -1282,7 +1353,7 @@
           </w:tcPr>
           <w:p>
             <w:pPr>
-              <w:pStyle w:val="TableText"/>
+              <w:pStyle w:val="6"/>
             </w:pPr>
           </w:p>
         </w:tc>
@@ -1292,7 +1363,7 @@
           </w:tcPr>
           <w:p>
             <w:pPr>
-              <w:pStyle w:val="TableText"/>
+              <w:pStyle w:val="6"/>
             </w:pPr>
           </w:p>
         </w:tc>
@@ -1302,7 +1373,7 @@
           </w:tcPr>
           <w:p>
             <w:pPr>
-              <w:pStyle w:val="TableText"/>
+              <w:pStyle w:val="6"/>
             </w:pPr>
           </w:p>
         </w:tc>
@@ -1312,7 +1383,7 @@
           </w:tcPr>
           <w:p>
             <w:pPr>
-              <w:pStyle w:val="TableText"/>
+              <w:pStyle w:val="6"/>
             </w:pPr>
           </w:p>
         </w:tc>
@@ -1322,19 +1393,30 @@
           </w:tcPr>
           <w:p>
             <w:pPr>
-              <w:pStyle w:val="TableText"/>
+              <w:pStyle w:val="6"/>
             </w:pPr>
           </w:p>
         </w:tc>
       </w:tr>
       <w:tr>
         <w:tblPrEx>
-          <w:tblW w:w="8508" w:type="dxa"/>
-          <w:tblInd w:w="161" w:type="dxa"/>
-          <w:tblLayout w:type="fixed"/>
+          <w:tblBorders>
+            <w:top w:val="single" w:color="000000" w:sz="2" w:space="0"/>
+            <w:left w:val="single" w:color="000000" w:sz="2" w:space="0"/>
+            <w:bottom w:val="single" w:color="000000" w:sz="2" w:space="0"/>
+            <w:right w:val="single" w:color="000000" w:sz="2" w:space="0"/>
+            <w:insideH w:val="single" w:color="000000" w:sz="2" w:space="0"/>
+            <w:insideV w:val="single" w:color="000000" w:sz="2" w:space="0"/>
+          </w:tblBorders>
+          <w:tblCellMar>
+            <w:top w:w="0" w:type="dxa"/>
+            <w:left w:w="0" w:type="dxa"/>
+            <w:bottom w:w="0" w:type="dxa"/>
+            <w:right w:w="0" w:type="dxa"/>
+          </w:tblCellMar>
         </w:tblPrEx>
         <w:trPr>
-          <w:trHeight w:val="628"/>
+          <w:trHeight w:val="628" w:hRule="atLeast"/>
         </w:trPr>
         <w:tc>
           <w:tcPr>
@@ -1342,7 +1424,7 @@
           </w:tcPr>
           <w:p>
             <w:pPr>
-              <w:pStyle w:val="TableText"/>
+              <w:pStyle w:val="6"/>
             </w:pPr>
           </w:p>
         </w:tc>
@@ -1352,7 +1434,7 @@
           </w:tcPr>
           <w:p>
             <w:pPr>
-              <w:pStyle w:val="TableText"/>
+              <w:pStyle w:val="6"/>
             </w:pPr>
           </w:p>
         </w:tc>
@@ -1362,7 +1444,7 @@
           </w:tcPr>
           <w:p>
             <w:pPr>
-              <w:pStyle w:val="TableText"/>
+              <w:pStyle w:val="6"/>
             </w:pPr>
           </w:p>
         </w:tc>
@@ -1372,7 +1454,7 @@
           </w:tcPr>
           <w:p>
             <w:pPr>
-              <w:pStyle w:val="TableText"/>
+              <w:pStyle w:val="6"/>
             </w:pPr>
           </w:p>
         </w:tc>
@@ -1382,19 +1464,30 @@
           </w:tcPr>
           <w:p>
             <w:pPr>
-              <w:pStyle w:val="TableText"/>
+              <w:pStyle w:val="6"/>
             </w:pPr>
           </w:p>
         </w:tc>
       </w:tr>
       <w:tr>
         <w:tblPrEx>
-          <w:tblW w:w="8508" w:type="dxa"/>
-          <w:tblInd w:w="161" w:type="dxa"/>
-          <w:tblLayout w:type="fixed"/>
+          <w:tblBorders>
+            <w:top w:val="single" w:color="000000" w:sz="2" w:space="0"/>
+            <w:left w:val="single" w:color="000000" w:sz="2" w:space="0"/>
+            <w:bottom w:val="single" w:color="000000" w:sz="2" w:space="0"/>
+            <w:right w:val="single" w:color="000000" w:sz="2" w:space="0"/>
+            <w:insideH w:val="single" w:color="000000" w:sz="2" w:space="0"/>
+            <w:insideV w:val="single" w:color="000000" w:sz="2" w:space="0"/>
+          </w:tblBorders>
+          <w:tblCellMar>
+            <w:top w:w="0" w:type="dxa"/>
+            <w:left w:w="0" w:type="dxa"/>
+            <w:bottom w:w="0" w:type="dxa"/>
+            <w:right w:w="0" w:type="dxa"/>
+          </w:tblCellMar>
         </w:tblPrEx>
         <w:trPr>
-          <w:trHeight w:val="632"/>
+          <w:trHeight w:val="632" w:hRule="atLeast"/>
         </w:trPr>
         <w:tc>
           <w:tcPr>
@@ -1402,7 +1495,7 @@
           </w:tcPr>
           <w:p>
             <w:pPr>
-              <w:pStyle w:val="TableText"/>
+              <w:pStyle w:val="6"/>
             </w:pPr>
           </w:p>
         </w:tc>
@@ -1412,7 +1505,7 @@
           </w:tcPr>
           <w:p>
             <w:pPr>
-              <w:pStyle w:val="TableText"/>
+              <w:pStyle w:val="6"/>
             </w:pPr>
           </w:p>
         </w:tc>
@@ -1422,7 +1515,7 @@
           </w:tcPr>
           <w:p>
             <w:pPr>
-              <w:pStyle w:val="TableText"/>
+              <w:pStyle w:val="6"/>
             </w:pPr>
           </w:p>
         </w:tc>
@@ -1432,7 +1525,7 @@
           </w:tcPr>
           <w:p>
             <w:pPr>
-              <w:pStyle w:val="TableText"/>
+              <w:pStyle w:val="6"/>
             </w:pPr>
           </w:p>
         </w:tc>
@@ -1442,7 +1535,7 @@
           </w:tcPr>
           <w:p>
             <w:pPr>
-              <w:pStyle w:val="TableText"/>
+              <w:pStyle w:val="6"/>
             </w:pPr>
           </w:p>
         </w:tc>
@@ -1450,30 +1543,30 @@
     </w:tbl>
     <w:p>
       <w:pPr>
-        <w:pStyle w:val="BodyText"/>
+        <w:pStyle w:val="2"/>
       </w:pPr>
     </w:p>
     <w:p>
       <w:pPr>
         <w:sectPr>
-          <w:headerReference w:type="default" r:id="rId6"/>
-          <w:footerReference w:type="default" r:id="rId7"/>
+          <w:headerReference r:id="rId6" w:type="default"/>
+          <w:footerReference r:id="rId7" w:type="default"/>
           <w:pgSz w:w="11910" w:h="16840"/>
           <w:pgMar w:top="1574" w:right="1477" w:bottom="961" w:left="1760" w:header="1068" w:footer="726" w:gutter="0"/>
-          <w:cols w:space="720"/>
+          <w:cols w:space="720" w:num="1"/>
         </w:sectPr>
       </w:pPr>
     </w:p>
     <w:p>
       <w:pPr>
-        <w:pStyle w:val="BodyText"/>
+        <w:pStyle w:val="2"/>
         <w:spacing w:line="349" w:lineRule="auto"/>
       </w:pPr>
     </w:p>
     <w:sdt>
       <w:sdtPr>
         <w:rPr>
-          <w:rFonts w:ascii="SimSun" w:eastAsia="SimSun" w:hAnsi="SimSun" w:cs="SimSun"/>
+          <w:rFonts w:ascii="宋体" w:hAnsi="宋体" w:eastAsia="宋体" w:cs="宋体"/>
           <w:sz w:val="24"/>
           <w:szCs w:val="24"/>
         </w:rPr>
@@ -1485,7 +1578,7 @@
       </w:sdtPr>
       <w:sdtEndPr>
         <w:rPr>
-          <w:rFonts w:ascii="SimSun" w:eastAsia="SimSun" w:hAnsi="SimSun" w:cs="SimSun"/>
+          <w:rFonts w:ascii="宋体" w:hAnsi="宋体" w:eastAsia="宋体" w:cs="宋体"/>
           <w:sz w:val="24"/>
           <w:szCs w:val="24"/>
         </w:rPr>
@@ -1496,14 +1589,14 @@
             <w:spacing w:before="78" w:line="221" w:lineRule="auto"/>
             <w:ind w:left="4150"/>
             <w:rPr>
-              <w:rFonts w:ascii="SimSun" w:eastAsia="SimSun" w:hAnsi="SimSun" w:cs="SimSun"/>
+              <w:rFonts w:ascii="宋体" w:hAnsi="宋体" w:eastAsia="宋体" w:cs="宋体"/>
               <w:sz w:val="24"/>
               <w:szCs w:val="24"/>
             </w:rPr>
           </w:pPr>
           <w:r>
             <w:rPr>
-              <w:rFonts w:ascii="SimSun" w:eastAsia="SimSun" w:hAnsi="SimSun" w:cs="SimSun"/>
+              <w:rFonts w:ascii="宋体" w:hAnsi="宋体" w:eastAsia="宋体" w:cs="宋体"/>
               <w:spacing w:val="-28"/>
               <w:sz w:val="24"/>
               <w:szCs w:val="24"/>
@@ -1519,7 +1612,7 @@
             <w:spacing w:before="180" w:line="185" w:lineRule="auto"/>
             <w:ind w:left="18"/>
             <w:rPr>
-              <w:rFonts w:ascii="SimSun" w:eastAsia="SimSun" w:hAnsi="SimSun" w:cs="SimSun"/>
+              <w:rFonts w:ascii="宋体" w:hAnsi="宋体" w:eastAsia="宋体" w:cs="宋体"/>
               <w:sz w:val="24"/>
               <w:szCs w:val="24"/>
             </w:rPr>
@@ -1535,7 +1628,7 @@
           </w:r>
           <w:r>
             <w:rPr>
-              <w:rFonts w:ascii="SimSun" w:eastAsia="SimSun" w:hAnsi="SimSun" w:cs="SimSun"/>
+              <w:rFonts w:ascii="宋体" w:hAnsi="宋体" w:eastAsia="宋体" w:cs="宋体"/>
               <w:spacing w:val="-8"/>
               <w:sz w:val="24"/>
               <w:szCs w:val="24"/>
@@ -1544,7 +1637,7 @@
           </w:r>
           <w:r>
             <w:rPr>
-              <w:rFonts w:ascii="SimSun" w:eastAsia="SimSun" w:hAnsi="SimSun" w:cs="SimSun"/>
+              <w:rFonts w:ascii="宋体" w:hAnsi="宋体" w:eastAsia="宋体" w:cs="宋体"/>
               <w:spacing w:val="11"/>
               <w:sz w:val="24"/>
               <w:szCs w:val="24"/>
@@ -1553,7 +1646,7 @@
           </w:r>
           <w:r>
             <w:rPr>
-              <w:rFonts w:ascii="SimSun" w:eastAsia="SimSun" w:hAnsi="SimSun" w:cs="SimSun"/>
+              <w:rFonts w:ascii="宋体" w:hAnsi="宋体" w:eastAsia="宋体" w:cs="宋体"/>
               <w:spacing w:val="-8"/>
               <w:sz w:val="24"/>
               <w:szCs w:val="24"/>
@@ -1562,7 +1655,7 @@
           </w:r>
           <w:r>
             <w:rPr>
-              <w:rFonts w:ascii="SimSun" w:eastAsia="SimSun" w:hAnsi="SimSun" w:cs="SimSun"/>
+              <w:rFonts w:ascii="宋体" w:hAnsi="宋体" w:eastAsia="宋体" w:cs="宋体"/>
               <w:sz w:val="24"/>
               <w:szCs w:val="24"/>
             </w:rPr>
@@ -1570,7 +1663,7 @@
           </w:r>
           <w:r>
             <w:rPr>
-              <w:rFonts w:ascii="SimSun" w:eastAsia="SimSun" w:hAnsi="SimSun" w:cs="SimSun"/>
+              <w:rFonts w:ascii="宋体" w:hAnsi="宋体" w:eastAsia="宋体" w:cs="宋体"/>
               <w:spacing w:val="-63"/>
               <w:sz w:val="24"/>
               <w:szCs w:val="24"/>
@@ -1579,7 +1672,7 @@
           </w:r>
           <w:r>
             <w:rPr>
-              <w:rFonts w:ascii="SimSun" w:eastAsia="SimSun" w:hAnsi="SimSun" w:cs="SimSun"/>
+              <w:rFonts w:ascii="宋体" w:hAnsi="宋体" w:eastAsia="宋体" w:cs="宋体"/>
               <w:spacing w:val="-9"/>
               <w:sz w:val="24"/>
               <w:szCs w:val="24"/>
@@ -1598,7 +1691,7 @@
             <w:spacing w:before="227" w:line="185" w:lineRule="auto"/>
             <w:ind w:left="3"/>
             <w:rPr>
-              <w:rFonts w:ascii="SimSun" w:eastAsia="SimSun" w:hAnsi="SimSun" w:cs="SimSun"/>
+              <w:rFonts w:ascii="宋体" w:hAnsi="宋体" w:eastAsia="宋体" w:cs="宋体"/>
               <w:sz w:val="24"/>
               <w:szCs w:val="24"/>
             </w:rPr>
@@ -1614,7 +1707,7 @@
           </w:r>
           <w:r>
             <w:rPr>
-              <w:rFonts w:ascii="SimSun" w:eastAsia="SimSun" w:hAnsi="SimSun" w:cs="SimSun"/>
+              <w:rFonts w:ascii="宋体" w:hAnsi="宋体" w:eastAsia="宋体" w:cs="宋体"/>
               <w:spacing w:val="-3"/>
               <w:sz w:val="24"/>
               <w:szCs w:val="24"/>
@@ -1623,7 +1716,7 @@
           </w:r>
           <w:r>
             <w:rPr>
-              <w:rFonts w:ascii="SimSun" w:eastAsia="SimSun" w:hAnsi="SimSun" w:cs="SimSun"/>
+              <w:rFonts w:ascii="宋体" w:hAnsi="宋体" w:eastAsia="宋体" w:cs="宋体"/>
               <w:sz w:val="24"/>
               <w:szCs w:val="24"/>
             </w:rPr>
@@ -1631,7 +1724,7 @@
           </w:r>
           <w:r>
             <w:rPr>
-              <w:rFonts w:ascii="SimSun" w:eastAsia="SimSun" w:hAnsi="SimSun" w:cs="SimSun"/>
+              <w:rFonts w:ascii="宋体" w:hAnsi="宋体" w:eastAsia="宋体" w:cs="宋体"/>
               <w:spacing w:val="-63"/>
               <w:sz w:val="24"/>
               <w:szCs w:val="24"/>
@@ -1640,7 +1733,7 @@
           </w:r>
           <w:r>
             <w:rPr>
-              <w:rFonts w:ascii="SimSun" w:eastAsia="SimSun" w:hAnsi="SimSun" w:cs="SimSun"/>
+              <w:rFonts w:ascii="宋体" w:hAnsi="宋体" w:eastAsia="宋体" w:cs="宋体"/>
               <w:spacing w:val="-9"/>
               <w:sz w:val="24"/>
               <w:szCs w:val="24"/>
@@ -1659,7 +1752,7 @@
             <w:spacing w:before="225" w:line="185" w:lineRule="auto"/>
             <w:ind w:left="5"/>
             <w:rPr>
-              <w:rFonts w:ascii="SimSun" w:eastAsia="SimSun" w:hAnsi="SimSun" w:cs="SimSun"/>
+              <w:rFonts w:ascii="宋体" w:hAnsi="宋体" w:eastAsia="宋体" w:cs="宋体"/>
               <w:sz w:val="24"/>
               <w:szCs w:val="24"/>
             </w:rPr>
@@ -1675,7 +1768,7 @@
           </w:r>
           <w:r>
             <w:rPr>
-              <w:rFonts w:ascii="SimSun" w:eastAsia="SimSun" w:hAnsi="SimSun" w:cs="SimSun"/>
+              <w:rFonts w:ascii="宋体" w:hAnsi="宋体" w:eastAsia="宋体" w:cs="宋体"/>
               <w:spacing w:val="-5"/>
               <w:sz w:val="24"/>
               <w:szCs w:val="24"/>
@@ -1684,7 +1777,7 @@
           </w:r>
           <w:r>
             <w:rPr>
-              <w:rFonts w:ascii="SimSun" w:eastAsia="SimSun" w:hAnsi="SimSun" w:cs="SimSun"/>
+              <w:rFonts w:ascii="宋体" w:hAnsi="宋体" w:eastAsia="宋体" w:cs="宋体"/>
               <w:spacing w:val="9"/>
               <w:sz w:val="24"/>
               <w:szCs w:val="24"/>
@@ -1693,7 +1786,7 @@
           </w:r>
           <w:r>
             <w:rPr>
-              <w:rFonts w:ascii="SimSun" w:eastAsia="SimSun" w:hAnsi="SimSun" w:cs="SimSun"/>
+              <w:rFonts w:ascii="宋体" w:hAnsi="宋体" w:eastAsia="宋体" w:cs="宋体"/>
               <w:spacing w:val="-5"/>
               <w:sz w:val="24"/>
               <w:szCs w:val="24"/>
@@ -1702,7 +1795,7 @@
           </w:r>
           <w:r>
             <w:rPr>
-              <w:rFonts w:ascii="SimSun" w:eastAsia="SimSun" w:hAnsi="SimSun" w:cs="SimSun"/>
+              <w:rFonts w:ascii="宋体" w:hAnsi="宋体" w:eastAsia="宋体" w:cs="宋体"/>
               <w:sz w:val="24"/>
               <w:szCs w:val="24"/>
             </w:rPr>
@@ -1710,7 +1803,7 @@
           </w:r>
           <w:r>
             <w:rPr>
-              <w:rFonts w:ascii="SimSun" w:eastAsia="SimSun" w:hAnsi="SimSun" w:cs="SimSun"/>
+              <w:rFonts w:ascii="宋体" w:hAnsi="宋体" w:eastAsia="宋体" w:cs="宋体"/>
               <w:spacing w:val="-63"/>
               <w:sz w:val="24"/>
               <w:szCs w:val="24"/>
@@ -1719,7 +1812,7 @@
           </w:r>
           <w:r>
             <w:rPr>
-              <w:rFonts w:ascii="SimSun" w:eastAsia="SimSun" w:hAnsi="SimSun" w:cs="SimSun"/>
+              <w:rFonts w:ascii="宋体" w:hAnsi="宋体" w:eastAsia="宋体" w:cs="宋体"/>
               <w:spacing w:val="-9"/>
               <w:sz w:val="24"/>
               <w:szCs w:val="24"/>
@@ -1737,7 +1830,7 @@
             </w:tabs>
             <w:spacing w:before="227" w:line="184" w:lineRule="auto"/>
             <w:rPr>
-              <w:rFonts w:ascii="SimSun" w:eastAsia="SimSun" w:hAnsi="SimSun" w:cs="SimSun"/>
+              <w:rFonts w:ascii="宋体" w:hAnsi="宋体" w:eastAsia="宋体" w:cs="宋体"/>
               <w:sz w:val="24"/>
               <w:szCs w:val="24"/>
             </w:rPr>
@@ -1753,7 +1846,7 @@
           </w:r>
           <w:r>
             <w:rPr>
-              <w:rFonts w:ascii="SimSun" w:eastAsia="SimSun" w:hAnsi="SimSun" w:cs="SimSun"/>
+              <w:rFonts w:ascii="宋体" w:hAnsi="宋体" w:eastAsia="宋体" w:cs="宋体"/>
               <w:spacing w:val="-2"/>
               <w:sz w:val="24"/>
               <w:szCs w:val="24"/>
@@ -1762,7 +1855,7 @@
           </w:r>
           <w:r>
             <w:rPr>
-              <w:rFonts w:ascii="SimSun" w:eastAsia="SimSun" w:hAnsi="SimSun" w:cs="SimSun"/>
+              <w:rFonts w:ascii="宋体" w:hAnsi="宋体" w:eastAsia="宋体" w:cs="宋体"/>
               <w:sz w:val="24"/>
               <w:szCs w:val="24"/>
             </w:rPr>
@@ -1770,7 +1863,7 @@
           </w:r>
           <w:r>
             <w:rPr>
-              <w:rFonts w:ascii="SimSun" w:eastAsia="SimSun" w:hAnsi="SimSun" w:cs="SimSun"/>
+              <w:rFonts w:ascii="宋体" w:hAnsi="宋体" w:eastAsia="宋体" w:cs="宋体"/>
               <w:spacing w:val="-63"/>
               <w:sz w:val="24"/>
               <w:szCs w:val="24"/>
@@ -1779,7 +1872,7 @@
           </w:r>
           <w:r>
             <w:rPr>
-              <w:rFonts w:ascii="SimSun" w:eastAsia="SimSun" w:hAnsi="SimSun" w:cs="SimSun"/>
+              <w:rFonts w:ascii="宋体" w:hAnsi="宋体" w:eastAsia="宋体" w:cs="宋体"/>
               <w:spacing w:val="-9"/>
               <w:sz w:val="24"/>
               <w:szCs w:val="24"/>
@@ -1798,7 +1891,7 @@
             <w:spacing w:before="226" w:line="185" w:lineRule="auto"/>
             <w:ind w:left="5"/>
             <w:rPr>
-              <w:rFonts w:ascii="SimSun" w:eastAsia="SimSun" w:hAnsi="SimSun" w:cs="SimSun"/>
+              <w:rFonts w:ascii="宋体" w:hAnsi="宋体" w:eastAsia="宋体" w:cs="宋体"/>
               <w:sz w:val="24"/>
               <w:szCs w:val="24"/>
             </w:rPr>
@@ -1814,7 +1907,7 @@
           </w:r>
           <w:r>
             <w:rPr>
-              <w:rFonts w:ascii="SimSun" w:eastAsia="SimSun" w:hAnsi="SimSun" w:cs="SimSun"/>
+              <w:rFonts w:ascii="宋体" w:hAnsi="宋体" w:eastAsia="宋体" w:cs="宋体"/>
               <w:spacing w:val="-7"/>
               <w:sz w:val="24"/>
               <w:szCs w:val="24"/>
@@ -1823,7 +1916,7 @@
           </w:r>
           <w:r>
             <w:rPr>
-              <w:rFonts w:ascii="SimSun" w:eastAsia="SimSun" w:hAnsi="SimSun" w:cs="SimSun"/>
+              <w:rFonts w:ascii="宋体" w:hAnsi="宋体" w:eastAsia="宋体" w:cs="宋体"/>
               <w:spacing w:val="19"/>
               <w:sz w:val="24"/>
               <w:szCs w:val="24"/>
@@ -1832,7 +1925,7 @@
           </w:r>
           <w:r>
             <w:rPr>
-              <w:rFonts w:ascii="SimSun" w:eastAsia="SimSun" w:hAnsi="SimSun" w:cs="SimSun"/>
+              <w:rFonts w:ascii="宋体" w:hAnsi="宋体" w:eastAsia="宋体" w:cs="宋体"/>
               <w:spacing w:val="-7"/>
               <w:sz w:val="24"/>
               <w:szCs w:val="24"/>
@@ -1841,7 +1934,7 @@
           </w:r>
           <w:r>
             <w:rPr>
-              <w:rFonts w:ascii="SimSun" w:eastAsia="SimSun" w:hAnsi="SimSun" w:cs="SimSun"/>
+              <w:rFonts w:ascii="宋体" w:hAnsi="宋体" w:eastAsia="宋体" w:cs="宋体"/>
               <w:sz w:val="24"/>
               <w:szCs w:val="24"/>
             </w:rPr>
@@ -1849,7 +1942,7 @@
           </w:r>
           <w:r>
             <w:rPr>
-              <w:rFonts w:ascii="SimSun" w:eastAsia="SimSun" w:hAnsi="SimSun" w:cs="SimSun"/>
+              <w:rFonts w:ascii="宋体" w:hAnsi="宋体" w:eastAsia="宋体" w:cs="宋体"/>
               <w:spacing w:val="-58"/>
               <w:sz w:val="24"/>
               <w:szCs w:val="24"/>
@@ -1858,7 +1951,7 @@
           </w:r>
           <w:r>
             <w:rPr>
-              <w:rFonts w:ascii="SimSun" w:eastAsia="SimSun" w:hAnsi="SimSun" w:cs="SimSun"/>
+              <w:rFonts w:ascii="宋体" w:hAnsi="宋体" w:eastAsia="宋体" w:cs="宋体"/>
               <w:spacing w:val="-15"/>
               <w:sz w:val="24"/>
               <w:szCs w:val="24"/>
@@ -1877,7 +1970,7 @@
             <w:spacing w:before="224" w:line="220" w:lineRule="auto"/>
             <w:ind w:left="2"/>
             <w:rPr>
-              <w:rFonts w:ascii="SimSun" w:eastAsia="SimSun" w:hAnsi="SimSun" w:cs="SimSun"/>
+              <w:rFonts w:ascii="宋体" w:hAnsi="宋体" w:eastAsia="宋体" w:cs="宋体"/>
               <w:sz w:val="24"/>
               <w:szCs w:val="24"/>
             </w:rPr>
@@ -1893,7 +1986,7 @@
           </w:r>
           <w:r>
             <w:rPr>
-              <w:rFonts w:ascii="SimSun" w:eastAsia="SimSun" w:hAnsi="SimSun" w:cs="SimSun"/>
+              <w:rFonts w:ascii="宋体" w:hAnsi="宋体" w:eastAsia="宋体" w:cs="宋体"/>
               <w:spacing w:val="-2"/>
               <w:sz w:val="24"/>
               <w:szCs w:val="24"/>
@@ -1902,7 +1995,7 @@
           </w:r>
           <w:r>
             <w:rPr>
-              <w:rFonts w:ascii="SimSun" w:eastAsia="SimSun" w:hAnsi="SimSun" w:cs="SimSun"/>
+              <w:rFonts w:ascii="宋体" w:hAnsi="宋体" w:eastAsia="宋体" w:cs="宋体"/>
               <w:sz w:val="24"/>
               <w:szCs w:val="24"/>
             </w:rPr>
@@ -1910,7 +2003,7 @@
           </w:r>
           <w:r>
             <w:rPr>
-              <w:rFonts w:ascii="SimSun" w:eastAsia="SimSun" w:hAnsi="SimSun" w:cs="SimSun"/>
+              <w:rFonts w:ascii="宋体" w:hAnsi="宋体" w:eastAsia="宋体" w:cs="宋体"/>
               <w:spacing w:val="-58"/>
               <w:sz w:val="24"/>
               <w:szCs w:val="24"/>
@@ -1919,7 +2012,7 @@
           </w:r>
           <w:r>
             <w:rPr>
-              <w:rFonts w:ascii="SimSun" w:eastAsia="SimSun" w:hAnsi="SimSun" w:cs="SimSun"/>
+              <w:rFonts w:ascii="宋体" w:hAnsi="宋体" w:eastAsia="宋体" w:cs="宋体"/>
               <w:spacing w:val="-15"/>
               <w:sz w:val="24"/>
               <w:szCs w:val="24"/>
@@ -1936,29 +2029,17 @@
       <w:pPr>
         <w:spacing w:line="220" w:lineRule="auto"/>
         <w:rPr>
-          <w:rFonts w:ascii="SimSun" w:eastAsia="SimSun" w:hAnsi="SimSun" w:cs="SimSun"/>
+          <w:rFonts w:ascii="宋体" w:hAnsi="宋体" w:eastAsia="宋体" w:cs="宋体"/>
           <w:sz w:val="24"/>
           <w:szCs w:val="24"/>
         </w:rPr>
         <w:sectPr>
-          <w:headerReference w:type="default" r:id="rId8"/>
-          <w:footerReference w:type="default" r:id="rId9"/>
+          <w:headerReference r:id="rId8" w:type="default"/>
+          <w:footerReference r:id="rId9" w:type="default"/>
           <w:pgSz w:w="11910" w:h="16840"/>
           <w:pgMar w:top="1574" w:right="1561" w:bottom="961" w:left="1669" w:header="1068" w:footer="728" w:gutter="0"/>
-          <w:cols w:space="720"/>
+          <w:cols w:space="720" w:num="1"/>
         </w:sectPr>
-      </w:pPr>
-    </w:p>
-    <w:p>
-      <w:pPr>
-        <w:pStyle w:val="BodyText"/>
-        <w:spacing w:line="279" w:lineRule="auto"/>
-      </w:pPr>
-    </w:p>
-    <w:p>
-      <w:pPr>
-        <w:pStyle w:val="BodyText"/>
-        <w:spacing w:line="279" w:lineRule="auto"/>
       </w:pPr>
     </w:p>
     <w:p>
@@ -1967,7 +2048,7 @@
         <w:ind w:left="67"/>
         <w:outlineLvl w:val="0"/>
         <w:rPr>
-          <w:rFonts w:ascii="SimHei" w:eastAsia="SimHei" w:hAnsi="SimHei" w:cs="SimHei"/>
+          <w:rFonts w:ascii="黑体" w:hAnsi="黑体" w:eastAsia="黑体" w:cs="黑体"/>
           <w:sz w:val="31"/>
           <w:szCs w:val="31"/>
         </w:rPr>
@@ -1976,7 +2057,7 @@
       <w:bookmarkEnd w:id="0"/>
       <w:r>
         <w:rPr>
-          <w:rFonts w:ascii="SimHei" w:eastAsia="SimHei" w:hAnsi="SimHei" w:cs="SimHei"/>
+          <w:rFonts w:ascii="黑体" w:hAnsi="黑体" w:eastAsia="黑体" w:cs="黑体"/>
           <w:b/>
           <w:bCs/>
           <w:spacing w:val="-3"/>
@@ -1987,7 +2068,7 @@
       </w:r>
       <w:r>
         <w:rPr>
-          <w:rFonts w:ascii="SimHei" w:eastAsia="SimHei" w:hAnsi="SimHei" w:cs="SimHei"/>
+          <w:rFonts w:ascii="黑体" w:hAnsi="黑体" w:eastAsia="黑体" w:cs="黑体"/>
           <w:spacing w:val="-55"/>
           <w:sz w:val="31"/>
           <w:szCs w:val="31"/>
@@ -1996,7 +2077,7 @@
       </w:r>
       <w:r>
         <w:rPr>
-          <w:rFonts w:ascii="SimHei" w:eastAsia="SimHei" w:hAnsi="SimHei" w:cs="SimHei"/>
+          <w:rFonts w:ascii="黑体" w:hAnsi="黑体" w:eastAsia="黑体" w:cs="黑体"/>
           <w:b/>
           <w:bCs/>
           <w:spacing w:val="-3"/>
@@ -2008,99 +2089,93 @@
     </w:p>
     <w:p>
       <w:pPr>
-        <w:pStyle w:val="BodyText"/>
-        <w:spacing w:line="265" w:lineRule="auto"/>
-      </w:pPr>
-    </w:p>
-    <w:p>
-      <w:pPr>
-        <w:pStyle w:val="BodyText"/>
-        <w:spacing w:line="266" w:lineRule="auto"/>
-      </w:pPr>
-    </w:p>
-    <w:p>
-      <w:pPr>
         <w:spacing w:before="78" w:line="220" w:lineRule="auto"/>
         <w:ind w:left="527"/>
         <w:rPr>
-          <w:rFonts w:ascii="SimSun" w:eastAsia="SimSun" w:hAnsi="SimSun" w:cs="SimSun"/>
-          <w:sz w:val="24"/>
-          <w:szCs w:val="24"/>
-        </w:rPr>
-      </w:pPr>
-      <w:r>
-        <w:rPr>
-          <w:rFonts w:ascii="SimSun" w:eastAsia="SimSun" w:hAnsi="SimSun" w:cs="SimSun"/>
+          <w:rFonts w:hint="eastAsia" w:ascii="宋体" w:hAnsi="宋体" w:eastAsia="宋体" w:cs="宋体"/>
+          <w:sz w:val="24"/>
+          <w:szCs w:val="24"/>
+          <w:lang w:eastAsia="zh-CN"/>
+        </w:rPr>
+      </w:pPr>
+      <w:r>
+        <w:rPr>
+          <w:rFonts w:ascii="宋体" w:hAnsi="宋体" w:eastAsia="宋体" w:cs="宋体"/>
           <w:spacing w:val="-1"/>
           <w:sz w:val="24"/>
           <w:szCs w:val="24"/>
         </w:rPr>
-        <w:t>评审时间：2025.5.28</w:t>
-      </w:r>
-    </w:p>
-    <w:p>
-      <w:pPr>
-        <w:pStyle w:val="BodyText"/>
-        <w:spacing w:line="264" w:lineRule="auto"/>
-      </w:pPr>
+        <w:t>评审时间：2025.</w:t>
+      </w:r>
+      <w:r>
+        <w:rPr>
+          <w:rFonts w:hint="eastAsia" w:ascii="宋体" w:hAnsi="宋体" w:eastAsia="宋体" w:cs="宋体"/>
+          <w:spacing w:val="-1"/>
+          <w:sz w:val="24"/>
+          <w:szCs w:val="24"/>
+          <w:lang w:val="en-US" w:eastAsia="zh-CN"/>
+        </w:rPr>
+        <w:t>9</w:t>
+      </w:r>
+      <w:r>
+        <w:rPr>
+          <w:rFonts w:ascii="宋体" w:hAnsi="宋体" w:eastAsia="宋体" w:cs="宋体"/>
+          <w:spacing w:val="-1"/>
+          <w:sz w:val="24"/>
+          <w:szCs w:val="24"/>
+        </w:rPr>
+        <w:t>.2</w:t>
+      </w:r>
+      <w:r>
+        <w:rPr>
+          <w:rFonts w:hint="eastAsia" w:ascii="宋体" w:hAnsi="宋体" w:eastAsia="宋体" w:cs="宋体"/>
+          <w:spacing w:val="-1"/>
+          <w:sz w:val="24"/>
+          <w:szCs w:val="24"/>
+          <w:lang w:val="en-US" w:eastAsia="zh-CN"/>
+        </w:rPr>
+        <w:t>0</w:t>
+      </w:r>
     </w:p>
     <w:p>
       <w:pPr>
         <w:spacing w:before="78" w:line="219" w:lineRule="auto"/>
         <w:ind w:left="527"/>
         <w:rPr>
-          <w:rFonts w:ascii="SimSun" w:eastAsia="SimSun" w:hAnsi="SimSun" w:cs="SimSun"/>
-          <w:sz w:val="24"/>
-          <w:szCs w:val="24"/>
-        </w:rPr>
-      </w:pPr>
-      <w:r>
-        <w:rPr>
-          <w:rFonts w:ascii="SimSun" w:eastAsia="SimSun" w:hAnsi="SimSun" w:cs="SimSun"/>
+          <w:rFonts w:ascii="宋体" w:hAnsi="宋体" w:eastAsia="宋体" w:cs="宋体"/>
+          <w:sz w:val="24"/>
+          <w:szCs w:val="24"/>
+        </w:rPr>
+      </w:pPr>
+      <w:r>
+        <w:rPr>
+          <w:rFonts w:ascii="宋体" w:hAnsi="宋体" w:eastAsia="宋体" w:cs="宋体"/>
           <w:spacing w:val="-2"/>
           <w:sz w:val="24"/>
           <w:szCs w:val="24"/>
         </w:rPr>
         <w:t>评审地点：会议区</w:t>
       </w:r>
-    </w:p>
-    <w:p>
-      <w:pPr>
-        <w:pStyle w:val="BodyText"/>
-        <w:spacing w:line="272" w:lineRule="auto"/>
-      </w:pPr>
     </w:p>
     <w:p>
       <w:pPr>
         <w:spacing w:before="79" w:line="219" w:lineRule="auto"/>
         <w:ind w:left="530"/>
         <w:rPr>
-          <w:rFonts w:ascii="SimSun" w:eastAsia="SimSun" w:hAnsi="SimSun" w:cs="SimSun"/>
-          <w:sz w:val="24"/>
-          <w:szCs w:val="24"/>
-        </w:rPr>
-      </w:pPr>
-      <w:r>
-        <w:rPr>
-          <w:rFonts w:ascii="SimSun" w:eastAsia="SimSun" w:hAnsi="SimSun" w:cs="SimSun"/>
+          <w:rFonts w:ascii="宋体" w:hAnsi="宋体" w:eastAsia="宋体" w:cs="宋体"/>
+          <w:sz w:val="24"/>
+          <w:szCs w:val="24"/>
+        </w:rPr>
+      </w:pPr>
+      <w:r>
+        <w:rPr>
+          <w:rFonts w:ascii="宋体" w:hAnsi="宋体" w:eastAsia="宋体" w:cs="宋体"/>
           <w:spacing w:val="-15"/>
           <w:sz w:val="24"/>
           <w:szCs w:val="24"/>
         </w:rPr>
         <w:t>参与人员：公司高层、运维部、人力行政部、质量部、开发部、市场商务部。</w:t>
       </w:r>
-    </w:p>
-    <w:p>
-      <w:pPr>
-        <w:pStyle w:val="BodyText"/>
-        <w:spacing w:line="261" w:lineRule="auto"/>
-      </w:pPr>
-    </w:p>
-    <w:p>
-      <w:pPr>
-        <w:pStyle w:val="BodyText"/>
-        <w:spacing w:line="261" w:lineRule="auto"/>
-      </w:pPr>
     </w:p>
     <w:p>
       <w:pPr>
@@ -2108,7 +2183,7 @@
         <w:ind w:left="49"/>
         <w:outlineLvl w:val="0"/>
         <w:rPr>
-          <w:rFonts w:ascii="SimHei" w:eastAsia="SimHei" w:hAnsi="SimHei" w:cs="SimHei"/>
+          <w:rFonts w:ascii="黑体" w:hAnsi="黑体" w:eastAsia="黑体" w:cs="黑体"/>
           <w:sz w:val="31"/>
           <w:szCs w:val="31"/>
         </w:rPr>
@@ -2117,7 +2192,7 @@
       <w:bookmarkEnd w:id="1"/>
       <w:r>
         <w:rPr>
-          <w:rFonts w:ascii="SimHei" w:eastAsia="SimHei" w:hAnsi="SimHei" w:cs="SimHei"/>
+          <w:rFonts w:ascii="黑体" w:hAnsi="黑体" w:eastAsia="黑体" w:cs="黑体"/>
           <w:b/>
           <w:bCs/>
           <w:spacing w:val="1"/>
@@ -2128,7 +2203,7 @@
       </w:r>
       <w:r>
         <w:rPr>
-          <w:rFonts w:ascii="SimHei" w:eastAsia="SimHei" w:hAnsi="SimHei" w:cs="SimHei"/>
+          <w:rFonts w:ascii="黑体" w:hAnsi="黑体" w:eastAsia="黑体" w:cs="黑体"/>
           <w:spacing w:val="23"/>
           <w:sz w:val="31"/>
           <w:szCs w:val="31"/>
@@ -2137,7 +2212,7 @@
       </w:r>
       <w:r>
         <w:rPr>
-          <w:rFonts w:ascii="SimHei" w:eastAsia="SimHei" w:hAnsi="SimHei" w:cs="SimHei"/>
+          <w:rFonts w:ascii="黑体" w:hAnsi="黑体" w:eastAsia="黑体" w:cs="黑体"/>
           <w:b/>
           <w:bCs/>
           <w:spacing w:val="1"/>
@@ -2149,29 +2224,17 @@
     </w:p>
     <w:p>
       <w:pPr>
-        <w:pStyle w:val="BodyText"/>
-        <w:spacing w:line="259" w:lineRule="auto"/>
-      </w:pPr>
-    </w:p>
-    <w:p>
-      <w:pPr>
-        <w:pStyle w:val="BodyText"/>
-        <w:spacing w:line="259" w:lineRule="auto"/>
-      </w:pPr>
-    </w:p>
-    <w:p>
-      <w:pPr>
         <w:spacing w:before="78" w:line="239" w:lineRule="auto"/>
         <w:ind w:left="498"/>
         <w:rPr>
-          <w:rFonts w:ascii="SimSun" w:eastAsia="SimSun" w:hAnsi="SimSun" w:cs="SimSun"/>
-          <w:sz w:val="24"/>
-          <w:szCs w:val="24"/>
-        </w:rPr>
-      </w:pPr>
-      <w:r>
-        <w:rPr>
-          <w:rFonts w:ascii="Wingdings" w:eastAsia="Wingdings" w:hAnsi="Wingdings" w:cs="Wingdings"/>
+          <w:rFonts w:ascii="宋体" w:hAnsi="宋体" w:eastAsia="宋体" w:cs="宋体"/>
+          <w:sz w:val="24"/>
+          <w:szCs w:val="24"/>
+        </w:rPr>
+      </w:pPr>
+      <w:r>
+        <w:rPr>
+          <w:rFonts w:ascii="Wingdings" w:hAnsi="Wingdings" w:eastAsia="Wingdings" w:cs="Wingdings"/>
           <w:spacing w:val="-8"/>
           <w:sz w:val="24"/>
           <w:szCs w:val="24"/>
@@ -2180,7 +2243,7 @@
       </w:r>
       <w:r>
         <w:rPr>
-          <w:rFonts w:ascii="SimSun" w:eastAsia="SimSun" w:hAnsi="SimSun" w:cs="SimSun"/>
+          <w:rFonts w:ascii="宋体" w:hAnsi="宋体" w:eastAsia="宋体" w:cs="宋体"/>
           <w:spacing w:val="-8"/>
           <w:sz w:val="24"/>
           <w:szCs w:val="24"/>
@@ -2189,33 +2252,27 @@
       </w:r>
       <w:r>
         <w:rPr>
-          <w:rFonts w:ascii="SimSun" w:eastAsia="SimSun" w:hAnsi="SimSun" w:cs="SimSun"/>
+          <w:rFonts w:ascii="宋体" w:hAnsi="宋体" w:eastAsia="宋体" w:cs="宋体"/>
           <w:spacing w:val="-9"/>
           <w:sz w:val="24"/>
           <w:szCs w:val="24"/>
         </w:rPr>
         <w:t>进行总结。</w:t>
       </w:r>
-    </w:p>
-    <w:p>
-      <w:pPr>
-        <w:pStyle w:val="BodyText"/>
-        <w:spacing w:line="241" w:lineRule="auto"/>
-      </w:pPr>
     </w:p>
     <w:p>
       <w:pPr>
         <w:spacing w:before="78" w:line="239" w:lineRule="auto"/>
         <w:ind w:left="498"/>
         <w:rPr>
-          <w:rFonts w:ascii="SimSun" w:eastAsia="SimSun" w:hAnsi="SimSun" w:cs="SimSun"/>
-          <w:sz w:val="24"/>
-          <w:szCs w:val="24"/>
-        </w:rPr>
-      </w:pPr>
-      <w:r>
-        <w:rPr>
-          <w:rFonts w:ascii="Wingdings" w:eastAsia="Wingdings" w:hAnsi="Wingdings" w:cs="Wingdings"/>
+          <w:rFonts w:ascii="宋体" w:hAnsi="宋体" w:eastAsia="宋体" w:cs="宋体"/>
+          <w:sz w:val="24"/>
+          <w:szCs w:val="24"/>
+        </w:rPr>
+      </w:pPr>
+      <w:r>
+        <w:rPr>
+          <w:rFonts w:ascii="Wingdings" w:hAnsi="Wingdings" w:eastAsia="Wingdings" w:cs="Wingdings"/>
           <w:spacing w:val="-8"/>
           <w:sz w:val="24"/>
           <w:szCs w:val="24"/>
@@ -2224,32 +2281,27 @@
       </w:r>
       <w:r>
         <w:rPr>
-          <w:rFonts w:ascii="SimSun" w:eastAsia="SimSun" w:hAnsi="SimSun" w:cs="SimSun"/>
+          <w:rFonts w:ascii="宋体" w:hAnsi="宋体" w:eastAsia="宋体" w:cs="宋体"/>
           <w:spacing w:val="-8"/>
           <w:sz w:val="24"/>
           <w:szCs w:val="24"/>
         </w:rPr>
         <w:t>确保公司 ITSS 运维服务能力管理体系持续的适宜性、充分性和有效性。</w:t>
       </w:r>
-    </w:p>
-    <w:p>
-      <w:pPr>
-        <w:pStyle w:val="BodyText"/>
-      </w:pPr>
     </w:p>
     <w:p>
       <w:pPr>
         <w:spacing w:before="79" w:line="296" w:lineRule="auto"/>
         <w:ind w:left="910" w:right="127" w:hanging="412"/>
         <w:rPr>
-          <w:rFonts w:ascii="SimSun" w:eastAsia="SimSun" w:hAnsi="SimSun" w:cs="SimSun"/>
-          <w:sz w:val="24"/>
-          <w:szCs w:val="24"/>
-        </w:rPr>
-      </w:pPr>
-      <w:r>
-        <w:rPr>
-          <w:rFonts w:ascii="Wingdings" w:eastAsia="Wingdings" w:hAnsi="Wingdings" w:cs="Wingdings"/>
+          <w:rFonts w:ascii="宋体" w:hAnsi="宋体" w:eastAsia="宋体" w:cs="宋体"/>
+          <w:sz w:val="24"/>
+          <w:szCs w:val="24"/>
+        </w:rPr>
+      </w:pPr>
+      <w:r>
+        <w:rPr>
+          <w:rFonts w:ascii="Wingdings" w:hAnsi="Wingdings" w:eastAsia="Wingdings" w:cs="Wingdings"/>
           <w:spacing w:val="-6"/>
           <w:sz w:val="24"/>
           <w:szCs w:val="24"/>
@@ -2258,7 +2310,7 @@
       </w:r>
       <w:r>
         <w:rPr>
-          <w:rFonts w:ascii="SimSun" w:eastAsia="SimSun" w:hAnsi="SimSun" w:cs="SimSun"/>
+          <w:rFonts w:ascii="宋体" w:hAnsi="宋体" w:eastAsia="宋体" w:cs="宋体"/>
           <w:spacing w:val="-6"/>
           <w:sz w:val="24"/>
           <w:szCs w:val="24"/>
@@ -2267,7 +2319,7 @@
       </w:r>
       <w:r>
         <w:rPr>
-          <w:rFonts w:ascii="SimSun" w:eastAsia="SimSun" w:hAnsi="SimSun" w:cs="SimSun"/>
+          <w:rFonts w:ascii="宋体" w:hAnsi="宋体" w:eastAsia="宋体" w:cs="宋体"/>
           <w:spacing w:val="-7"/>
           <w:sz w:val="24"/>
           <w:szCs w:val="24"/>
@@ -2276,25 +2328,13 @@
       </w:r>
       <w:r>
         <w:rPr>
-          <w:rFonts w:ascii="SimSun" w:eastAsia="SimSun" w:hAnsi="SimSun" w:cs="SimSun"/>
+          <w:rFonts w:ascii="宋体" w:hAnsi="宋体" w:eastAsia="宋体" w:cs="宋体"/>
           <w:spacing w:val="-3"/>
           <w:sz w:val="24"/>
           <w:szCs w:val="24"/>
         </w:rPr>
         <w:t>持续改进。</w:t>
       </w:r>
-    </w:p>
-    <w:p>
-      <w:pPr>
-        <w:pStyle w:val="BodyText"/>
-        <w:spacing w:line="264" w:lineRule="auto"/>
-      </w:pPr>
-    </w:p>
-    <w:p>
-      <w:pPr>
-        <w:pStyle w:val="BodyText"/>
-        <w:spacing w:line="265" w:lineRule="auto"/>
-      </w:pPr>
     </w:p>
     <w:p>
       <w:pPr>
@@ -2302,7 +2342,7 @@
         <w:ind w:left="51"/>
         <w:outlineLvl w:val="0"/>
         <w:rPr>
-          <w:rFonts w:ascii="SimHei" w:eastAsia="SimHei" w:hAnsi="SimHei" w:cs="SimHei"/>
+          <w:rFonts w:ascii="黑体" w:hAnsi="黑体" w:eastAsia="黑体" w:cs="黑体"/>
           <w:sz w:val="31"/>
           <w:szCs w:val="31"/>
         </w:rPr>
@@ -2311,7 +2351,7 @@
       <w:bookmarkEnd w:id="2"/>
       <w:r>
         <w:rPr>
-          <w:rFonts w:ascii="SimHei" w:eastAsia="SimHei" w:hAnsi="SimHei" w:cs="SimHei"/>
+          <w:rFonts w:ascii="黑体" w:hAnsi="黑体" w:eastAsia="黑体" w:cs="黑体"/>
           <w:b/>
           <w:bCs/>
           <w:spacing w:val="1"/>
@@ -2322,7 +2362,7 @@
       </w:r>
       <w:r>
         <w:rPr>
-          <w:rFonts w:ascii="SimHei" w:eastAsia="SimHei" w:hAnsi="SimHei" w:cs="SimHei"/>
+          <w:rFonts w:ascii="黑体" w:hAnsi="黑体" w:eastAsia="黑体" w:cs="黑体"/>
           <w:spacing w:val="21"/>
           <w:sz w:val="31"/>
           <w:szCs w:val="31"/>
@@ -2331,7 +2371,7 @@
       </w:r>
       <w:r>
         <w:rPr>
-          <w:rFonts w:ascii="SimHei" w:eastAsia="SimHei" w:hAnsi="SimHei" w:cs="SimHei"/>
+          <w:rFonts w:ascii="黑体" w:hAnsi="黑体" w:eastAsia="黑体" w:cs="黑体"/>
           <w:b/>
           <w:bCs/>
           <w:spacing w:val="1"/>
@@ -2343,47 +2383,23 @@
     </w:p>
     <w:p>
       <w:pPr>
-        <w:pStyle w:val="BodyText"/>
-        <w:spacing w:line="264" w:lineRule="auto"/>
-      </w:pPr>
-    </w:p>
-    <w:p>
-      <w:pPr>
-        <w:pStyle w:val="BodyText"/>
-        <w:spacing w:line="265" w:lineRule="auto"/>
-      </w:pPr>
-    </w:p>
-    <w:p>
-      <w:pPr>
         <w:spacing w:before="79" w:line="219" w:lineRule="auto"/>
         <w:ind w:left="542"/>
         <w:rPr>
-          <w:rFonts w:ascii="SimSun" w:eastAsia="SimSun" w:hAnsi="SimSun" w:cs="SimSun"/>
-          <w:sz w:val="24"/>
-          <w:szCs w:val="24"/>
-        </w:rPr>
-      </w:pPr>
-      <w:r>
-        <w:rPr>
-          <w:rFonts w:ascii="SimSun" w:eastAsia="SimSun" w:hAnsi="SimSun" w:cs="SimSun"/>
+          <w:rFonts w:ascii="宋体" w:hAnsi="宋体" w:eastAsia="宋体" w:cs="宋体"/>
+          <w:sz w:val="24"/>
+          <w:szCs w:val="24"/>
+        </w:rPr>
+      </w:pPr>
+      <w:r>
+        <w:rPr>
+          <w:rFonts w:ascii="宋体" w:hAnsi="宋体" w:eastAsia="宋体" w:cs="宋体"/>
           <w:spacing w:val="-1"/>
           <w:sz w:val="24"/>
           <w:szCs w:val="24"/>
         </w:rPr>
         <w:t>ITSS 运维服务相关各部门和运维服务相关事项。</w:t>
       </w:r>
-    </w:p>
-    <w:p>
-      <w:pPr>
-        <w:pStyle w:val="BodyText"/>
-        <w:spacing w:line="265" w:lineRule="auto"/>
-      </w:pPr>
-    </w:p>
-    <w:p>
-      <w:pPr>
-        <w:pStyle w:val="BodyText"/>
-        <w:spacing w:line="266" w:lineRule="auto"/>
-      </w:pPr>
     </w:p>
     <w:p>
       <w:pPr>
@@ -2391,7 +2407,7 @@
         <w:ind w:left="43"/>
         <w:outlineLvl w:val="0"/>
         <w:rPr>
-          <w:rFonts w:ascii="SimHei" w:eastAsia="SimHei" w:hAnsi="SimHei" w:cs="SimHei"/>
+          <w:rFonts w:ascii="黑体" w:hAnsi="黑体" w:eastAsia="黑体" w:cs="黑体"/>
           <w:sz w:val="31"/>
           <w:szCs w:val="31"/>
         </w:rPr>
@@ -2400,7 +2416,7 @@
       <w:bookmarkEnd w:id="3"/>
       <w:r>
         <w:rPr>
-          <w:rFonts w:ascii="SimHei" w:eastAsia="SimHei" w:hAnsi="SimHei" w:cs="SimHei"/>
+          <w:rFonts w:ascii="黑体" w:hAnsi="黑体" w:eastAsia="黑体" w:cs="黑体"/>
           <w:b/>
           <w:bCs/>
           <w:spacing w:val="2"/>
@@ -2411,7 +2427,7 @@
       </w:r>
       <w:r>
         <w:rPr>
-          <w:rFonts w:ascii="SimHei" w:eastAsia="SimHei" w:hAnsi="SimHei" w:cs="SimHei"/>
+          <w:rFonts w:ascii="黑体" w:hAnsi="黑体" w:eastAsia="黑体" w:cs="黑体"/>
           <w:spacing w:val="24"/>
           <w:sz w:val="31"/>
           <w:szCs w:val="31"/>
@@ -2420,7 +2436,7 @@
       </w:r>
       <w:r>
         <w:rPr>
-          <w:rFonts w:ascii="SimHei" w:eastAsia="SimHei" w:hAnsi="SimHei" w:cs="SimHei"/>
+          <w:rFonts w:ascii="黑体" w:hAnsi="黑体" w:eastAsia="黑体" w:cs="黑体"/>
           <w:b/>
           <w:bCs/>
           <w:spacing w:val="2"/>
@@ -2432,29 +2448,17 @@
     </w:p>
     <w:p>
       <w:pPr>
-        <w:pStyle w:val="BodyText"/>
-        <w:spacing w:line="258" w:lineRule="auto"/>
-      </w:pPr>
-    </w:p>
-    <w:p>
-      <w:pPr>
-        <w:pStyle w:val="BodyText"/>
-        <w:spacing w:line="259" w:lineRule="auto"/>
-      </w:pPr>
-    </w:p>
-    <w:p>
-      <w:pPr>
         <w:spacing w:before="79" w:line="318" w:lineRule="auto"/>
         <w:ind w:left="906" w:hanging="408"/>
         <w:rPr>
-          <w:rFonts w:ascii="SimSun" w:eastAsia="SimSun" w:hAnsi="SimSun" w:cs="SimSun"/>
-          <w:sz w:val="24"/>
-          <w:szCs w:val="24"/>
-        </w:rPr>
-      </w:pPr>
-      <w:r>
-        <w:rPr>
-          <w:rFonts w:ascii="Wingdings" w:eastAsia="Wingdings" w:hAnsi="Wingdings" w:cs="Wingdings"/>
+          <w:rFonts w:ascii="宋体" w:hAnsi="宋体" w:eastAsia="宋体" w:cs="宋体"/>
+          <w:sz w:val="24"/>
+          <w:szCs w:val="24"/>
+        </w:rPr>
+      </w:pPr>
+      <w:r>
+        <w:rPr>
+          <w:rFonts w:ascii="Wingdings" w:hAnsi="Wingdings" w:eastAsia="Wingdings" w:cs="Wingdings"/>
           <w:spacing w:val="2"/>
           <w:sz w:val="24"/>
           <w:szCs w:val="24"/>
@@ -2463,7 +2467,7 @@
       </w:r>
       <w:r>
         <w:rPr>
-          <w:rFonts w:ascii="SimSun" w:eastAsia="SimSun" w:hAnsi="SimSun" w:cs="SimSun"/>
+          <w:rFonts w:ascii="宋体" w:hAnsi="宋体" w:eastAsia="宋体" w:cs="宋体"/>
           <w:spacing w:val="2"/>
           <w:sz w:val="24"/>
           <w:szCs w:val="24"/>
@@ -2472,7 +2476,7 @@
       </w:r>
       <w:r>
         <w:rPr>
-          <w:rFonts w:ascii="SimSun" w:eastAsia="SimSun" w:hAnsi="SimSun" w:cs="SimSun"/>
+          <w:rFonts w:ascii="宋体" w:hAnsi="宋体" w:eastAsia="宋体" w:cs="宋体"/>
           <w:spacing w:val="49"/>
           <w:sz w:val="24"/>
           <w:szCs w:val="24"/>
@@ -2481,7 +2485,7 @@
       </w:r>
       <w:r>
         <w:rPr>
-          <w:rFonts w:ascii="SimSun" w:eastAsia="SimSun" w:hAnsi="SimSun" w:cs="SimSun"/>
+          <w:rFonts w:ascii="宋体" w:hAnsi="宋体" w:eastAsia="宋体" w:cs="宋体"/>
           <w:sz w:val="24"/>
           <w:szCs w:val="24"/>
         </w:rPr>
@@ -2489,7 +2493,7 @@
       </w:r>
       <w:r>
         <w:rPr>
-          <w:rFonts w:ascii="SimSun" w:eastAsia="SimSun" w:hAnsi="SimSun" w:cs="SimSun"/>
+          <w:rFonts w:ascii="宋体" w:hAnsi="宋体" w:eastAsia="宋体" w:cs="宋体"/>
           <w:spacing w:val="2"/>
           <w:sz w:val="24"/>
           <w:szCs w:val="24"/>
@@ -2498,7 +2502,7 @@
       </w:r>
       <w:r>
         <w:rPr>
-          <w:rFonts w:ascii="SimSun" w:eastAsia="SimSun" w:hAnsi="SimSun" w:cs="SimSun"/>
+          <w:rFonts w:ascii="宋体" w:hAnsi="宋体" w:eastAsia="宋体" w:cs="宋体"/>
           <w:spacing w:val="-9"/>
           <w:sz w:val="24"/>
           <w:szCs w:val="24"/>
@@ -2507,7 +2511,7 @@
       </w:r>
       <w:r>
         <w:rPr>
-          <w:rFonts w:ascii="SimSun" w:eastAsia="SimSun" w:hAnsi="SimSun" w:cs="SimSun"/>
+          <w:rFonts w:ascii="宋体" w:hAnsi="宋体" w:eastAsia="宋体" w:cs="宋体"/>
           <w:spacing w:val="-10"/>
           <w:sz w:val="24"/>
           <w:szCs w:val="24"/>
@@ -2516,7 +2520,7 @@
       </w:r>
       <w:r>
         <w:rPr>
-          <w:rFonts w:ascii="SimSun" w:eastAsia="SimSun" w:hAnsi="SimSun" w:cs="SimSun"/>
+          <w:rFonts w:ascii="宋体" w:hAnsi="宋体" w:eastAsia="宋体" w:cs="宋体"/>
           <w:spacing w:val="-17"/>
           <w:sz w:val="24"/>
           <w:szCs w:val="24"/>
@@ -2525,33 +2529,27 @@
       </w:r>
       <w:r>
         <w:rPr>
-          <w:rFonts w:ascii="SimSun" w:eastAsia="SimSun" w:hAnsi="SimSun" w:cs="SimSun"/>
+          <w:rFonts w:ascii="宋体" w:hAnsi="宋体" w:eastAsia="宋体" w:cs="宋体"/>
           <w:spacing w:val="-18"/>
           <w:sz w:val="24"/>
           <w:szCs w:val="24"/>
         </w:rPr>
         <w:t>务能力目标；</w:t>
       </w:r>
-    </w:p>
-    <w:p>
-      <w:pPr>
-        <w:pStyle w:val="BodyText"/>
-        <w:spacing w:line="255" w:lineRule="auto"/>
-      </w:pPr>
     </w:p>
     <w:p>
       <w:pPr>
         <w:spacing w:before="78" w:line="295" w:lineRule="auto"/>
         <w:ind w:left="906" w:right="122" w:hanging="408"/>
         <w:rPr>
-          <w:rFonts w:ascii="SimSun" w:eastAsia="SimSun" w:hAnsi="SimSun" w:cs="SimSun"/>
-          <w:sz w:val="24"/>
-          <w:szCs w:val="24"/>
-        </w:rPr>
-      </w:pPr>
-      <w:r>
-        <w:rPr>
-          <w:rFonts w:ascii="Wingdings" w:eastAsia="Wingdings" w:hAnsi="Wingdings" w:cs="Wingdings"/>
+          <w:rFonts w:ascii="宋体" w:hAnsi="宋体" w:eastAsia="宋体" w:cs="宋体"/>
+          <w:sz w:val="24"/>
+          <w:szCs w:val="24"/>
+        </w:rPr>
+      </w:pPr>
+      <w:r>
+        <w:rPr>
+          <w:rFonts w:ascii="Wingdings" w:hAnsi="Wingdings" w:eastAsia="Wingdings" w:cs="Wingdings"/>
           <w:spacing w:val="-6"/>
           <w:sz w:val="24"/>
           <w:szCs w:val="24"/>
@@ -2560,7 +2558,7 @@
       </w:r>
       <w:r>
         <w:rPr>
-          <w:rFonts w:ascii="SimSun" w:eastAsia="SimSun" w:hAnsi="SimSun" w:cs="SimSun"/>
+          <w:rFonts w:ascii="宋体" w:hAnsi="宋体" w:eastAsia="宋体" w:cs="宋体"/>
           <w:spacing w:val="-6"/>
           <w:sz w:val="24"/>
           <w:szCs w:val="24"/>
@@ -2569,7 +2567,7 @@
       </w:r>
       <w:r>
         <w:rPr>
-          <w:rFonts w:ascii="SimSun" w:eastAsia="SimSun" w:hAnsi="SimSun" w:cs="SimSun"/>
+          <w:rFonts w:ascii="宋体" w:hAnsi="宋体" w:eastAsia="宋体" w:cs="宋体"/>
           <w:spacing w:val="-7"/>
           <w:sz w:val="24"/>
           <w:szCs w:val="24"/>
@@ -2578,7 +2576,7 @@
       </w:r>
       <w:r>
         <w:rPr>
-          <w:rFonts w:ascii="SimSun" w:eastAsia="SimSun" w:hAnsi="SimSun" w:cs="SimSun"/>
+          <w:rFonts w:ascii="宋体" w:hAnsi="宋体" w:eastAsia="宋体" w:cs="宋体"/>
           <w:spacing w:val="-1"/>
           <w:sz w:val="24"/>
           <w:szCs w:val="24"/>
@@ -2587,70 +2585,36 @@
       </w:r>
       <w:r>
         <w:rPr>
-          <w:rFonts w:ascii="SimSun" w:eastAsia="SimSun" w:hAnsi="SimSun" w:cs="SimSun"/>
+          <w:rFonts w:ascii="宋体" w:hAnsi="宋体" w:eastAsia="宋体" w:cs="宋体"/>
           <w:spacing w:val="-2"/>
           <w:sz w:val="24"/>
           <w:szCs w:val="24"/>
         </w:rPr>
         <w:t>质量管理总体目标</w:t>
       </w:r>
-    </w:p>
-    <w:p>
-      <w:pPr>
-        <w:spacing w:line="295" w:lineRule="auto"/>
-        <w:rPr>
-          <w:rFonts w:ascii="SimSun" w:eastAsia="SimSun" w:hAnsi="SimSun" w:cs="SimSun"/>
-          <w:sz w:val="24"/>
-          <w:szCs w:val="24"/>
-        </w:rPr>
-        <w:sectPr>
-          <w:headerReference w:type="default" r:id="rId10"/>
-          <w:footerReference w:type="default" r:id="rId11"/>
-          <w:pgSz w:w="11910" w:h="16840"/>
-          <w:pgMar w:top="1574" w:right="1662" w:bottom="961" w:left="1760" w:header="1068" w:footer="726" w:gutter="0"/>
-          <w:cols w:space="720"/>
-        </w:sectPr>
-      </w:pPr>
-    </w:p>
-    <w:p>
-      <w:pPr>
-        <w:spacing w:before="115" w:line="219" w:lineRule="auto"/>
-        <w:ind w:left="911"/>
-        <w:rPr>
-          <w:rFonts w:ascii="SimSun" w:eastAsia="SimSun" w:hAnsi="SimSun" w:cs="SimSun"/>
-          <w:sz w:val="24"/>
-          <w:szCs w:val="24"/>
-        </w:rPr>
-      </w:pPr>
-      <w:r>
-        <w:rPr>
-          <w:rFonts w:ascii="SimSun" w:eastAsia="SimSun" w:hAnsi="SimSun" w:cs="SimSun"/>
+      <w:r>
+        <w:rPr>
+          <w:rFonts w:ascii="宋体" w:hAnsi="宋体" w:eastAsia="宋体" w:cs="宋体"/>
           <w:spacing w:val="-1"/>
           <w:sz w:val="24"/>
           <w:szCs w:val="24"/>
         </w:rPr>
         <w:t>是否达成，公司 ITSS 运维服务能力管理体系的运行情况是否良好；</w:t>
       </w:r>
-    </w:p>
-    <w:p>
-      <w:pPr>
-        <w:pStyle w:val="BodyText"/>
-        <w:spacing w:line="255" w:lineRule="auto"/>
-      </w:pPr>
     </w:p>
     <w:p>
       <w:pPr>
         <w:spacing w:before="78" w:line="295" w:lineRule="auto"/>
         <w:ind w:left="905" w:right="244" w:hanging="407"/>
         <w:rPr>
-          <w:rFonts w:ascii="SimSun" w:eastAsia="SimSun" w:hAnsi="SimSun" w:cs="SimSun"/>
-          <w:sz w:val="24"/>
-          <w:szCs w:val="24"/>
-        </w:rPr>
-      </w:pPr>
-      <w:r>
-        <w:rPr>
-          <w:rFonts w:ascii="Wingdings" w:eastAsia="Wingdings" w:hAnsi="Wingdings" w:cs="Wingdings"/>
+          <w:rFonts w:ascii="宋体" w:hAnsi="宋体" w:eastAsia="宋体" w:cs="宋体"/>
+          <w:sz w:val="24"/>
+          <w:szCs w:val="24"/>
+        </w:rPr>
+      </w:pPr>
+      <w:r>
+        <w:rPr>
+          <w:rFonts w:ascii="Wingdings" w:hAnsi="Wingdings" w:eastAsia="Wingdings" w:cs="Wingdings"/>
           <w:spacing w:val="7"/>
           <w:sz w:val="24"/>
           <w:szCs w:val="24"/>
@@ -2659,7 +2623,7 @@
       </w:r>
       <w:r>
         <w:rPr>
-          <w:rFonts w:ascii="SimSun" w:eastAsia="SimSun" w:hAnsi="SimSun" w:cs="SimSun"/>
+          <w:rFonts w:ascii="宋体" w:hAnsi="宋体" w:eastAsia="宋体" w:cs="宋体"/>
           <w:spacing w:val="7"/>
           <w:sz w:val="24"/>
           <w:szCs w:val="24"/>
@@ -2668,33 +2632,27 @@
       </w:r>
       <w:r>
         <w:rPr>
-          <w:rFonts w:ascii="SimSun" w:eastAsia="SimSun" w:hAnsi="SimSun" w:cs="SimSun"/>
+          <w:rFonts w:ascii="宋体" w:hAnsi="宋体" w:eastAsia="宋体" w:cs="宋体"/>
           <w:spacing w:val="4"/>
           <w:sz w:val="24"/>
           <w:szCs w:val="24"/>
         </w:rPr>
         <w:t>报，分析讨论并提出改进措施；</w:t>
       </w:r>
-    </w:p>
-    <w:p>
-      <w:pPr>
-        <w:pStyle w:val="BodyText"/>
-        <w:spacing w:line="255" w:lineRule="auto"/>
-      </w:pPr>
     </w:p>
     <w:p>
       <w:pPr>
         <w:spacing w:before="78" w:line="296" w:lineRule="auto"/>
         <w:ind w:left="908" w:right="225" w:hanging="410"/>
         <w:rPr>
-          <w:rFonts w:ascii="SimSun" w:eastAsia="SimSun" w:hAnsi="SimSun" w:cs="SimSun"/>
-          <w:sz w:val="24"/>
-          <w:szCs w:val="24"/>
-        </w:rPr>
-      </w:pPr>
-      <w:r>
-        <w:rPr>
-          <w:rFonts w:ascii="Wingdings" w:eastAsia="Wingdings" w:hAnsi="Wingdings" w:cs="Wingdings"/>
+          <w:rFonts w:ascii="宋体" w:hAnsi="宋体" w:eastAsia="宋体" w:cs="宋体"/>
+          <w:sz w:val="24"/>
+          <w:szCs w:val="24"/>
+        </w:rPr>
+      </w:pPr>
+      <w:r>
+        <w:rPr>
+          <w:rFonts w:ascii="Wingdings" w:hAnsi="Wingdings" w:eastAsia="Wingdings" w:cs="Wingdings"/>
           <w:spacing w:val="-6"/>
           <w:sz w:val="24"/>
           <w:szCs w:val="24"/>
@@ -2703,7 +2661,7 @@
       </w:r>
       <w:r>
         <w:rPr>
-          <w:rFonts w:ascii="SimSun" w:eastAsia="SimSun" w:hAnsi="SimSun" w:cs="SimSun"/>
+          <w:rFonts w:ascii="宋体" w:hAnsi="宋体" w:eastAsia="宋体" w:cs="宋体"/>
           <w:spacing w:val="-6"/>
           <w:sz w:val="24"/>
           <w:szCs w:val="24"/>
@@ -2712,7 +2670,7 @@
       </w:r>
       <w:r>
         <w:rPr>
-          <w:rFonts w:ascii="SimSun" w:eastAsia="SimSun" w:hAnsi="SimSun" w:cs="SimSun"/>
+          <w:rFonts w:ascii="宋体" w:hAnsi="宋体" w:eastAsia="宋体" w:cs="宋体"/>
           <w:spacing w:val="-7"/>
           <w:sz w:val="24"/>
           <w:szCs w:val="24"/>
@@ -2721,33 +2679,27 @@
       </w:r>
       <w:r>
         <w:rPr>
-          <w:rFonts w:ascii="SimSun" w:eastAsia="SimSun" w:hAnsi="SimSun" w:cs="SimSun"/>
+          <w:rFonts w:ascii="宋体" w:hAnsi="宋体" w:eastAsia="宋体" w:cs="宋体"/>
           <w:spacing w:val="-4"/>
           <w:sz w:val="24"/>
           <w:szCs w:val="24"/>
         </w:rPr>
         <w:t>情况；</w:t>
       </w:r>
-    </w:p>
-    <w:p>
-      <w:pPr>
-        <w:pStyle w:val="BodyText"/>
-        <w:spacing w:line="250" w:lineRule="auto"/>
-      </w:pPr>
     </w:p>
     <w:p>
       <w:pPr>
         <w:spacing w:before="78" w:line="318" w:lineRule="auto"/>
         <w:ind w:left="912" w:right="232" w:hanging="414"/>
         <w:rPr>
-          <w:rFonts w:ascii="SimSun" w:eastAsia="SimSun" w:hAnsi="SimSun" w:cs="SimSun"/>
-          <w:sz w:val="24"/>
-          <w:szCs w:val="24"/>
-        </w:rPr>
-      </w:pPr>
-      <w:r>
-        <w:rPr>
-          <w:rFonts w:ascii="Wingdings" w:eastAsia="Wingdings" w:hAnsi="Wingdings" w:cs="Wingdings"/>
+          <w:rFonts w:ascii="宋体" w:hAnsi="宋体" w:eastAsia="宋体" w:cs="宋体"/>
+          <w:sz w:val="24"/>
+          <w:szCs w:val="24"/>
+        </w:rPr>
+      </w:pPr>
+      <w:r>
+        <w:rPr>
+          <w:rFonts w:ascii="Wingdings" w:hAnsi="Wingdings" w:eastAsia="Wingdings" w:cs="Wingdings"/>
           <w:sz w:val="24"/>
           <w:szCs w:val="24"/>
         </w:rPr>
@@ -2755,7 +2707,7 @@
       </w:r>
       <w:r>
         <w:rPr>
-          <w:rFonts w:ascii="SimSun" w:eastAsia="SimSun" w:hAnsi="SimSun" w:cs="SimSun"/>
+          <w:rFonts w:ascii="宋体" w:hAnsi="宋体" w:eastAsia="宋体" w:cs="宋体"/>
           <w:sz w:val="24"/>
           <w:szCs w:val="24"/>
         </w:rPr>
@@ -2763,7 +2715,7 @@
       </w:r>
       <w:r>
         <w:rPr>
-          <w:rFonts w:ascii="SimSun" w:eastAsia="SimSun" w:hAnsi="SimSun" w:cs="SimSun"/>
+          <w:rFonts w:ascii="宋体" w:hAnsi="宋体" w:eastAsia="宋体" w:cs="宋体"/>
           <w:spacing w:val="-1"/>
           <w:sz w:val="24"/>
           <w:szCs w:val="24"/>
@@ -2772,7 +2724,7 @@
       </w:r>
       <w:r>
         <w:rPr>
-          <w:rFonts w:ascii="SimSun" w:eastAsia="SimSun" w:hAnsi="SimSun" w:cs="SimSun"/>
+          <w:rFonts w:ascii="宋体" w:hAnsi="宋体" w:eastAsia="宋体" w:cs="宋体"/>
           <w:sz w:val="24"/>
           <w:szCs w:val="24"/>
         </w:rPr>
@@ -2780,33 +2732,27 @@
       </w:r>
       <w:r>
         <w:rPr>
-          <w:rFonts w:ascii="SimSun" w:eastAsia="SimSun" w:hAnsi="SimSun" w:cs="SimSun"/>
+          <w:rFonts w:ascii="宋体" w:hAnsi="宋体" w:eastAsia="宋体" w:cs="宋体"/>
           <w:spacing w:val="-1"/>
           <w:sz w:val="24"/>
           <w:szCs w:val="24"/>
         </w:rPr>
         <w:t>管理采购及供应商管理的情况进行分析；</w:t>
       </w:r>
-    </w:p>
-    <w:p>
-      <w:pPr>
-        <w:pStyle w:val="BodyText"/>
-        <w:spacing w:line="256" w:lineRule="auto"/>
-      </w:pPr>
     </w:p>
     <w:p>
       <w:pPr>
         <w:spacing w:before="78" w:line="239" w:lineRule="auto"/>
         <w:ind w:left="498"/>
         <w:rPr>
-          <w:rFonts w:ascii="SimSun" w:eastAsia="SimSun" w:hAnsi="SimSun" w:cs="SimSun"/>
-          <w:sz w:val="24"/>
-          <w:szCs w:val="24"/>
-        </w:rPr>
-      </w:pPr>
-      <w:r>
-        <w:rPr>
-          <w:rFonts w:ascii="Wingdings" w:eastAsia="Wingdings" w:hAnsi="Wingdings" w:cs="Wingdings"/>
+          <w:rFonts w:ascii="宋体" w:hAnsi="宋体" w:eastAsia="宋体" w:cs="宋体"/>
+          <w:sz w:val="24"/>
+          <w:szCs w:val="24"/>
+        </w:rPr>
+      </w:pPr>
+      <w:r>
+        <w:rPr>
+          <w:rFonts w:ascii="Wingdings" w:hAnsi="Wingdings" w:eastAsia="Wingdings" w:cs="Wingdings"/>
           <w:spacing w:val="-1"/>
           <w:sz w:val="24"/>
           <w:szCs w:val="24"/>
@@ -2815,7 +2761,7 @@
       </w:r>
       <w:r>
         <w:rPr>
-          <w:rFonts w:ascii="SimSun" w:eastAsia="SimSun" w:hAnsi="SimSun" w:cs="SimSun"/>
+          <w:rFonts w:ascii="宋体" w:hAnsi="宋体" w:eastAsia="宋体" w:cs="宋体"/>
           <w:spacing w:val="-1"/>
           <w:sz w:val="24"/>
           <w:szCs w:val="24"/>
@@ -2824,32 +2770,27 @@
       </w:r>
       <w:r>
         <w:rPr>
-          <w:rFonts w:ascii="SimSun" w:eastAsia="SimSun" w:hAnsi="SimSun" w:cs="SimSun"/>
+          <w:rFonts w:ascii="宋体" w:hAnsi="宋体" w:eastAsia="宋体" w:cs="宋体"/>
           <w:spacing w:val="-2"/>
           <w:sz w:val="24"/>
           <w:szCs w:val="24"/>
         </w:rPr>
         <w:t>纠正及预防措施；</w:t>
       </w:r>
-    </w:p>
-    <w:p>
-      <w:pPr>
-        <w:pStyle w:val="BodyText"/>
-      </w:pPr>
     </w:p>
     <w:p>
       <w:pPr>
         <w:spacing w:before="78" w:line="295" w:lineRule="auto"/>
         <w:ind w:left="909" w:right="232" w:hanging="411"/>
         <w:rPr>
-          <w:rFonts w:ascii="SimSun" w:eastAsia="SimSun" w:hAnsi="SimSun" w:cs="SimSun"/>
-          <w:sz w:val="24"/>
-          <w:szCs w:val="24"/>
-        </w:rPr>
-      </w:pPr>
-      <w:r>
-        <w:rPr>
-          <w:rFonts w:ascii="Wingdings" w:eastAsia="Wingdings" w:hAnsi="Wingdings" w:cs="Wingdings"/>
+          <w:rFonts w:ascii="宋体" w:hAnsi="宋体" w:eastAsia="宋体" w:cs="宋体"/>
+          <w:sz w:val="24"/>
+          <w:szCs w:val="24"/>
+        </w:rPr>
+      </w:pPr>
+      <w:r>
+        <w:rPr>
+          <w:rFonts w:ascii="Wingdings" w:hAnsi="Wingdings" w:eastAsia="Wingdings" w:cs="Wingdings"/>
           <w:sz w:val="24"/>
           <w:szCs w:val="24"/>
         </w:rPr>
@@ -2857,7 +2798,7 @@
       </w:r>
       <w:r>
         <w:rPr>
-          <w:rFonts w:ascii="SimSun" w:eastAsia="SimSun" w:hAnsi="SimSun" w:cs="SimSun"/>
+          <w:rFonts w:ascii="宋体" w:hAnsi="宋体" w:eastAsia="宋体" w:cs="宋体"/>
           <w:sz w:val="24"/>
           <w:szCs w:val="24"/>
         </w:rPr>
@@ -2865,69 +2806,13 @@
       </w:r>
       <w:r>
         <w:rPr>
-          <w:rFonts w:ascii="SimSun" w:eastAsia="SimSun" w:hAnsi="SimSun" w:cs="SimSun"/>
+          <w:rFonts w:ascii="宋体" w:hAnsi="宋体" w:eastAsia="宋体" w:cs="宋体"/>
           <w:spacing w:val="-1"/>
           <w:sz w:val="24"/>
           <w:szCs w:val="24"/>
         </w:rPr>
-        <w:t>相应的建</w:t>
-      </w:r>
-      <w:r>
-        <w:rPr>
-          <w:rFonts w:ascii="SimSun" w:eastAsia="SimSun" w:hAnsi="SimSun" w:cs="SimSun"/>
-          <w:spacing w:val="-1"/>
-          <w:sz w:val="24"/>
-          <w:szCs w:val="24"/>
-        </w:rPr>
-        <w:t>议，要符合公司服务方针的有效性和管理体系的适宜性；</w:t>
-      </w:r>
-    </w:p>
-    <w:p>
-      <w:pPr>
-        <w:pStyle w:val="BodyText"/>
-        <w:spacing w:line="255" w:lineRule="auto"/>
-      </w:pPr>
-    </w:p>
-    <w:p>
-      <w:pPr>
-        <w:spacing w:before="78" w:line="239" w:lineRule="auto"/>
-        <w:ind w:left="498"/>
-        <w:rPr>
-          <w:rFonts w:ascii="SimSun" w:eastAsia="SimSun" w:hAnsi="SimSun" w:cs="SimSun"/>
-          <w:sz w:val="24"/>
-          <w:szCs w:val="24"/>
-        </w:rPr>
-      </w:pPr>
-      <w:r>
-        <w:rPr>
-          <w:rFonts w:ascii="Wingdings" w:eastAsia="Wingdings" w:hAnsi="Wingdings" w:cs="Wingdings"/>
-          <w:spacing w:val="-2"/>
-          <w:sz w:val="24"/>
-          <w:szCs w:val="24"/>
-        </w:rPr>
-        <w:t xml:space="preserve">n </w:t>
-      </w:r>
-      <w:r>
-        <w:rPr>
-          <w:rFonts w:ascii="SimSun" w:eastAsia="SimSun" w:hAnsi="SimSun" w:cs="SimSun"/>
-          <w:spacing w:val="-2"/>
-          <w:sz w:val="24"/>
-          <w:szCs w:val="24"/>
-        </w:rPr>
-        <w:t>各部门提交需要公司管理进行决策的事项。</w:t>
-      </w:r>
-    </w:p>
-    <w:p>
-      <w:pPr>
-        <w:pStyle w:val="BodyText"/>
-        <w:spacing w:line="257" w:lineRule="auto"/>
-      </w:pPr>
-    </w:p>
-    <w:p>
-      <w:pPr>
-        <w:pStyle w:val="BodyText"/>
-        <w:spacing w:line="258" w:lineRule="auto"/>
-      </w:pPr>
+        <w:t>相应的建议，要符合公司服务方针的有效性和管理体系的适宜性；</w:t>
+      </w:r>
     </w:p>
     <w:p>
       <w:pPr>
@@ -2935,7 +2820,7 @@
         <w:ind w:left="44"/>
         <w:outlineLvl w:val="0"/>
         <w:rPr>
-          <w:rFonts w:ascii="SimHei" w:eastAsia="SimHei" w:hAnsi="SimHei" w:cs="SimHei"/>
+          <w:rFonts w:ascii="黑体" w:hAnsi="黑体" w:eastAsia="黑体" w:cs="黑体"/>
           <w:sz w:val="31"/>
           <w:szCs w:val="31"/>
         </w:rPr>
@@ -2944,7 +2829,7 @@
       <w:bookmarkEnd w:id="4"/>
       <w:r>
         <w:rPr>
-          <w:rFonts w:ascii="SimHei" w:eastAsia="SimHei" w:hAnsi="SimHei" w:cs="SimHei"/>
+          <w:rFonts w:ascii="黑体" w:hAnsi="黑体" w:eastAsia="黑体" w:cs="黑体"/>
           <w:b/>
           <w:bCs/>
           <w:sz w:val="31"/>
@@ -2954,7 +2839,7 @@
       </w:r>
       <w:r>
         <w:rPr>
-          <w:rFonts w:ascii="SimHei" w:eastAsia="SimHei" w:hAnsi="SimHei" w:cs="SimHei"/>
+          <w:rFonts w:ascii="黑体" w:hAnsi="黑体" w:eastAsia="黑体" w:cs="黑体"/>
           <w:spacing w:val="33"/>
           <w:sz w:val="31"/>
           <w:szCs w:val="31"/>
@@ -2963,7 +2848,7 @@
       </w:r>
       <w:r>
         <w:rPr>
-          <w:rFonts w:ascii="SimHei" w:eastAsia="SimHei" w:hAnsi="SimHei" w:cs="SimHei"/>
+          <w:rFonts w:ascii="黑体" w:hAnsi="黑体" w:eastAsia="黑体" w:cs="黑体"/>
           <w:b/>
           <w:bCs/>
           <w:sz w:val="31"/>
@@ -2974,23 +2859,17 @@
     </w:p>
     <w:p>
       <w:pPr>
-        <w:pStyle w:val="BodyText"/>
-        <w:spacing w:line="376" w:lineRule="auto"/>
-      </w:pPr>
-    </w:p>
-    <w:p>
-      <w:pPr>
         <w:spacing w:before="78" w:line="239" w:lineRule="auto"/>
         <w:ind w:left="498"/>
         <w:rPr>
-          <w:rFonts w:ascii="SimSun" w:eastAsia="SimSun" w:hAnsi="SimSun" w:cs="SimSun"/>
-          <w:sz w:val="24"/>
-          <w:szCs w:val="24"/>
-        </w:rPr>
-      </w:pPr>
-      <w:r>
-        <w:rPr>
-          <w:rFonts w:ascii="Wingdings" w:eastAsia="Wingdings" w:hAnsi="Wingdings" w:cs="Wingdings"/>
+          <w:rFonts w:ascii="宋体" w:hAnsi="宋体" w:eastAsia="宋体" w:cs="宋体"/>
+          <w:sz w:val="24"/>
+          <w:szCs w:val="24"/>
+        </w:rPr>
+      </w:pPr>
+      <w:r>
+        <w:rPr>
+          <w:rFonts w:ascii="Wingdings" w:hAnsi="Wingdings" w:eastAsia="Wingdings" w:cs="Wingdings"/>
           <w:spacing w:val="-3"/>
           <w:sz w:val="24"/>
           <w:szCs w:val="24"/>
@@ -2999,7 +2878,7 @@
       </w:r>
       <w:r>
         <w:rPr>
-          <w:rFonts w:ascii="SimSun" w:eastAsia="SimSun" w:hAnsi="SimSun" w:cs="SimSun"/>
+          <w:rFonts w:ascii="宋体" w:hAnsi="宋体" w:eastAsia="宋体" w:cs="宋体"/>
           <w:spacing w:val="-3"/>
           <w:sz w:val="24"/>
           <w:szCs w:val="24"/>
@@ -3012,14 +2891,14 @@
         <w:spacing w:before="156" w:line="316" w:lineRule="auto"/>
         <w:ind w:left="890" w:hanging="392"/>
         <w:rPr>
-          <w:rFonts w:ascii="SimSun" w:eastAsia="SimSun" w:hAnsi="SimSun" w:cs="SimSun"/>
-          <w:sz w:val="24"/>
-          <w:szCs w:val="24"/>
-        </w:rPr>
-      </w:pPr>
-      <w:r>
-        <w:rPr>
-          <w:rFonts w:ascii="Wingdings" w:eastAsia="Wingdings" w:hAnsi="Wingdings" w:cs="Wingdings"/>
+          <w:rFonts w:ascii="宋体" w:hAnsi="宋体" w:eastAsia="宋体" w:cs="宋体"/>
+          <w:sz w:val="24"/>
+          <w:szCs w:val="24"/>
+        </w:rPr>
+      </w:pPr>
+      <w:r>
+        <w:rPr>
+          <w:rFonts w:ascii="Wingdings" w:hAnsi="Wingdings" w:eastAsia="Wingdings" w:cs="Wingdings"/>
           <w:sz w:val="24"/>
           <w:szCs w:val="24"/>
         </w:rPr>
@@ -3027,7 +2906,7 @@
       </w:r>
       <w:r>
         <w:rPr>
-          <w:rFonts w:ascii="SimSun" w:eastAsia="SimSun" w:hAnsi="SimSun" w:cs="SimSun"/>
+          <w:rFonts w:ascii="宋体" w:hAnsi="宋体" w:eastAsia="宋体" w:cs="宋体"/>
           <w:sz w:val="24"/>
           <w:szCs w:val="24"/>
         </w:rPr>
@@ -3035,7 +2914,7 @@
       </w:r>
       <w:r>
         <w:rPr>
-          <w:rFonts w:ascii="SimSun" w:eastAsia="SimSun" w:hAnsi="SimSun" w:cs="SimSun"/>
+          <w:rFonts w:ascii="宋体" w:hAnsi="宋体" w:eastAsia="宋体" w:cs="宋体"/>
           <w:spacing w:val="-1"/>
           <w:sz w:val="24"/>
           <w:szCs w:val="24"/>
@@ -3044,7 +2923,7 @@
       </w:r>
       <w:r>
         <w:rPr>
-          <w:rFonts w:ascii="SimSun" w:eastAsia="SimSun" w:hAnsi="SimSun" w:cs="SimSun"/>
+          <w:rFonts w:ascii="宋体" w:hAnsi="宋体" w:eastAsia="宋体" w:cs="宋体"/>
           <w:sz w:val="24"/>
           <w:szCs w:val="24"/>
         </w:rPr>
@@ -3052,19 +2931,13 @@
       </w:r>
       <w:r>
         <w:rPr>
-          <w:rFonts w:ascii="SimSun" w:eastAsia="SimSun" w:hAnsi="SimSun" w:cs="SimSun"/>
+          <w:rFonts w:ascii="宋体" w:hAnsi="宋体" w:eastAsia="宋体" w:cs="宋体"/>
           <w:spacing w:val="-7"/>
           <w:sz w:val="24"/>
           <w:szCs w:val="24"/>
         </w:rPr>
         <w:t>训。</w:t>
       </w:r>
-    </w:p>
-    <w:p>
-      <w:pPr>
-        <w:pStyle w:val="BodyText"/>
-        <w:spacing w:line="375" w:lineRule="auto"/>
-      </w:pPr>
     </w:p>
     <w:p>
       <w:pPr>
@@ -3072,7 +2945,7 @@
         <w:ind w:left="50"/>
         <w:outlineLvl w:val="0"/>
         <w:rPr>
-          <w:rFonts w:ascii="SimHei" w:eastAsia="SimHei" w:hAnsi="SimHei" w:cs="SimHei"/>
+          <w:rFonts w:ascii="黑体" w:hAnsi="黑体" w:eastAsia="黑体" w:cs="黑体"/>
           <w:sz w:val="31"/>
           <w:szCs w:val="31"/>
         </w:rPr>
@@ -3081,7 +2954,7 @@
       <w:bookmarkEnd w:id="5"/>
       <w:r>
         <w:rPr>
-          <w:rFonts w:ascii="SimHei" w:eastAsia="SimHei" w:hAnsi="SimHei" w:cs="SimHei"/>
+          <w:rFonts w:ascii="黑体" w:hAnsi="黑体" w:eastAsia="黑体" w:cs="黑体"/>
           <w:b/>
           <w:bCs/>
           <w:spacing w:val="1"/>
@@ -3092,7 +2965,7 @@
       </w:r>
       <w:r>
         <w:rPr>
-          <w:rFonts w:ascii="SimHei" w:eastAsia="SimHei" w:hAnsi="SimHei" w:cs="SimHei"/>
+          <w:rFonts w:ascii="黑体" w:hAnsi="黑体" w:eastAsia="黑体" w:cs="黑体"/>
           <w:spacing w:val="22"/>
           <w:sz w:val="31"/>
           <w:szCs w:val="31"/>
@@ -3101,7 +2974,7 @@
       </w:r>
       <w:r>
         <w:rPr>
-          <w:rFonts w:ascii="SimHei" w:eastAsia="SimHei" w:hAnsi="SimHei" w:cs="SimHei"/>
+          <w:rFonts w:ascii="黑体" w:hAnsi="黑体" w:eastAsia="黑体" w:cs="黑体"/>
           <w:b/>
           <w:bCs/>
           <w:spacing w:val="1"/>
@@ -3113,30 +2986,18 @@
     </w:p>
     <w:p>
       <w:pPr>
-        <w:pStyle w:val="BodyText"/>
-        <w:spacing w:line="264" w:lineRule="auto"/>
-      </w:pPr>
-    </w:p>
-    <w:p>
-      <w:pPr>
-        <w:pStyle w:val="BodyText"/>
-        <w:spacing w:line="265" w:lineRule="auto"/>
-      </w:pPr>
-    </w:p>
-    <w:p>
-      <w:pPr>
         <w:spacing w:before="78" w:line="364" w:lineRule="auto"/>
         <w:ind w:left="46" w:right="58" w:firstLine="489"/>
         <w:jc w:val="both"/>
         <w:rPr>
-          <w:rFonts w:ascii="SimSun" w:eastAsia="SimSun" w:hAnsi="SimSun" w:cs="SimSun"/>
-          <w:sz w:val="24"/>
-          <w:szCs w:val="24"/>
-        </w:rPr>
-      </w:pPr>
-      <w:r>
-        <w:rPr>
-          <w:rFonts w:ascii="SimSun" w:eastAsia="SimSun" w:hAnsi="SimSun" w:cs="SimSun"/>
+          <w:rFonts w:ascii="宋体" w:hAnsi="宋体" w:eastAsia="宋体" w:cs="宋体"/>
+          <w:sz w:val="24"/>
+          <w:szCs w:val="24"/>
+        </w:rPr>
+      </w:pPr>
+      <w:r>
+        <w:rPr>
+          <w:rFonts w:ascii="宋体" w:hAnsi="宋体" w:eastAsia="宋体" w:cs="宋体"/>
           <w:spacing w:val="-3"/>
           <w:sz w:val="24"/>
           <w:szCs w:val="24"/>
@@ -3145,7 +3006,7 @@
       </w:r>
       <w:r>
         <w:rPr>
-          <w:rFonts w:ascii="SimSun" w:eastAsia="SimSun" w:hAnsi="SimSun" w:cs="SimSun"/>
+          <w:rFonts w:ascii="宋体" w:hAnsi="宋体" w:eastAsia="宋体" w:cs="宋体"/>
           <w:spacing w:val="-11"/>
           <w:sz w:val="24"/>
           <w:szCs w:val="24"/>
@@ -3154,7 +3015,7 @@
       </w:r>
       <w:r>
         <w:rPr>
-          <w:rFonts w:ascii="SimSun" w:eastAsia="SimSun" w:hAnsi="SimSun" w:cs="SimSun"/>
+          <w:rFonts w:ascii="宋体" w:hAnsi="宋体" w:eastAsia="宋体" w:cs="宋体"/>
           <w:spacing w:val="8"/>
           <w:sz w:val="24"/>
           <w:szCs w:val="24"/>
@@ -3163,7 +3024,7 @@
       </w:r>
       <w:r>
         <w:rPr>
-          <w:rFonts w:ascii="SimSun" w:eastAsia="SimSun" w:hAnsi="SimSun" w:cs="SimSun"/>
+          <w:rFonts w:ascii="宋体" w:hAnsi="宋体" w:eastAsia="宋体" w:cs="宋体"/>
           <w:spacing w:val="-7"/>
           <w:sz w:val="24"/>
           <w:szCs w:val="24"/>
@@ -3172,43 +3033,64 @@
       </w:r>
       <w:r>
         <w:rPr>
-          <w:rFonts w:ascii="SimSun" w:eastAsia="SimSun" w:hAnsi="SimSun" w:cs="SimSun"/>
+          <w:rFonts w:hint="eastAsia" w:ascii="宋体" w:hAnsi="宋体" w:eastAsia="宋体" w:cs="宋体"/>
           <w:spacing w:val="-20"/>
           <w:sz w:val="24"/>
           <w:szCs w:val="24"/>
-        </w:rPr>
-        <w:t xml:space="preserve"> </w:t>
-      </w:r>
-      <w:r>
-        <w:rPr>
-          <w:rFonts w:ascii="SimSun" w:eastAsia="SimSun" w:hAnsi="SimSun" w:cs="SimSun"/>
+          <w:lang w:val="en-US" w:eastAsia="zh-CN"/>
+        </w:rPr>
+        <w:t>9月20日</w:t>
+      </w:r>
+      <w:r>
+        <w:rPr>
+          <w:rFonts w:ascii="宋体" w:hAnsi="宋体" w:eastAsia="宋体" w:cs="宋体"/>
           <w:spacing w:val="-7"/>
           <w:sz w:val="24"/>
           <w:szCs w:val="24"/>
         </w:rPr>
-        <w:t>5月</w:t>
-      </w:r>
-      <w:r>
-        <w:rPr>
-          <w:rFonts w:ascii="SimSun" w:eastAsia="SimSun" w:hAnsi="SimSun" w:cs="SimSun"/>
-          <w:spacing w:val="-26"/>
-          <w:sz w:val="24"/>
-          <w:szCs w:val="24"/>
-        </w:rPr>
-        <w:t xml:space="preserve"> </w:t>
-      </w:r>
-      <w:r>
-        <w:rPr>
-          <w:rFonts w:ascii="SimSun" w:eastAsia="SimSun" w:hAnsi="SimSun" w:cs="SimSun"/>
+        <w:t>公司进行了</w:t>
+      </w:r>
+      <w:r>
+        <w:rPr>
+          <w:rFonts w:hint="eastAsia" w:ascii="宋体" w:hAnsi="宋体" w:eastAsia="宋体" w:cs="宋体"/>
           <w:spacing w:val="-7"/>
           <w:sz w:val="24"/>
           <w:szCs w:val="24"/>
-        </w:rPr>
-        <w:t>12 日至 13 日公司进行了内审，从内部审核情况来看，各部门均能按</w:t>
-      </w:r>
-      <w:r>
-        <w:rPr>
-          <w:rFonts w:ascii="SimSun" w:eastAsia="SimSun" w:hAnsi="SimSun" w:cs="SimSun"/>
+          <w:lang w:val="en-US" w:eastAsia="zh-CN"/>
+        </w:rPr>
+        <w:t>管理评审</w:t>
+      </w:r>
+      <w:r>
+        <w:rPr>
+          <w:rFonts w:ascii="宋体" w:hAnsi="宋体" w:eastAsia="宋体" w:cs="宋体"/>
+          <w:spacing w:val="-7"/>
+          <w:sz w:val="24"/>
+          <w:szCs w:val="24"/>
+        </w:rPr>
+        <w:t>，从</w:t>
+      </w:r>
+      <w:r>
+        <w:rPr>
+          <w:rFonts w:hint="eastAsia" w:ascii="宋体" w:hAnsi="宋体" w:eastAsia="宋体" w:cs="宋体"/>
+          <w:spacing w:val="-7"/>
+          <w:sz w:val="24"/>
+          <w:szCs w:val="24"/>
+          <w:lang w:val="en-US" w:eastAsia="zh-CN"/>
+        </w:rPr>
+        <w:t>管理评审</w:t>
+      </w:r>
+      <w:r>
+        <w:rPr>
+          <w:rFonts w:ascii="宋体" w:hAnsi="宋体" w:eastAsia="宋体" w:cs="宋体"/>
+          <w:spacing w:val="-7"/>
+          <w:sz w:val="24"/>
+          <w:szCs w:val="24"/>
+        </w:rPr>
+        <w:t>情况来看，各部门均能按</w:t>
+      </w:r>
+      <w:r>
+        <w:rPr>
+          <w:rFonts w:ascii="宋体" w:hAnsi="宋体" w:eastAsia="宋体" w:cs="宋体"/>
           <w:spacing w:val="-3"/>
           <w:sz w:val="24"/>
           <w:szCs w:val="24"/>
@@ -3217,7 +3099,7 @@
       </w:r>
       <w:r>
         <w:rPr>
-          <w:rFonts w:ascii="SimSun" w:eastAsia="SimSun" w:hAnsi="SimSun" w:cs="SimSun"/>
+          <w:rFonts w:ascii="宋体" w:hAnsi="宋体" w:eastAsia="宋体" w:cs="宋体"/>
           <w:spacing w:val="-7"/>
           <w:sz w:val="24"/>
           <w:szCs w:val="24"/>
@@ -3226,105 +3108,13 @@
       </w:r>
       <w:r>
         <w:rPr>
-          <w:rFonts w:ascii="SimSun" w:eastAsia="SimSun" w:hAnsi="SimSun" w:cs="SimSun"/>
+          <w:rFonts w:ascii="宋体" w:hAnsi="宋体" w:eastAsia="宋体" w:cs="宋体"/>
           <w:spacing w:val="-3"/>
           <w:sz w:val="24"/>
           <w:szCs w:val="24"/>
         </w:rPr>
         <w:t>确保运维服务质量稳定和运维服务体系有效运行，较好地实现公司运维服务能力</w:t>
       </w:r>
-    </w:p>
-    <w:p>
-      <w:pPr>
-        <w:spacing w:line="364" w:lineRule="auto"/>
-        <w:rPr>
-          <w:rFonts w:ascii="SimSun" w:eastAsia="SimSun" w:hAnsi="SimSun" w:cs="SimSun"/>
-          <w:sz w:val="24"/>
-          <w:szCs w:val="24"/>
-        </w:rPr>
-        <w:sectPr>
-          <w:headerReference w:type="default" r:id="rId12"/>
-          <w:footerReference w:type="default" r:id="rId13"/>
-          <w:pgSz w:w="11910" w:h="16840"/>
-          <w:pgMar w:top="1559" w:right="1561" w:bottom="961" w:left="1760" w:header="720" w:footer="728" w:gutter="0"/>
-          <w:cols w:space="720"/>
-        </w:sectPr>
-      </w:pPr>
-    </w:p>
-    <w:p>
-      <w:pPr>
-        <w:pStyle w:val="BodyText"/>
-        <w:spacing w:line="318" w:lineRule="auto"/>
-      </w:pPr>
-    </w:p>
-    <w:p>
-      <w:pPr>
-        <w:spacing w:line="420" w:lineRule="exact"/>
-      </w:pPr>
-      <w:r>
-        <w:rPr>
-          <w:position w:val="-8"/>
-        </w:rPr>
-        <w:drawing>
-          <wp:inline distT="0" distB="0" distL="0" distR="0">
-            <wp:extent cx="696350" cy="266411"/>
-            <wp:effectExtent l="0" t="0" r="0" b="0"/>
-            <wp:docPr id="20" name="IM 20"/>
-            <wp:cNvGraphicFramePr/>
-            <a:graphic xmlns:a="http://schemas.openxmlformats.org/drawingml/2006/main">
-              <a:graphicData uri="http://schemas.openxmlformats.org/drawingml/2006/picture">
-                <pic:pic xmlns:pic="http://schemas.openxmlformats.org/drawingml/2006/picture">
-                  <pic:nvPicPr>
-                    <pic:cNvPr id="20" name="IM 20"/>
-                    <pic:cNvPicPr/>
-                  </pic:nvPicPr>
-                  <pic:blipFill>
-                    <a:blip xmlns:r="http://schemas.openxmlformats.org/officeDocument/2006/relationships" r:embed="rId4"/>
-                    <a:stretch>
-                      <a:fillRect/>
-                    </a:stretch>
-                  </pic:blipFill>
-                  <pic:spPr>
-                    <a:xfrm rot="0">
-                      <a:off x="0" y="0"/>
-                      <a:ext cx="696350" cy="266411"/>
-                    </a:xfrm>
-                    <a:prstGeom prst="rect">
-                      <a:avLst/>
-                    </a:prstGeom>
-                  </pic:spPr>
-                </pic:pic>
-              </a:graphicData>
-            </a:graphic>
-          </wp:inline>
-        </w:drawing>
-      </w:r>
-    </w:p>
-    <w:p>
-      <w:pPr>
-        <w:spacing w:before="154" w:line="220" w:lineRule="auto"/>
-        <w:ind w:left="1429"/>
-        <w:rPr>
-          <w:rFonts w:ascii="SimSun" w:eastAsia="SimSun" w:hAnsi="SimSun" w:cs="SimSun"/>
-          <w:sz w:val="24"/>
-          <w:szCs w:val="24"/>
-        </w:rPr>
-      </w:pPr>
-      <w:r>
-        <w:rPr>
-          <w:rFonts w:ascii="SimSun" w:eastAsia="SimSun" w:hAnsi="SimSun" w:cs="SimSun"/>
-          <w:spacing w:val="-19"/>
-          <w:sz w:val="24"/>
-          <w:szCs w:val="24"/>
-        </w:rPr>
-        <w:t>目标。</w:t>
-      </w:r>
-    </w:p>
-    <w:p>
-      <w:pPr>
-        <w:pStyle w:val="BodyText"/>
-        <w:spacing w:line="266" w:lineRule="auto"/>
-      </w:pPr>
     </w:p>
     <w:p>
       <w:pPr>
@@ -3332,14 +3122,14 @@
         <w:ind w:left="47" w:right="2" w:firstLine="482"/>
         <w:jc w:val="both"/>
         <w:rPr>
-          <w:rFonts w:ascii="SimSun" w:eastAsia="SimSun" w:hAnsi="SimSun" w:cs="SimSun"/>
-          <w:sz w:val="24"/>
-          <w:szCs w:val="24"/>
-        </w:rPr>
-      </w:pPr>
-      <w:r>
-        <w:rPr>
-          <w:rFonts w:ascii="SimSun" w:eastAsia="SimSun" w:hAnsi="SimSun" w:cs="SimSun"/>
+          <w:rFonts w:ascii="宋体" w:hAnsi="宋体" w:eastAsia="宋体" w:cs="宋体"/>
+          <w:sz w:val="24"/>
+          <w:szCs w:val="24"/>
+        </w:rPr>
+      </w:pPr>
+      <w:r>
+        <w:rPr>
+          <w:rFonts w:ascii="宋体" w:hAnsi="宋体" w:eastAsia="宋体" w:cs="宋体"/>
           <w:spacing w:val="-8"/>
           <w:sz w:val="24"/>
           <w:szCs w:val="24"/>
@@ -3348,7 +3138,7 @@
       </w:r>
       <w:r>
         <w:rPr>
-          <w:rFonts w:ascii="SimSun" w:eastAsia="SimSun" w:hAnsi="SimSun" w:cs="SimSun"/>
+          <w:rFonts w:ascii="宋体" w:hAnsi="宋体" w:eastAsia="宋体" w:cs="宋体"/>
           <w:spacing w:val="-9"/>
           <w:sz w:val="24"/>
           <w:szCs w:val="24"/>
@@ -3357,7 +3147,7 @@
       </w:r>
       <w:r>
         <w:rPr>
-          <w:rFonts w:ascii="SimSun" w:eastAsia="SimSun" w:hAnsi="SimSun" w:cs="SimSun"/>
+          <w:rFonts w:ascii="宋体" w:hAnsi="宋体" w:eastAsia="宋体" w:cs="宋体"/>
           <w:spacing w:val="1"/>
           <w:sz w:val="24"/>
           <w:szCs w:val="24"/>
@@ -3366,7 +3156,7 @@
       </w:r>
       <w:r>
         <w:rPr>
-          <w:rFonts w:ascii="SimSun" w:eastAsia="SimSun" w:hAnsi="SimSun" w:cs="SimSun"/>
+          <w:rFonts w:ascii="宋体" w:hAnsi="宋体" w:eastAsia="宋体" w:cs="宋体"/>
           <w:sz w:val="24"/>
           <w:szCs w:val="24"/>
         </w:rPr>
@@ -3374,7 +3164,7 @@
       </w:r>
       <w:r>
         <w:rPr>
-          <w:rFonts w:ascii="SimSun" w:eastAsia="SimSun" w:hAnsi="SimSun" w:cs="SimSun"/>
+          <w:rFonts w:ascii="宋体" w:hAnsi="宋体" w:eastAsia="宋体" w:cs="宋体"/>
           <w:spacing w:val="1"/>
           <w:sz w:val="24"/>
           <w:szCs w:val="24"/>
@@ -3383,7 +3173,7 @@
       </w:r>
       <w:r>
         <w:rPr>
-          <w:rFonts w:ascii="SimSun" w:eastAsia="SimSun" w:hAnsi="SimSun" w:cs="SimSun"/>
+          <w:rFonts w:ascii="宋体" w:hAnsi="宋体" w:eastAsia="宋体" w:cs="宋体"/>
           <w:sz w:val="24"/>
           <w:szCs w:val="24"/>
         </w:rPr>
@@ -3391,7 +3181,7 @@
       </w:r>
       <w:r>
         <w:rPr>
-          <w:rFonts w:ascii="SimSun" w:eastAsia="SimSun" w:hAnsi="SimSun" w:cs="SimSun"/>
+          <w:rFonts w:ascii="宋体" w:hAnsi="宋体" w:eastAsia="宋体" w:cs="宋体"/>
           <w:spacing w:val="-3"/>
           <w:sz w:val="24"/>
           <w:szCs w:val="24"/>
@@ -3400,7 +3190,7 @@
       </w:r>
       <w:r>
         <w:rPr>
-          <w:rFonts w:ascii="SimSun" w:eastAsia="SimSun" w:hAnsi="SimSun" w:cs="SimSun"/>
+          <w:rFonts w:ascii="宋体" w:hAnsi="宋体" w:eastAsia="宋体" w:cs="宋体"/>
           <w:spacing w:val="-7"/>
           <w:sz w:val="24"/>
           <w:szCs w:val="24"/>
@@ -3413,14 +3203,14 @@
         <w:spacing w:before="150" w:line="366" w:lineRule="auto"/>
         <w:ind w:left="50" w:right="5" w:firstLine="484"/>
         <w:rPr>
-          <w:rFonts w:ascii="SimSun" w:eastAsia="SimSun" w:hAnsi="SimSun" w:cs="SimSun"/>
-          <w:sz w:val="24"/>
-          <w:szCs w:val="24"/>
-        </w:rPr>
-      </w:pPr>
-      <w:r>
-        <w:rPr>
-          <w:rFonts w:ascii="SimSun" w:eastAsia="SimSun" w:hAnsi="SimSun" w:cs="SimSun"/>
+          <w:rFonts w:ascii="宋体" w:hAnsi="宋体" w:eastAsia="宋体" w:cs="宋体"/>
+          <w:sz w:val="24"/>
+          <w:szCs w:val="24"/>
+        </w:rPr>
+      </w:pPr>
+      <w:r>
+        <w:rPr>
+          <w:rFonts w:ascii="宋体" w:hAnsi="宋体" w:eastAsia="宋体" w:cs="宋体"/>
           <w:spacing w:val="-3"/>
           <w:sz w:val="24"/>
           <w:szCs w:val="24"/>
@@ -3429,7 +3219,7 @@
       </w:r>
       <w:r>
         <w:rPr>
-          <w:rFonts w:ascii="SimSun" w:eastAsia="SimSun" w:hAnsi="SimSun" w:cs="SimSun"/>
+          <w:rFonts w:ascii="宋体" w:hAnsi="宋体" w:eastAsia="宋体" w:cs="宋体"/>
           <w:spacing w:val="-9"/>
           <w:sz w:val="24"/>
           <w:szCs w:val="24"/>
@@ -3438,31 +3228,56 @@
       </w:r>
     </w:p>
     <w:sectPr>
-      <w:headerReference w:type="default" r:id="rId14"/>
-      <w:footerReference w:type="default" r:id="rId15"/>
+      <w:headerReference r:id="rId10" w:type="default"/>
+      <w:footerReference r:id="rId11" w:type="default"/>
       <w:pgSz w:w="11910" w:h="16840"/>
       <w:pgMar w:top="400" w:right="1786" w:bottom="961" w:left="1760" w:header="0" w:footer="728" w:gutter="0"/>
-      <w:cols w:space="720"/>
+      <w:cols w:space="720" w:num="1"/>
     </w:sectPr>
   </w:body>
 </w:document>
 </file>
 
+<file path=word/endnotes.xml><?xml version="1.0" encoding="utf-8"?>
+<w:endnotes xmlns:wpc="http://schemas.microsoft.com/office/word/2010/wordprocessingCanvas" xmlns:mc="http://schemas.openxmlformats.org/markup-compatibility/2006" xmlns:o="urn:schemas-microsoft-com:office:office" xmlns:r="http://schemas.openxmlformats.org/officeDocument/2006/relationships" xmlns:m="http://schemas.openxmlformats.org/officeDocument/2006/math" xmlns:v="urn:schemas-microsoft-com:vml" xmlns:wp14="http://schemas.microsoft.com/office/word/2010/wordprocessingDrawing" xmlns:wp="http://schemas.openxmlformats.org/drawingml/2006/wordprocessingDrawing" xmlns:w="http://schemas.openxmlformats.org/wordprocessingml/2006/main" xmlns:w14="http://schemas.microsoft.com/office/word/2010/wordml" xmlns:w15="http://schemas.microsoft.com/office/word/2012/wordml" xmlns:w10="urn:schemas-microsoft-com:office:word" xmlns:wpg="http://schemas.microsoft.com/office/word/2010/wordprocessingGroup" xmlns:wpi="http://schemas.microsoft.com/office/word/2010/wordprocessingInk" xmlns:wne="http://schemas.microsoft.com/office/word/2006/wordml" xmlns:wps="http://schemas.microsoft.com/office/word/2010/wordprocessingShape" xmlns:wpsCustomData="http://www.wps.cn/officeDocument/2013/wpsCustomData" mc:Ignorable="w14 w15 wp14">
+  <w:endnote w:type="separator" w:id="0">
+    <w:p>
+      <w:pPr>
+        <w:spacing w:line="240" w:lineRule="auto"/>
+      </w:pPr>
+      <w:r>
+        <w:separator/>
+      </w:r>
+    </w:p>
+  </w:endnote>
+  <w:endnote w:type="continuationSeparator" w:id="1">
+    <w:p>
+      <w:pPr>
+        <w:spacing w:line="240" w:lineRule="auto"/>
+      </w:pPr>
+      <w:r>
+        <w:continuationSeparator/>
+      </w:r>
+    </w:p>
+  </w:endnote>
+</w:endnotes>
+</file>
+
 <file path=word/footer1.xml><?xml version="1.0" encoding="utf-8"?>
-<w:ftr xmlns:wpc="http://schemas.microsoft.com/office/word/2010/wordprocessingCanvas" xmlns:mc="http://schemas.openxmlformats.org/markup-compatibility/2006" xmlns:o="urn:schemas-microsoft-com:office:office" xmlns:r="http://schemas.openxmlformats.org/officeDocument/2006/relationships" xmlns:m="http://schemas.openxmlformats.org/officeDocument/2006/math" xmlns:v="urn:schemas-microsoft-com:vml" xmlns:wp14="http://schemas.microsoft.com/office/word/2010/wordprocessingDrawing" xmlns:wp="http://schemas.openxmlformats.org/drawingml/2006/wordprocessingDrawing" xmlns:w10="urn:schemas-microsoft-com:office:word" xmlns:w="http://schemas.openxmlformats.org/wordprocessingml/2006/main" xmlns:w14="http://schemas.microsoft.com/office/word/2010/wordml" xmlns:w15="http://schemas.microsoft.com/office/word/2012/wordml" xmlns:wne="http://schemas.microsoft.com/office/word/2006/wordml" xmlns:wpg="http://schemas.microsoft.com/office/word/2010/wordprocessingGroup" xmlns:wpi="http://schemas.microsoft.com/office/word/2010/wordprocessingInk" xmlns:wps="http://schemas.microsoft.com/office/word/2010/wordprocessingShape" mc:Ignorable="w14 w15 wp14">
+<w:ftr xmlns:wpc="http://schemas.microsoft.com/office/word/2010/wordprocessingCanvas" xmlns:mc="http://schemas.openxmlformats.org/markup-compatibility/2006" xmlns:o="urn:schemas-microsoft-com:office:office" xmlns:r="http://schemas.openxmlformats.org/officeDocument/2006/relationships" xmlns:m="http://schemas.openxmlformats.org/officeDocument/2006/math" xmlns:v="urn:schemas-microsoft-com:vml" xmlns:wp14="http://schemas.microsoft.com/office/word/2010/wordprocessingDrawing" xmlns:wp="http://schemas.openxmlformats.org/drawingml/2006/wordprocessingDrawing" xmlns:w10="urn:schemas-microsoft-com:office:word" xmlns:w="http://schemas.openxmlformats.org/wordprocessingml/2006/main" xmlns:w14="http://schemas.microsoft.com/office/word/2010/wordml" xmlns:w15="http://schemas.microsoft.com/office/word/2012/wordml" xmlns:wpg="http://schemas.microsoft.com/office/word/2010/wordprocessingGroup" xmlns:wpi="http://schemas.microsoft.com/office/word/2010/wordprocessingInk" xmlns:wne="http://schemas.microsoft.com/office/word/2006/wordml" xmlns:wps="http://schemas.microsoft.com/office/word/2010/wordprocessingShape" xmlns:wpsCustomData="http://www.wps.cn/officeDocument/2013/wpsCustomData" mc:Ignorable="w14 w15 wp14">
   <w:p>
     <w:pPr>
       <w:spacing w:line="230" w:lineRule="auto"/>
       <w:ind w:left="4219"/>
       <w:rPr>
-        <w:rFonts w:ascii="SimSun" w:eastAsia="SimSun" w:hAnsi="SimSun" w:cs="SimSun"/>
+        <w:rFonts w:ascii="宋体" w:hAnsi="宋体" w:eastAsia="宋体" w:cs="宋体"/>
         <w:sz w:val="18"/>
         <w:szCs w:val="18"/>
       </w:rPr>
     </w:pPr>
     <w:r>
       <w:rPr>
-        <w:rFonts w:ascii="SimSun" w:eastAsia="SimSun" w:hAnsi="SimSun" w:cs="SimSun"/>
+        <w:rFonts w:ascii="宋体" w:hAnsi="宋体" w:eastAsia="宋体" w:cs="宋体"/>
         <w:sz w:val="18"/>
         <w:szCs w:val="18"/>
       </w:rPr>
@@ -3473,20 +3288,20 @@
 </file>
 
 <file path=word/footer2.xml><?xml version="1.0" encoding="utf-8"?>
-<w:ftr xmlns:wpc="http://schemas.microsoft.com/office/word/2010/wordprocessingCanvas" xmlns:mc="http://schemas.openxmlformats.org/markup-compatibility/2006" xmlns:o="urn:schemas-microsoft-com:office:office" xmlns:r="http://schemas.openxmlformats.org/officeDocument/2006/relationships" xmlns:m="http://schemas.openxmlformats.org/officeDocument/2006/math" xmlns:v="urn:schemas-microsoft-com:vml" xmlns:wp14="http://schemas.microsoft.com/office/word/2010/wordprocessingDrawing" xmlns:wp="http://schemas.openxmlformats.org/drawingml/2006/wordprocessingDrawing" xmlns:w10="urn:schemas-microsoft-com:office:word" xmlns:w="http://schemas.openxmlformats.org/wordprocessingml/2006/main" xmlns:w14="http://schemas.microsoft.com/office/word/2010/wordml" xmlns:w15="http://schemas.microsoft.com/office/word/2012/wordml" xmlns:wne="http://schemas.microsoft.com/office/word/2006/wordml" xmlns:wpg="http://schemas.microsoft.com/office/word/2010/wordprocessingGroup" xmlns:wpi="http://schemas.microsoft.com/office/word/2010/wordprocessingInk" xmlns:wps="http://schemas.microsoft.com/office/word/2010/wordprocessingShape" mc:Ignorable="w14 w15 wp14">
+<w:ftr xmlns:wpc="http://schemas.microsoft.com/office/word/2010/wordprocessingCanvas" xmlns:mc="http://schemas.openxmlformats.org/markup-compatibility/2006" xmlns:o="urn:schemas-microsoft-com:office:office" xmlns:r="http://schemas.openxmlformats.org/officeDocument/2006/relationships" xmlns:m="http://schemas.openxmlformats.org/officeDocument/2006/math" xmlns:v="urn:schemas-microsoft-com:vml" xmlns:wp14="http://schemas.microsoft.com/office/word/2010/wordprocessingDrawing" xmlns:wp="http://schemas.openxmlformats.org/drawingml/2006/wordprocessingDrawing" xmlns:w10="urn:schemas-microsoft-com:office:word" xmlns:w="http://schemas.openxmlformats.org/wordprocessingml/2006/main" xmlns:w14="http://schemas.microsoft.com/office/word/2010/wordml" xmlns:w15="http://schemas.microsoft.com/office/word/2012/wordml" xmlns:wpg="http://schemas.microsoft.com/office/word/2010/wordprocessingGroup" xmlns:wpi="http://schemas.microsoft.com/office/word/2010/wordprocessingInk" xmlns:wne="http://schemas.microsoft.com/office/word/2006/wordml" xmlns:wps="http://schemas.microsoft.com/office/word/2010/wordprocessingShape" xmlns:wpsCustomData="http://www.wps.cn/officeDocument/2013/wpsCustomData" mc:Ignorable="w14 w15 wp14">
   <w:p>
     <w:pPr>
       <w:spacing w:line="230" w:lineRule="auto"/>
       <w:ind w:left="4207"/>
       <w:rPr>
-        <w:rFonts w:ascii="SimSun" w:eastAsia="SimSun" w:hAnsi="SimSun" w:cs="SimSun"/>
+        <w:rFonts w:ascii="宋体" w:hAnsi="宋体" w:eastAsia="宋体" w:cs="宋体"/>
         <w:sz w:val="18"/>
         <w:szCs w:val="18"/>
       </w:rPr>
     </w:pPr>
     <w:r>
       <w:rPr>
-        <w:rFonts w:ascii="SimSun" w:eastAsia="SimSun" w:hAnsi="SimSun" w:cs="SimSun"/>
+        <w:rFonts w:ascii="宋体" w:hAnsi="宋体" w:eastAsia="宋体" w:cs="宋体"/>
         <w:sz w:val="18"/>
         <w:szCs w:val="18"/>
       </w:rPr>
@@ -3497,20 +3312,20 @@
 </file>
 
 <file path=word/footer3.xml><?xml version="1.0" encoding="utf-8"?>
-<w:ftr xmlns:wpc="http://schemas.microsoft.com/office/word/2010/wordprocessingCanvas" xmlns:mc="http://schemas.openxmlformats.org/markup-compatibility/2006" xmlns:o="urn:schemas-microsoft-com:office:office" xmlns:r="http://schemas.openxmlformats.org/officeDocument/2006/relationships" xmlns:m="http://schemas.openxmlformats.org/officeDocument/2006/math" xmlns:v="urn:schemas-microsoft-com:vml" xmlns:wp14="http://schemas.microsoft.com/office/word/2010/wordprocessingDrawing" xmlns:wp="http://schemas.openxmlformats.org/drawingml/2006/wordprocessingDrawing" xmlns:w10="urn:schemas-microsoft-com:office:word" xmlns:w="http://schemas.openxmlformats.org/wordprocessingml/2006/main" xmlns:w14="http://schemas.microsoft.com/office/word/2010/wordml" xmlns:w15="http://schemas.microsoft.com/office/word/2012/wordml" xmlns:wne="http://schemas.microsoft.com/office/word/2006/wordml" xmlns:wpg="http://schemas.microsoft.com/office/word/2010/wordprocessingGroup" xmlns:wpi="http://schemas.microsoft.com/office/word/2010/wordprocessingInk" xmlns:wps="http://schemas.microsoft.com/office/word/2010/wordprocessingShape" mc:Ignorable="w14 w15 wp14">
+<w:ftr xmlns:wpc="http://schemas.microsoft.com/office/word/2010/wordprocessingCanvas" xmlns:mc="http://schemas.openxmlformats.org/markup-compatibility/2006" xmlns:o="urn:schemas-microsoft-com:office:office" xmlns:r="http://schemas.openxmlformats.org/officeDocument/2006/relationships" xmlns:m="http://schemas.openxmlformats.org/officeDocument/2006/math" xmlns:v="urn:schemas-microsoft-com:vml" xmlns:wp14="http://schemas.microsoft.com/office/word/2010/wordprocessingDrawing" xmlns:wp="http://schemas.openxmlformats.org/drawingml/2006/wordprocessingDrawing" xmlns:w10="urn:schemas-microsoft-com:office:word" xmlns:w="http://schemas.openxmlformats.org/wordprocessingml/2006/main" xmlns:w14="http://schemas.microsoft.com/office/word/2010/wordml" xmlns:w15="http://schemas.microsoft.com/office/word/2012/wordml" xmlns:wpg="http://schemas.microsoft.com/office/word/2010/wordprocessingGroup" xmlns:wpi="http://schemas.microsoft.com/office/word/2010/wordprocessingInk" xmlns:wne="http://schemas.microsoft.com/office/word/2006/wordml" xmlns:wps="http://schemas.microsoft.com/office/word/2010/wordprocessingShape" xmlns:wpsCustomData="http://www.wps.cn/officeDocument/2013/wpsCustomData" mc:Ignorable="w14 w15 wp14">
   <w:p>
     <w:pPr>
       <w:spacing w:line="229" w:lineRule="auto"/>
       <w:ind w:left="4300"/>
       <w:rPr>
-        <w:rFonts w:ascii="SimSun" w:eastAsia="SimSun" w:hAnsi="SimSun" w:cs="SimSun"/>
+        <w:rFonts w:ascii="宋体" w:hAnsi="宋体" w:eastAsia="宋体" w:cs="宋体"/>
         <w:sz w:val="18"/>
         <w:szCs w:val="18"/>
       </w:rPr>
     </w:pPr>
     <w:r>
       <w:rPr>
-        <w:rFonts w:ascii="SimSun" w:eastAsia="SimSun" w:hAnsi="SimSun" w:cs="SimSun"/>
+        <w:rFonts w:ascii="宋体" w:hAnsi="宋体" w:eastAsia="宋体" w:cs="宋体"/>
         <w:sz w:val="18"/>
         <w:szCs w:val="18"/>
       </w:rPr>
@@ -3521,68 +3336,20 @@
 </file>
 
 <file path=word/footer4.xml><?xml version="1.0" encoding="utf-8"?>
-<w:ftr xmlns:wpc="http://schemas.microsoft.com/office/word/2010/wordprocessingCanvas" xmlns:mc="http://schemas.openxmlformats.org/markup-compatibility/2006" xmlns:o="urn:schemas-microsoft-com:office:office" xmlns:r="http://schemas.openxmlformats.org/officeDocument/2006/relationships" xmlns:m="http://schemas.openxmlformats.org/officeDocument/2006/math" xmlns:v="urn:schemas-microsoft-com:vml" xmlns:wp14="http://schemas.microsoft.com/office/word/2010/wordprocessingDrawing" xmlns:wp="http://schemas.openxmlformats.org/drawingml/2006/wordprocessingDrawing" xmlns:w10="urn:schemas-microsoft-com:office:word" xmlns:w="http://schemas.openxmlformats.org/wordprocessingml/2006/main" xmlns:w14="http://schemas.microsoft.com/office/word/2010/wordml" xmlns:w15="http://schemas.microsoft.com/office/word/2012/wordml" xmlns:wne="http://schemas.microsoft.com/office/word/2006/wordml" xmlns:wpg="http://schemas.microsoft.com/office/word/2010/wordprocessingGroup" xmlns:wpi="http://schemas.microsoft.com/office/word/2010/wordprocessingInk" xmlns:wps="http://schemas.microsoft.com/office/word/2010/wordprocessingShape" mc:Ignorable="w14 w15 wp14">
+<w:ftr xmlns:wpc="http://schemas.microsoft.com/office/word/2010/wordprocessingCanvas" xmlns:mc="http://schemas.openxmlformats.org/markup-compatibility/2006" xmlns:o="urn:schemas-microsoft-com:office:office" xmlns:r="http://schemas.openxmlformats.org/officeDocument/2006/relationships" xmlns:m="http://schemas.openxmlformats.org/officeDocument/2006/math" xmlns:v="urn:schemas-microsoft-com:vml" xmlns:wp14="http://schemas.microsoft.com/office/word/2010/wordprocessingDrawing" xmlns:wp="http://schemas.openxmlformats.org/drawingml/2006/wordprocessingDrawing" xmlns:w10="urn:schemas-microsoft-com:office:word" xmlns:w="http://schemas.openxmlformats.org/wordprocessingml/2006/main" xmlns:w14="http://schemas.microsoft.com/office/word/2010/wordml" xmlns:w15="http://schemas.microsoft.com/office/word/2012/wordml" xmlns:wpg="http://schemas.microsoft.com/office/word/2010/wordprocessingGroup" xmlns:wpi="http://schemas.microsoft.com/office/word/2010/wordprocessingInk" xmlns:wne="http://schemas.microsoft.com/office/word/2006/wordml" xmlns:wps="http://schemas.microsoft.com/office/word/2010/wordprocessingShape" xmlns:wpsCustomData="http://www.wps.cn/officeDocument/2013/wpsCustomData" mc:Ignorable="w14 w15 wp14">
   <w:p>
     <w:pPr>
-      <w:spacing w:line="230" w:lineRule="auto"/>
-      <w:ind w:left="4204"/>
+      <w:spacing w:line="229" w:lineRule="auto"/>
+      <w:ind w:left="4207"/>
       <w:rPr>
-        <w:rFonts w:ascii="SimSun" w:eastAsia="SimSun" w:hAnsi="SimSun" w:cs="SimSun"/>
+        <w:rFonts w:ascii="宋体" w:hAnsi="宋体" w:eastAsia="宋体" w:cs="宋体"/>
         <w:sz w:val="18"/>
         <w:szCs w:val="18"/>
       </w:rPr>
     </w:pPr>
     <w:r>
       <w:rPr>
-        <w:rFonts w:ascii="SimSun" w:eastAsia="SimSun" w:hAnsi="SimSun" w:cs="SimSun"/>
-        <w:sz w:val="18"/>
-        <w:szCs w:val="18"/>
-      </w:rPr>
-      <w:t>4</w:t>
-    </w:r>
-  </w:p>
-</w:ftr>
-</file>
-
-<file path=word/footer5.xml><?xml version="1.0" encoding="utf-8"?>
-<w:ftr xmlns:wpc="http://schemas.microsoft.com/office/word/2010/wordprocessingCanvas" xmlns:mc="http://schemas.openxmlformats.org/markup-compatibility/2006" xmlns:o="urn:schemas-microsoft-com:office:office" xmlns:r="http://schemas.openxmlformats.org/officeDocument/2006/relationships" xmlns:m="http://schemas.openxmlformats.org/officeDocument/2006/math" xmlns:v="urn:schemas-microsoft-com:vml" xmlns:wp14="http://schemas.microsoft.com/office/word/2010/wordprocessingDrawing" xmlns:wp="http://schemas.openxmlformats.org/drawingml/2006/wordprocessingDrawing" xmlns:w10="urn:schemas-microsoft-com:office:word" xmlns:w="http://schemas.openxmlformats.org/wordprocessingml/2006/main" xmlns:w14="http://schemas.microsoft.com/office/word/2010/wordml" xmlns:w15="http://schemas.microsoft.com/office/word/2012/wordml" xmlns:wne="http://schemas.microsoft.com/office/word/2006/wordml" xmlns:wpg="http://schemas.microsoft.com/office/word/2010/wordprocessingGroup" xmlns:wpi="http://schemas.microsoft.com/office/word/2010/wordprocessingInk" xmlns:wps="http://schemas.microsoft.com/office/word/2010/wordprocessingShape" mc:Ignorable="w14 w15 wp14">
-  <w:p>
-    <w:pPr>
-      <w:spacing w:line="229" w:lineRule="auto"/>
-      <w:ind w:left="4209"/>
-      <w:rPr>
-        <w:rFonts w:ascii="SimSun" w:eastAsia="SimSun" w:hAnsi="SimSun" w:cs="SimSun"/>
-        <w:sz w:val="18"/>
-        <w:szCs w:val="18"/>
-      </w:rPr>
-    </w:pPr>
-    <w:r>
-      <w:rPr>
-        <w:rFonts w:ascii="SimSun" w:eastAsia="SimSun" w:hAnsi="SimSun" w:cs="SimSun"/>
-        <w:sz w:val="18"/>
-        <w:szCs w:val="18"/>
-      </w:rPr>
-      <w:t>5</w:t>
-    </w:r>
-  </w:p>
-</w:ftr>
-</file>
-
-<file path=word/footer6.xml><?xml version="1.0" encoding="utf-8"?>
-<w:ftr xmlns:wpc="http://schemas.microsoft.com/office/word/2010/wordprocessingCanvas" xmlns:mc="http://schemas.openxmlformats.org/markup-compatibility/2006" xmlns:o="urn:schemas-microsoft-com:office:office" xmlns:r="http://schemas.openxmlformats.org/officeDocument/2006/relationships" xmlns:m="http://schemas.openxmlformats.org/officeDocument/2006/math" xmlns:v="urn:schemas-microsoft-com:vml" xmlns:wp14="http://schemas.microsoft.com/office/word/2010/wordprocessingDrawing" xmlns:wp="http://schemas.openxmlformats.org/drawingml/2006/wordprocessingDrawing" xmlns:w10="urn:schemas-microsoft-com:office:word" xmlns:w="http://schemas.openxmlformats.org/wordprocessingml/2006/main" xmlns:w14="http://schemas.microsoft.com/office/word/2010/wordml" xmlns:w15="http://schemas.microsoft.com/office/word/2012/wordml" xmlns:wne="http://schemas.microsoft.com/office/word/2006/wordml" xmlns:wpg="http://schemas.microsoft.com/office/word/2010/wordprocessingGroup" xmlns:wpi="http://schemas.microsoft.com/office/word/2010/wordprocessingInk" xmlns:wps="http://schemas.microsoft.com/office/word/2010/wordprocessingShape" mc:Ignorable="w14 w15 wp14">
-  <w:p>
-    <w:pPr>
-      <w:spacing w:line="229" w:lineRule="auto"/>
-      <w:ind w:left="4207"/>
-      <w:rPr>
-        <w:rFonts w:ascii="SimSun" w:eastAsia="SimSun" w:hAnsi="SimSun" w:cs="SimSun"/>
-        <w:sz w:val="18"/>
-        <w:szCs w:val="18"/>
-      </w:rPr>
-    </w:pPr>
-    <w:r>
-      <w:rPr>
-        <w:rFonts w:ascii="SimSun" w:eastAsia="SimSun" w:hAnsi="SimSun" w:cs="SimSun"/>
+        <w:rFonts w:ascii="宋体" w:hAnsi="宋体" w:eastAsia="宋体" w:cs="宋体"/>
         <w:sz w:val="18"/>
         <w:szCs w:val="18"/>
       </w:rPr>
@@ -3592,23 +3359,48 @@
 </w:ftr>
 </file>
 
+<file path=word/footnotes.xml><?xml version="1.0" encoding="utf-8"?>
+<w:footnotes xmlns:wpc="http://schemas.microsoft.com/office/word/2010/wordprocessingCanvas" xmlns:mc="http://schemas.openxmlformats.org/markup-compatibility/2006" xmlns:o="urn:schemas-microsoft-com:office:office" xmlns:r="http://schemas.openxmlformats.org/officeDocument/2006/relationships" xmlns:m="http://schemas.openxmlformats.org/officeDocument/2006/math" xmlns:v="urn:schemas-microsoft-com:vml" xmlns:wp14="http://schemas.microsoft.com/office/word/2010/wordprocessingDrawing" xmlns:wp="http://schemas.openxmlformats.org/drawingml/2006/wordprocessingDrawing" xmlns:w="http://schemas.openxmlformats.org/wordprocessingml/2006/main" xmlns:w14="http://schemas.microsoft.com/office/word/2010/wordml" xmlns:w15="http://schemas.microsoft.com/office/word/2012/wordml" xmlns:w10="urn:schemas-microsoft-com:office:word" xmlns:wpg="http://schemas.microsoft.com/office/word/2010/wordprocessingGroup" xmlns:wpi="http://schemas.microsoft.com/office/word/2010/wordprocessingInk" xmlns:wne="http://schemas.microsoft.com/office/word/2006/wordml" xmlns:wps="http://schemas.microsoft.com/office/word/2010/wordprocessingShape" xmlns:wpsCustomData="http://www.wps.cn/officeDocument/2013/wpsCustomData" mc:Ignorable="w14 w15 wp14">
+  <w:footnote w:type="separator" w:id="0">
+    <w:p>
+      <w:pPr>
+        <w:spacing w:before="0" w:after="0" w:line="240" w:lineRule="auto"/>
+      </w:pPr>
+      <w:r>
+        <w:separator/>
+      </w:r>
+    </w:p>
+  </w:footnote>
+  <w:footnote w:type="continuationSeparator" w:id="1">
+    <w:p>
+      <w:pPr>
+        <w:spacing w:before="0" w:after="0" w:line="240" w:lineRule="auto"/>
+      </w:pPr>
+      <w:r>
+        <w:continuationSeparator/>
+      </w:r>
+    </w:p>
+  </w:footnote>
+</w:footnotes>
+</file>
+
 <file path=word/header1.xml><?xml version="1.0" encoding="utf-8"?>
-<w:hdr xmlns:wpc="http://schemas.microsoft.com/office/word/2010/wordprocessingCanvas" xmlns:mc="http://schemas.openxmlformats.org/markup-compatibility/2006" xmlns:o="urn:schemas-microsoft-com:office:office" xmlns:r="http://schemas.openxmlformats.org/officeDocument/2006/relationships" xmlns:m="http://schemas.openxmlformats.org/officeDocument/2006/math" xmlns:v="urn:schemas-microsoft-com:vml" xmlns:wp14="http://schemas.microsoft.com/office/word/2010/wordprocessingDrawing" xmlns:wp="http://schemas.openxmlformats.org/drawingml/2006/wordprocessingDrawing" xmlns:w10="urn:schemas-microsoft-com:office:word" xmlns:w="http://schemas.openxmlformats.org/wordprocessingml/2006/main" xmlns:w14="http://schemas.microsoft.com/office/word/2010/wordml" xmlns:w15="http://schemas.microsoft.com/office/word/2012/wordml" xmlns:wne="http://schemas.microsoft.com/office/word/2006/wordml" xmlns:wpg="http://schemas.microsoft.com/office/word/2010/wordprocessingGroup" xmlns:wpi="http://schemas.microsoft.com/office/word/2010/wordprocessingInk" xmlns:wps="http://schemas.microsoft.com/office/word/2010/wordprocessingShape" mc:Ignorable="w14 w15 wp14">
+<w:hdr xmlns:wpc="http://schemas.microsoft.com/office/word/2010/wordprocessingCanvas" xmlns:mc="http://schemas.openxmlformats.org/markup-compatibility/2006" xmlns:o="urn:schemas-microsoft-com:office:office" xmlns:r="http://schemas.openxmlformats.org/officeDocument/2006/relationships" xmlns:m="http://schemas.openxmlformats.org/officeDocument/2006/math" xmlns:v="urn:schemas-microsoft-com:vml" xmlns:wp14="http://schemas.microsoft.com/office/word/2010/wordprocessingDrawing" xmlns:wp="http://schemas.openxmlformats.org/drawingml/2006/wordprocessingDrawing" xmlns:w10="urn:schemas-microsoft-com:office:word" xmlns:w="http://schemas.openxmlformats.org/wordprocessingml/2006/main" xmlns:w14="http://schemas.microsoft.com/office/word/2010/wordml" xmlns:w15="http://schemas.microsoft.com/office/word/2012/wordml" xmlns:wpg="http://schemas.microsoft.com/office/word/2010/wordprocessingGroup" xmlns:wpi="http://schemas.microsoft.com/office/word/2010/wordprocessingInk" xmlns:wne="http://schemas.microsoft.com/office/word/2006/wordml" xmlns:wps="http://schemas.microsoft.com/office/word/2010/wordprocessingShape" xmlns:wpsCustomData="http://www.wps.cn/officeDocument/2013/wpsCustomData" mc:Ignorable="w14 w15 wp14">
   <w:p>
     <w:pPr>
       <w:spacing w:line="427" w:lineRule="exact"/>
     </w:pPr>
     <w:r>
       <w:drawing>
-        <wp:anchor distT="0" distB="0" distL="0" distR="0" simplePos="0" relativeHeight="251658240" behindDoc="0" locked="0" layoutInCell="0" allowOverlap="1">
+        <wp:anchor distT="0" distB="0" distL="0" distR="0" simplePos="0" relativeHeight="251659264" behindDoc="0" locked="0" layoutInCell="0" allowOverlap="1">
           <wp:simplePos x="0" y="0"/>
           <wp:positionH relativeFrom="page">
             <wp:posOffset>1124585</wp:posOffset>
           </wp:positionH>
           <wp:positionV relativeFrom="page">
-            <wp:posOffset>990472</wp:posOffset>
+            <wp:posOffset>989965</wp:posOffset>
           </wp:positionV>
-          <wp:extent cx="5311140" cy="9144"/>
+          <wp:extent cx="5311140" cy="8890"/>
           <wp:effectExtent l="0" t="0" r="0" b="0"/>
           <wp:wrapNone/>
           <wp:docPr id="4" name="IM 4"/>
@@ -3621,13 +3413,13 @@
                   <pic:cNvPicPr/>
                 </pic:nvPicPr>
                 <pic:blipFill>
-                  <a:blip xmlns:r="http://schemas.openxmlformats.org/officeDocument/2006/relationships" r:embed="rId1"/>
+                  <a:blip r:embed="rId1"/>
                   <a:stretch>
                     <a:fillRect/>
                   </a:stretch>
                 </pic:blipFill>
                 <pic:spPr>
-                  <a:xfrm rot="0">
+                  <a:xfrm>
                     <a:off x="0" y="0"/>
                     <a:ext cx="5311140" cy="9144"/>
                   </a:xfrm>
@@ -3647,7 +3439,7 @@
       </w:rPr>
       <w:drawing>
         <wp:inline distT="0" distB="0" distL="0" distR="0">
-          <wp:extent cx="696350" cy="271753"/>
+          <wp:extent cx="695960" cy="271145"/>
           <wp:effectExtent l="0" t="0" r="0" b="0"/>
           <wp:docPr id="6" name="IM 6"/>
           <wp:cNvGraphicFramePr/>
@@ -3659,13 +3451,13 @@
                   <pic:cNvPicPr/>
                 </pic:nvPicPr>
                 <pic:blipFill>
-                  <a:blip xmlns:r="http://schemas.openxmlformats.org/officeDocument/2006/relationships" r:embed="rId2"/>
+                  <a:blip r:embed="rId2"/>
                   <a:stretch>
                     <a:fillRect/>
                   </a:stretch>
                 </pic:blipFill>
                 <pic:spPr>
-                  <a:xfrm rot="0">
+                  <a:xfrm>
                     <a:off x="0" y="0"/>
                     <a:ext cx="696350" cy="271753"/>
                   </a:xfrm>
@@ -3684,7 +3476,7 @@
 </file>
 
 <file path=word/header2.xml><?xml version="1.0" encoding="utf-8"?>
-<w:hdr xmlns:wpc="http://schemas.microsoft.com/office/word/2010/wordprocessingCanvas" xmlns:mc="http://schemas.openxmlformats.org/markup-compatibility/2006" xmlns:o="urn:schemas-microsoft-com:office:office" xmlns:r="http://schemas.openxmlformats.org/officeDocument/2006/relationships" xmlns:m="http://schemas.openxmlformats.org/officeDocument/2006/math" xmlns:v="urn:schemas-microsoft-com:vml" xmlns:wp14="http://schemas.microsoft.com/office/word/2010/wordprocessingDrawing" xmlns:wp="http://schemas.openxmlformats.org/drawingml/2006/wordprocessingDrawing" xmlns:w10="urn:schemas-microsoft-com:office:word" xmlns:w="http://schemas.openxmlformats.org/wordprocessingml/2006/main" xmlns:w14="http://schemas.microsoft.com/office/word/2010/wordml" xmlns:w15="http://schemas.microsoft.com/office/word/2012/wordml" xmlns:wne="http://schemas.microsoft.com/office/word/2006/wordml" xmlns:wpg="http://schemas.microsoft.com/office/word/2010/wordprocessingGroup" xmlns:wpi="http://schemas.microsoft.com/office/word/2010/wordprocessingInk" xmlns:wps="http://schemas.microsoft.com/office/word/2010/wordprocessingShape" mc:Ignorable="w14 w15 wp14">
+<w:hdr xmlns:wpc="http://schemas.microsoft.com/office/word/2010/wordprocessingCanvas" xmlns:mc="http://schemas.openxmlformats.org/markup-compatibility/2006" xmlns:o="urn:schemas-microsoft-com:office:office" xmlns:r="http://schemas.openxmlformats.org/officeDocument/2006/relationships" xmlns:m="http://schemas.openxmlformats.org/officeDocument/2006/math" xmlns:v="urn:schemas-microsoft-com:vml" xmlns:wp14="http://schemas.microsoft.com/office/word/2010/wordprocessingDrawing" xmlns:wp="http://schemas.openxmlformats.org/drawingml/2006/wordprocessingDrawing" xmlns:w10="urn:schemas-microsoft-com:office:word" xmlns:w="http://schemas.openxmlformats.org/wordprocessingml/2006/main" xmlns:w14="http://schemas.microsoft.com/office/word/2010/wordml" xmlns:w15="http://schemas.microsoft.com/office/word/2012/wordml" xmlns:wpg="http://schemas.microsoft.com/office/word/2010/wordprocessingGroup" xmlns:wpi="http://schemas.microsoft.com/office/word/2010/wordprocessingInk" xmlns:wne="http://schemas.microsoft.com/office/word/2006/wordml" xmlns:wps="http://schemas.microsoft.com/office/word/2010/wordprocessingShape" xmlns:wpsCustomData="http://www.wps.cn/officeDocument/2013/wpsCustomData" mc:Ignorable="w14 w15 wp14">
   <w:p>
     <w:pPr>
       <w:spacing w:line="427" w:lineRule="exact"/>
@@ -3692,15 +3484,15 @@
     </w:pPr>
     <w:r>
       <w:drawing>
-        <wp:anchor distT="0" distB="0" distL="0" distR="0" simplePos="0" relativeHeight="251659264" behindDoc="0" locked="0" layoutInCell="0" allowOverlap="1">
+        <wp:anchor distT="0" distB="0" distL="0" distR="0" simplePos="0" relativeHeight="251660288" behindDoc="0" locked="0" layoutInCell="0" allowOverlap="1">
           <wp:simplePos x="0" y="0"/>
           <wp:positionH relativeFrom="page">
             <wp:posOffset>1124585</wp:posOffset>
           </wp:positionH>
           <wp:positionV relativeFrom="page">
-            <wp:posOffset>990472</wp:posOffset>
+            <wp:posOffset>989965</wp:posOffset>
           </wp:positionV>
-          <wp:extent cx="5311140" cy="9144"/>
+          <wp:extent cx="5311140" cy="8890"/>
           <wp:effectExtent l="0" t="0" r="0" b="0"/>
           <wp:wrapNone/>
           <wp:docPr id="8" name="IM 8"/>
@@ -3713,13 +3505,13 @@
                   <pic:cNvPicPr/>
                 </pic:nvPicPr>
                 <pic:blipFill>
-                  <a:blip xmlns:r="http://schemas.openxmlformats.org/officeDocument/2006/relationships" r:embed="rId1"/>
+                  <a:blip r:embed="rId1"/>
                   <a:stretch>
                     <a:fillRect/>
                   </a:stretch>
                 </pic:blipFill>
                 <pic:spPr>
-                  <a:xfrm rot="0">
+                  <a:xfrm>
                     <a:off x="0" y="0"/>
                     <a:ext cx="5311140" cy="9144"/>
                   </a:xfrm>
@@ -3739,7 +3531,7 @@
       </w:rPr>
       <w:drawing>
         <wp:inline distT="0" distB="0" distL="0" distR="0">
-          <wp:extent cx="696350" cy="271753"/>
+          <wp:extent cx="695960" cy="271145"/>
           <wp:effectExtent l="0" t="0" r="0" b="0"/>
           <wp:docPr id="10" name="IM 10"/>
           <wp:cNvGraphicFramePr/>
@@ -3751,13 +3543,13 @@
                   <pic:cNvPicPr/>
                 </pic:nvPicPr>
                 <pic:blipFill>
-                  <a:blip xmlns:r="http://schemas.openxmlformats.org/officeDocument/2006/relationships" r:embed="rId2"/>
+                  <a:blip r:embed="rId2"/>
                   <a:stretch>
                     <a:fillRect/>
                   </a:stretch>
                 </pic:blipFill>
                 <pic:spPr>
-                  <a:xfrm rot="0">
+                  <a:xfrm>
                     <a:off x="0" y="0"/>
                     <a:ext cx="696350" cy="271753"/>
                   </a:xfrm>
@@ -3776,192 +3568,10 @@
 </file>
 
 <file path=word/header3.xml><?xml version="1.0" encoding="utf-8"?>
-<w:hdr xmlns:wpc="http://schemas.microsoft.com/office/word/2010/wordprocessingCanvas" xmlns:mc="http://schemas.openxmlformats.org/markup-compatibility/2006" xmlns:o="urn:schemas-microsoft-com:office:office" xmlns:r="http://schemas.openxmlformats.org/officeDocument/2006/relationships" xmlns:m="http://schemas.openxmlformats.org/officeDocument/2006/math" xmlns:v="urn:schemas-microsoft-com:vml" xmlns:wp14="http://schemas.microsoft.com/office/word/2010/wordprocessingDrawing" xmlns:wp="http://schemas.openxmlformats.org/drawingml/2006/wordprocessingDrawing" xmlns:w10="urn:schemas-microsoft-com:office:word" xmlns:w="http://schemas.openxmlformats.org/wordprocessingml/2006/main" xmlns:w14="http://schemas.microsoft.com/office/word/2010/wordml" xmlns:w15="http://schemas.microsoft.com/office/word/2012/wordml" xmlns:wne="http://schemas.microsoft.com/office/word/2006/wordml" xmlns:wpg="http://schemas.microsoft.com/office/word/2010/wordprocessingGroup" xmlns:wpi="http://schemas.microsoft.com/office/word/2010/wordprocessingInk" xmlns:wps="http://schemas.microsoft.com/office/word/2010/wordprocessingShape" mc:Ignorable="w14 w15 wp14">
+<w:hdr xmlns:wpc="http://schemas.microsoft.com/office/word/2010/wordprocessingCanvas" xmlns:mc="http://schemas.openxmlformats.org/markup-compatibility/2006" xmlns:o="urn:schemas-microsoft-com:office:office" xmlns:r="http://schemas.openxmlformats.org/officeDocument/2006/relationships" xmlns:m="http://schemas.openxmlformats.org/officeDocument/2006/math" xmlns:v="urn:schemas-microsoft-com:vml" xmlns:wp14="http://schemas.microsoft.com/office/word/2010/wordprocessingDrawing" xmlns:wp="http://schemas.openxmlformats.org/drawingml/2006/wordprocessingDrawing" xmlns:w10="urn:schemas-microsoft-com:office:word" xmlns:w="http://schemas.openxmlformats.org/wordprocessingml/2006/main" xmlns:w14="http://schemas.microsoft.com/office/word/2010/wordml" xmlns:w15="http://schemas.microsoft.com/office/word/2012/wordml" xmlns:wpg="http://schemas.microsoft.com/office/word/2010/wordprocessingGroup" xmlns:wpi="http://schemas.microsoft.com/office/word/2010/wordprocessingInk" xmlns:wne="http://schemas.microsoft.com/office/word/2006/wordml" xmlns:wps="http://schemas.microsoft.com/office/word/2010/wordprocessingShape" xmlns:wpsCustomData="http://www.wps.cn/officeDocument/2013/wpsCustomData" mc:Ignorable="w14 w15 wp14">
   <w:p>
     <w:pPr>
-      <w:spacing w:line="427" w:lineRule="exact"/>
-    </w:pPr>
-    <w:r>
-      <w:drawing>
-        <wp:anchor distT="0" distB="0" distL="0" distR="0" simplePos="0" relativeHeight="251660288" behindDoc="0" locked="0" layoutInCell="0" allowOverlap="1">
-          <wp:simplePos x="0" y="0"/>
-          <wp:positionH relativeFrom="page">
-            <wp:posOffset>1124585</wp:posOffset>
-          </wp:positionH>
-          <wp:positionV relativeFrom="page">
-            <wp:posOffset>990472</wp:posOffset>
-          </wp:positionV>
-          <wp:extent cx="5311140" cy="9144"/>
-          <wp:effectExtent l="0" t="0" r="0" b="0"/>
-          <wp:wrapNone/>
-          <wp:docPr id="12" name="IM 12"/>
-          <wp:cNvGraphicFramePr/>
-          <a:graphic xmlns:a="http://schemas.openxmlformats.org/drawingml/2006/main">
-            <a:graphicData uri="http://schemas.openxmlformats.org/drawingml/2006/picture">
-              <pic:pic xmlns:pic="http://schemas.openxmlformats.org/drawingml/2006/picture">
-                <pic:nvPicPr>
-                  <pic:cNvPr id="12" name="IM 12"/>
-                  <pic:cNvPicPr/>
-                </pic:nvPicPr>
-                <pic:blipFill>
-                  <a:blip xmlns:r="http://schemas.openxmlformats.org/officeDocument/2006/relationships" r:embed="rId1"/>
-                  <a:stretch>
-                    <a:fillRect/>
-                  </a:stretch>
-                </pic:blipFill>
-                <pic:spPr>
-                  <a:xfrm rot="0">
-                    <a:off x="0" y="0"/>
-                    <a:ext cx="5311140" cy="9144"/>
-                  </a:xfrm>
-                  <a:prstGeom prst="rect">
-                    <a:avLst/>
-                  </a:prstGeom>
-                </pic:spPr>
-              </pic:pic>
-            </a:graphicData>
-          </a:graphic>
-        </wp:anchor>
-      </w:drawing>
-    </w:r>
-    <w:r>
-      <w:rPr>
-        <w:position w:val="-8"/>
-      </w:rPr>
-      <w:drawing>
-        <wp:inline distT="0" distB="0" distL="0" distR="0">
-          <wp:extent cx="696350" cy="271753"/>
-          <wp:effectExtent l="0" t="0" r="0" b="0"/>
-          <wp:docPr id="14" name="IM 14"/>
-          <wp:cNvGraphicFramePr/>
-          <a:graphic xmlns:a="http://schemas.openxmlformats.org/drawingml/2006/main">
-            <a:graphicData uri="http://schemas.openxmlformats.org/drawingml/2006/picture">
-              <pic:pic xmlns:pic="http://schemas.openxmlformats.org/drawingml/2006/picture">
-                <pic:nvPicPr>
-                  <pic:cNvPr id="14" name="IM 14"/>
-                  <pic:cNvPicPr/>
-                </pic:nvPicPr>
-                <pic:blipFill>
-                  <a:blip xmlns:r="http://schemas.openxmlformats.org/officeDocument/2006/relationships" r:embed="rId2"/>
-                  <a:stretch>
-                    <a:fillRect/>
-                  </a:stretch>
-                </pic:blipFill>
-                <pic:spPr>
-                  <a:xfrm rot="0">
-                    <a:off x="0" y="0"/>
-                    <a:ext cx="696350" cy="271753"/>
-                  </a:xfrm>
-                  <a:prstGeom prst="rect">
-                    <a:avLst/>
-                  </a:prstGeom>
-                </pic:spPr>
-              </pic:pic>
-            </a:graphicData>
-          </a:graphic>
-        </wp:inline>
-      </w:drawing>
-    </w:r>
-  </w:p>
-</w:hdr>
-</file>
-
-<file path=word/header4.xml><?xml version="1.0" encoding="utf-8"?>
-<w:hdr xmlns:wpc="http://schemas.microsoft.com/office/word/2010/wordprocessingCanvas" xmlns:mc="http://schemas.openxmlformats.org/markup-compatibility/2006" xmlns:o="urn:schemas-microsoft-com:office:office" xmlns:r="http://schemas.openxmlformats.org/officeDocument/2006/relationships" xmlns:m="http://schemas.openxmlformats.org/officeDocument/2006/math" xmlns:v="urn:schemas-microsoft-com:vml" xmlns:wp14="http://schemas.microsoft.com/office/word/2010/wordprocessingDrawing" xmlns:wp="http://schemas.openxmlformats.org/drawingml/2006/wordprocessingDrawing" xmlns:w10="urn:schemas-microsoft-com:office:word" xmlns:w="http://schemas.openxmlformats.org/wordprocessingml/2006/main" xmlns:w14="http://schemas.microsoft.com/office/word/2010/wordml" xmlns:w15="http://schemas.microsoft.com/office/word/2012/wordml" xmlns:wne="http://schemas.microsoft.com/office/word/2006/wordml" xmlns:wpg="http://schemas.microsoft.com/office/word/2010/wordprocessingGroup" xmlns:wpi="http://schemas.microsoft.com/office/word/2010/wordprocessingInk" xmlns:wps="http://schemas.microsoft.com/office/word/2010/wordprocessingShape" mc:Ignorable="w14 w15 wp14">
-  <w:p>
-    <w:pPr>
-      <w:spacing w:line="419" w:lineRule="exact"/>
-    </w:pPr>
-    <w:r>
-      <w:drawing>
-        <wp:anchor distT="0" distB="0" distL="0" distR="0" simplePos="0" relativeHeight="251661312" behindDoc="0" locked="0" layoutInCell="0" allowOverlap="1">
-          <wp:simplePos x="0" y="0"/>
-          <wp:positionH relativeFrom="page">
-            <wp:posOffset>1123950</wp:posOffset>
-          </wp:positionH>
-          <wp:positionV relativeFrom="page">
-            <wp:posOffset>980947</wp:posOffset>
-          </wp:positionV>
-          <wp:extent cx="5311140" cy="9144"/>
-          <wp:effectExtent l="0" t="0" r="0" b="0"/>
-          <wp:wrapNone/>
-          <wp:docPr id="16" name="IM 16"/>
-          <wp:cNvGraphicFramePr/>
-          <a:graphic xmlns:a="http://schemas.openxmlformats.org/drawingml/2006/main">
-            <a:graphicData uri="http://schemas.openxmlformats.org/drawingml/2006/picture">
-              <pic:pic xmlns:pic="http://schemas.openxmlformats.org/drawingml/2006/picture">
-                <pic:nvPicPr>
-                  <pic:cNvPr id="16" name="IM 16"/>
-                  <pic:cNvPicPr/>
-                </pic:nvPicPr>
-                <pic:blipFill>
-                  <a:blip xmlns:r="http://schemas.openxmlformats.org/officeDocument/2006/relationships" r:embed="rId1"/>
-                  <a:stretch>
-                    <a:fillRect/>
-                  </a:stretch>
-                </pic:blipFill>
-                <pic:spPr>
-                  <a:xfrm rot="0">
-                    <a:off x="0" y="0"/>
-                    <a:ext cx="5311140" cy="9144"/>
-                  </a:xfrm>
-                  <a:prstGeom prst="rect">
-                    <a:avLst/>
-                  </a:prstGeom>
-                </pic:spPr>
-              </pic:pic>
-            </a:graphicData>
-          </a:graphic>
-        </wp:anchor>
-      </w:drawing>
-    </w:r>
-    <w:r>
-      <w:rPr>
-        <w:position w:val="-8"/>
-      </w:rPr>
-      <w:drawing>
-        <wp:inline distT="0" distB="0" distL="0" distR="0">
-          <wp:extent cx="696350" cy="266411"/>
-          <wp:effectExtent l="0" t="0" r="0" b="0"/>
-          <wp:docPr id="18" name="IM 18"/>
-          <wp:cNvGraphicFramePr/>
-          <a:graphic xmlns:a="http://schemas.openxmlformats.org/drawingml/2006/main">
-            <a:graphicData uri="http://schemas.openxmlformats.org/drawingml/2006/picture">
-              <pic:pic xmlns:pic="http://schemas.openxmlformats.org/drawingml/2006/picture">
-                <pic:nvPicPr>
-                  <pic:cNvPr id="18" name="IM 18"/>
-                  <pic:cNvPicPr/>
-                </pic:nvPicPr>
-                <pic:blipFill>
-                  <a:blip xmlns:r="http://schemas.openxmlformats.org/officeDocument/2006/relationships" r:embed="rId2"/>
-                  <a:stretch>
-                    <a:fillRect/>
-                  </a:stretch>
-                </pic:blipFill>
-                <pic:spPr>
-                  <a:xfrm rot="0">
-                    <a:off x="0" y="0"/>
-                    <a:ext cx="696350" cy="266411"/>
-                  </a:xfrm>
-                  <a:prstGeom prst="rect">
-                    <a:avLst/>
-                  </a:prstGeom>
-                </pic:spPr>
-              </pic:pic>
-            </a:graphicData>
-          </a:graphic>
-        </wp:inline>
-      </w:drawing>
-    </w:r>
-  </w:p>
-</w:hdr>
-</file>
-
-<file path=word/header5.xml><?xml version="1.0" encoding="utf-8"?>
-<w:hdr xmlns:wpc="http://schemas.microsoft.com/office/word/2010/wordprocessingCanvas" xmlns:mc="http://schemas.openxmlformats.org/markup-compatibility/2006" xmlns:o="urn:schemas-microsoft-com:office:office" xmlns:r="http://schemas.openxmlformats.org/officeDocument/2006/relationships" xmlns:m="http://schemas.openxmlformats.org/officeDocument/2006/math" xmlns:v="urn:schemas-microsoft-com:vml" xmlns:wp14="http://schemas.microsoft.com/office/word/2010/wordprocessingDrawing" xmlns:wp="http://schemas.openxmlformats.org/drawingml/2006/wordprocessingDrawing" xmlns:w10="urn:schemas-microsoft-com:office:word" xmlns:w="http://schemas.openxmlformats.org/wordprocessingml/2006/main" xmlns:w14="http://schemas.microsoft.com/office/word/2010/wordml" xmlns:w15="http://schemas.microsoft.com/office/word/2012/wordml" xmlns:wne="http://schemas.microsoft.com/office/word/2006/wordml" xmlns:wpg="http://schemas.microsoft.com/office/word/2010/wordprocessingGroup" xmlns:wpi="http://schemas.microsoft.com/office/word/2010/wordprocessingInk" xmlns:wps="http://schemas.microsoft.com/office/word/2010/wordprocessingShape" mc:Ignorable="w14 w15 wp14">
-  <w:p>
-    <w:pPr>
-      <w:pStyle w:val="BodyText"/>
+      <w:pStyle w:val="2"/>
       <w:spacing w:line="14" w:lineRule="auto"/>
       <w:rPr>
         <w:sz w:val="2"/>
@@ -3972,196 +3582,329 @@
 </file>
 
 <file path=word/styles.xml><?xml version="1.0" encoding="utf-8"?>
-<w:styles xmlns:mc="http://schemas.openxmlformats.org/markup-compatibility/2006" xmlns:r="http://schemas.openxmlformats.org/officeDocument/2006/relationships" xmlns:w="http://schemas.openxmlformats.org/wordprocessingml/2006/main" xmlns:w14="http://schemas.microsoft.com/office/word/2010/wordml" xmlns:w15="http://schemas.microsoft.com/office/word/2012/wordml" mc:Ignorable="w14 w15">
+<w:styles xmlns:mc="http://schemas.openxmlformats.org/markup-compatibility/2006" xmlns:o="urn:schemas-microsoft-com:office:office" xmlns:r="http://schemas.openxmlformats.org/officeDocument/2006/relationships" xmlns:m="http://schemas.openxmlformats.org/officeDocument/2006/math" xmlns:v="urn:schemas-microsoft-com:vml" xmlns:w="http://schemas.openxmlformats.org/wordprocessingml/2006/main" xmlns:w14="http://schemas.microsoft.com/office/word/2010/wordml" xmlns:w10="urn:schemas-microsoft-com:office:word" xmlns:sl="http://schemas.openxmlformats.org/schemaLibrary/2006/main" xmlns:wpsCustomData="http://www.wps.cn/officeDocument/2013/wpsCustomData" mc:Ignorable="w14">
   <w:docDefaults>
     <w:rPrDefault>
       <w:rPr>
-        <w:rFonts w:ascii="Arial" w:eastAsia="Arial" w:hAnsi="Arial" w:cs="Arial"/>
-        <w:snapToGrid w:val="0"/>
-        <w:color w:val="000000"/>
-        <w:kern w:val="0"/>
-        <w:sz w:val="21"/>
-        <w:szCs w:val="21"/>
-        <w:lang w:val="en-US" w:eastAsia="en-US" w:bidi="ar-SA"/>
+        <w:rFonts w:ascii="Arial" w:hAnsi="Arial" w:eastAsia="Arial" w:cs="Arial"/>
       </w:rPr>
     </w:rPrDefault>
-    <w:pPrDefault>
-      <w:pPr>
-        <w:spacing w:after="200" w:line="276" w:lineRule="auto"/>
-      </w:pPr>
-    </w:pPrDefault>
+    <w:pPrDefault/>
   </w:docDefaults>
-  <w:latentStyles w:defLockedState="0" w:defUIPriority="99" w:defSemiHidden="1" w:defUnhideWhenUsed="1" w:defQFormat="0" w:count="267">
-    <w:lsdException w:name="Normal" w:semiHidden="0" w:uiPriority="0" w:unhideWhenUsed="0" w:qFormat="1"/>
-    <w:lsdException w:name="heading 1" w:semiHidden="0" w:uiPriority="9" w:unhideWhenUsed="0" w:qFormat="1"/>
-    <w:lsdException w:name="heading 2" w:uiPriority="9" w:qFormat="1"/>
-    <w:lsdException w:name="heading 3" w:uiPriority="9" w:qFormat="1"/>
-    <w:lsdException w:name="heading 4" w:uiPriority="9" w:qFormat="1"/>
-    <w:lsdException w:name="heading 5" w:uiPriority="9" w:qFormat="1"/>
-    <w:lsdException w:name="heading 6" w:uiPriority="9" w:qFormat="1"/>
-    <w:lsdException w:name="heading 7" w:uiPriority="9" w:qFormat="1"/>
-    <w:lsdException w:name="heading 8" w:uiPriority="9" w:qFormat="1"/>
-    <w:lsdException w:name="heading 9" w:uiPriority="9" w:qFormat="1"/>
-    <w:lsdException w:name="toc 1" w:uiPriority="39"/>
-    <w:lsdException w:name="toc 2" w:uiPriority="39"/>
-    <w:lsdException w:name="toc 3" w:uiPriority="39"/>
-    <w:lsdException w:name="toc 4" w:uiPriority="39"/>
-    <w:lsdException w:name="toc 5" w:uiPriority="39"/>
-    <w:lsdException w:name="toc 6" w:uiPriority="39"/>
-    <w:lsdException w:name="toc 7" w:uiPriority="39"/>
-    <w:lsdException w:name="toc 8" w:uiPriority="39"/>
-    <w:lsdException w:name="toc 9" w:uiPriority="39"/>
-    <w:lsdException w:name="caption" w:uiPriority="35" w:qFormat="1"/>
-    <w:lsdException w:name="Title" w:semiHidden="0" w:uiPriority="10" w:unhideWhenUsed="0" w:qFormat="1"/>
-    <w:lsdException w:name="Default Paragraph Font" w:uiPriority="1"/>
-    <w:lsdException w:name="Subtitle" w:semiHidden="0" w:uiPriority="11" w:unhideWhenUsed="0" w:qFormat="1"/>
-    <w:lsdException w:name="Strong" w:semiHidden="0" w:uiPriority="22" w:unhideWhenUsed="0" w:qFormat="1"/>
-    <w:lsdException w:name="Emphasis" w:semiHidden="0" w:uiPriority="20" w:unhideWhenUsed="0" w:qFormat="1"/>
-    <w:lsdException w:name="Table Grid" w:semiHidden="0" w:uiPriority="59" w:unhideWhenUsed="0"/>
-    <w:lsdException w:name="Placeholder Text" w:unhideWhenUsed="0"/>
-    <w:lsdException w:name="No Spacing" w:semiHidden="0" w:uiPriority="1" w:unhideWhenUsed="0" w:qFormat="1"/>
-    <w:lsdException w:name="Light Shading" w:semiHidden="0" w:uiPriority="60" w:unhideWhenUsed="0"/>
-    <w:lsdException w:name="Light List" w:semiHidden="0" w:uiPriority="61" w:unhideWhenUsed="0"/>
-    <w:lsdException w:name="Light Grid" w:semiHidden="0" w:uiPriority="62" w:unhideWhenUsed="0"/>
-    <w:lsdException w:name="Medium Shading 1" w:semiHidden="0" w:uiPriority="63" w:unhideWhenUsed="0"/>
-    <w:lsdException w:name="Medium Shading 2" w:semiHidden="0" w:uiPriority="64" w:unhideWhenUsed="0"/>
-    <w:lsdException w:name="Medium List 1" w:semiHidden="0" w:uiPriority="65" w:unhideWhenUsed="0"/>
-    <w:lsdException w:name="Medium List 2" w:semiHidden="0" w:uiPriority="66" w:unhideWhenUsed="0"/>
-    <w:lsdException w:name="Medium Grid 1" w:semiHidden="0" w:uiPriority="67" w:unhideWhenUsed="0"/>
-    <w:lsdException w:name="Medium Grid 2" w:semiHidden="0" w:uiPriority="68" w:unhideWhenUsed="0"/>
-    <w:lsdException w:name="Medium Grid 3" w:semiHidden="0" w:uiPriority="69" w:unhideWhenUsed="0"/>
-    <w:lsdException w:name="Dark List" w:semiHidden="0" w:uiPriority="70" w:unhideWhenUsed="0"/>
-    <w:lsdException w:name="Colorful Shading" w:semiHidden="0" w:uiPriority="71" w:unhideWhenUsed="0"/>
-    <w:lsdException w:name="Colorful List" w:semiHidden="0" w:uiPriority="72" w:unhideWhenUsed="0"/>
-    <w:lsdException w:name="Colorful Grid" w:semiHidden="0" w:uiPriority="73" w:unhideWhenUsed="0"/>
-    <w:lsdException w:name="Light Shading Accent 1" w:semiHidden="0" w:uiPriority="60" w:unhideWhenUsed="0"/>
-    <w:lsdException w:name="Light List Accent 1" w:semiHidden="0" w:uiPriority="61" w:unhideWhenUsed="0"/>
-    <w:lsdException w:name="Light Grid Accent 1" w:semiHidden="0" w:uiPriority="62" w:unhideWhenUsed="0"/>
-    <w:lsdException w:name="Medium Shading 1 Accent 1" w:semiHidden="0" w:uiPriority="63" w:unhideWhenUsed="0"/>
-    <w:lsdException w:name="Medium Shading 2 Accent 1" w:semiHidden="0" w:uiPriority="64" w:unhideWhenUsed="0"/>
-    <w:lsdException w:name="Medium List 1 Accent 1" w:semiHidden="0" w:uiPriority="65" w:unhideWhenUsed="0"/>
-    <w:lsdException w:name="Revision" w:unhideWhenUsed="0"/>
-    <w:lsdException w:name="List Paragraph" w:semiHidden="0" w:uiPriority="34" w:unhideWhenUsed="0" w:qFormat="1"/>
-    <w:lsdException w:name="Quote" w:semiHidden="0" w:uiPriority="29" w:unhideWhenUsed="0" w:qFormat="1"/>
-    <w:lsdException w:name="Intense Quote" w:semiHidden="0" w:uiPriority="30" w:unhideWhenUsed="0" w:qFormat="1"/>
-    <w:lsdException w:name="Medium List 2 Accent 1" w:semiHidden="0" w:uiPriority="66" w:unhideWhenUsed="0"/>
-    <w:lsdException w:name="Medium Grid 1 Accent 1" w:semiHidden="0" w:uiPriority="67" w:unhideWhenUsed="0"/>
-    <w:lsdException w:name="Medium Grid 2 Accent 1" w:semiHidden="0" w:uiPriority="68" w:unhideWhenUsed="0"/>
-    <w:lsdException w:name="Medium Grid 3 Accent 1" w:semiHidden="0" w:uiPriority="69" w:unhideWhenUsed="0"/>
-    <w:lsdException w:name="Dark List Accent 1" w:semiHidden="0" w:uiPriority="70" w:unhideWhenUsed="0"/>
-    <w:lsdException w:name="Colorful Shading Accent 1" w:semiHidden="0" w:uiPriority="71" w:unhideWhenUsed="0"/>
-    <w:lsdException w:name="Colorful List Accent 1" w:semiHidden="0" w:uiPriority="72" w:unhideWhenUsed="0"/>
-    <w:lsdException w:name="Colorful Grid Accent 1" w:semiHidden="0" w:uiPriority="73" w:unhideWhenUsed="0"/>
-    <w:lsdException w:name="Light Shading Accent 2" w:semiHidden="0" w:uiPriority="60" w:unhideWhenUsed="0"/>
-    <w:lsdException w:name="Light List Accent 2" w:semiHidden="0" w:uiPriority="61" w:unhideWhenUsed="0"/>
-    <w:lsdException w:name="Light Grid Accent 2" w:semiHidden="0" w:uiPriority="62" w:unhideWhenUsed="0"/>
-    <w:lsdException w:name="Medium Shading 1 Accent 2" w:semiHidden="0" w:uiPriority="63" w:unhideWhenUsed="0"/>
-    <w:lsdException w:name="Medium Shading 2 Accent 2" w:semiHidden="0" w:uiPriority="64" w:unhideWhenUsed="0"/>
-    <w:lsdException w:name="Medium List 1 Accent 2" w:semiHidden="0" w:uiPriority="65" w:unhideWhenUsed="0"/>
-    <w:lsdException w:name="Medium List 2 Accent 2" w:semiHidden="0" w:uiPriority="66" w:unhideWhenUsed="0"/>
-    <w:lsdException w:name="Medium Grid 1 Accent 2" w:semiHidden="0" w:uiPriority="67" w:unhideWhenUsed="0"/>
-    <w:lsdException w:name="Medium Grid 2 Accent 2" w:semiHidden="0" w:uiPriority="68" w:unhideWhenUsed="0"/>
-    <w:lsdException w:name="Medium Grid 3 Accent 2" w:semiHidden="0" w:uiPriority="69" w:unhideWhenUsed="0"/>
-    <w:lsdException w:name="Dark List Accent 2" w:semiHidden="0" w:uiPriority="70" w:unhideWhenUsed="0"/>
-    <w:lsdException w:name="Colorful Shading Accent 2" w:semiHidden="0" w:uiPriority="71" w:unhideWhenUsed="0"/>
-    <w:lsdException w:name="Colorful List Accent 2" w:semiHidden="0" w:uiPriority="72" w:unhideWhenUsed="0"/>
-    <w:lsdException w:name="Colorful Grid Accent 2" w:semiHidden="0" w:uiPriority="73" w:unhideWhenUsed="0"/>
-    <w:lsdException w:name="Light Shading Accent 3" w:semiHidden="0" w:uiPriority="60" w:unhideWhenUsed="0"/>
-    <w:lsdException w:name="Light List Accent 3" w:semiHidden="0" w:uiPriority="61" w:unhideWhenUsed="0"/>
-    <w:lsdException w:name="Light Grid Accent 3" w:semiHidden="0" w:uiPriority="62" w:unhideWhenUsed="0"/>
-    <w:lsdException w:name="Medium Shading 1 Accent 3" w:semiHidden="0" w:uiPriority="63" w:unhideWhenUsed="0"/>
-    <w:lsdException w:name="Medium Shading 2 Accent 3" w:semiHidden="0" w:uiPriority="64" w:unhideWhenUsed="0"/>
-    <w:lsdException w:name="Medium List 1 Accent 3" w:semiHidden="0" w:uiPriority="65" w:unhideWhenUsed="0"/>
-    <w:lsdException w:name="Medium List 2 Accent 3" w:semiHidden="0" w:uiPriority="66" w:unhideWhenUsed="0"/>
-    <w:lsdException w:name="Medium Grid 1 Accent 3" w:semiHidden="0" w:uiPriority="67" w:unhideWhenUsed="0"/>
-    <w:lsdException w:name="Medium Grid 2 Accent 3" w:semiHidden="0" w:uiPriority="68" w:unhideWhenUsed="0"/>
-    <w:lsdException w:name="Medium Grid 3 Accent 3" w:semiHidden="0" w:uiPriority="69" w:unhideWhenUsed="0"/>
-    <w:lsdException w:name="Dark List Accent 3" w:semiHidden="0" w:uiPriority="70" w:unhideWhenUsed="0"/>
-    <w:lsdException w:name="Colorful Shading Accent 3" w:semiHidden="0" w:uiPriority="71" w:unhideWhenUsed="0"/>
-    <w:lsdException w:name="Colorful List Accent 3" w:semiHidden="0" w:uiPriority="72" w:unhideWhenUsed="0"/>
-    <w:lsdException w:name="Colorful Grid Accent 3" w:semiHidden="0" w:uiPriority="73" w:unhideWhenUsed="0"/>
-    <w:lsdException w:name="Light Shading Accent 4" w:semiHidden="0" w:uiPriority="60" w:unhideWhenUsed="0"/>
-    <w:lsdException w:name="Light List Accent 4" w:semiHidden="0" w:uiPriority="61" w:unhideWhenUsed="0"/>
-    <w:lsdException w:name="Light Grid Accent 4" w:semiHidden="0" w:uiPriority="62" w:unhideWhenUsed="0"/>
-    <w:lsdException w:name="Medium Shading 1 Accent 4" w:semiHidden="0" w:uiPriority="63" w:unhideWhenUsed="0"/>
-    <w:lsdException w:name="Medium Shading 2 Accent 4" w:semiHidden="0" w:uiPriority="64" w:unhideWhenUsed="0"/>
-    <w:lsdException w:name="Medium List 1 Accent 4" w:semiHidden="0" w:uiPriority="65" w:unhideWhenUsed="0"/>
-    <w:lsdException w:name="Medium List 2 Accent 4" w:semiHidden="0" w:uiPriority="66" w:unhideWhenUsed="0"/>
-    <w:lsdException w:name="Medium Grid 1 Accent 4" w:semiHidden="0" w:uiPriority="67" w:unhideWhenUsed="0"/>
-    <w:lsdException w:name="Medium Grid 2 Accent 4" w:semiHidden="0" w:uiPriority="68" w:unhideWhenUsed="0"/>
-    <w:lsdException w:name="Medium Grid 3 Accent 4" w:semiHidden="0" w:uiPriority="69" w:unhideWhenUsed="0"/>
-    <w:lsdException w:name="Dark List Accent 4" w:semiHidden="0" w:uiPriority="70" w:unhideWhenUsed="0"/>
-    <w:lsdException w:name="Colorful Shading Accent 4" w:semiHidden="0" w:uiPriority="71" w:unhideWhenUsed="0"/>
-    <w:lsdException w:name="Colorful List Accent 4" w:semiHidden="0" w:uiPriority="72" w:unhideWhenUsed="0"/>
-    <w:lsdException w:name="Colorful Grid Accent 4" w:semiHidden="0" w:uiPriority="73" w:unhideWhenUsed="0"/>
-    <w:lsdException w:name="Light Shading Accent 5" w:semiHidden="0" w:uiPriority="60" w:unhideWhenUsed="0"/>
-    <w:lsdException w:name="Light List Accent 5" w:semiHidden="0" w:uiPriority="61" w:unhideWhenUsed="0"/>
-    <w:lsdException w:name="Light Grid Accent 5" w:semiHidden="0" w:uiPriority="62" w:unhideWhenUsed="0"/>
-    <w:lsdException w:name="Medium Shading 1 Accent 5" w:semiHidden="0" w:uiPriority="63" w:unhideWhenUsed="0"/>
-    <w:lsdException w:name="Medium Shading 2 Accent 5" w:semiHidden="0" w:uiPriority="64" w:unhideWhenUsed="0"/>
-    <w:lsdException w:name="Medium List 1 Accent 5" w:semiHidden="0" w:uiPriority="65" w:unhideWhenUsed="0"/>
-    <w:lsdException w:name="Medium List 2 Accent 5" w:semiHidden="0" w:uiPriority="66" w:unhideWhenUsed="0"/>
-    <w:lsdException w:name="Medium Grid 1 Accent 5" w:semiHidden="0" w:uiPriority="67" w:unhideWhenUsed="0"/>
-    <w:lsdException w:name="Medium Grid 2 Accent 5" w:semiHidden="0" w:uiPriority="68" w:unhideWhenUsed="0"/>
-    <w:lsdException w:name="Medium Grid 3 Accent 5" w:semiHidden="0" w:uiPriority="69" w:unhideWhenUsed="0"/>
-    <w:lsdException w:name="Dark List Accent 5" w:semiHidden="0" w:uiPriority="70" w:unhideWhenUsed="0"/>
-    <w:lsdException w:name="Colorful Shading Accent 5" w:semiHidden="0" w:uiPriority="71" w:unhideWhenUsed="0"/>
-    <w:lsdException w:name="Colorful List Accent 5" w:semiHidden="0" w:uiPriority="72" w:unhideWhenUsed="0"/>
-    <w:lsdException w:name="Colorful Grid Accent 5" w:semiHidden="0" w:uiPriority="73" w:unhideWhenUsed="0"/>
-    <w:lsdException w:name="Light Shading Accent 6" w:semiHidden="0" w:uiPriority="60" w:unhideWhenUsed="0"/>
-    <w:lsdException w:name="Light List Accent 6" w:semiHidden="0" w:uiPriority="61" w:unhideWhenUsed="0"/>
-    <w:lsdException w:name="Light Grid Accent 6" w:semiHidden="0" w:uiPriority="62" w:unhideWhenUsed="0"/>
-    <w:lsdException w:name="Medium Shading 1 Accent 6" w:semiHidden="0" w:uiPriority="63" w:unhideWhenUsed="0"/>
-    <w:lsdException w:name="Medium Shading 2 Accent 6" w:semiHidden="0" w:uiPriority="64" w:unhideWhenUsed="0"/>
-    <w:lsdException w:name="Medium List 1 Accent 6" w:semiHidden="0" w:uiPriority="65" w:unhideWhenUsed="0"/>
-    <w:lsdException w:name="Medium List 2 Accent 6" w:semiHidden="0" w:uiPriority="66" w:unhideWhenUsed="0"/>
-    <w:lsdException w:name="Medium Grid 1 Accent 6" w:semiHidden="0" w:uiPriority="67" w:unhideWhenUsed="0"/>
-    <w:lsdException w:name="Medium Grid 2 Accent 6" w:semiHidden="0" w:uiPriority="68" w:unhideWhenUsed="0"/>
-    <w:lsdException w:name="Medium Grid 3 Accent 6" w:semiHidden="0" w:uiPriority="69" w:unhideWhenUsed="0"/>
-    <w:lsdException w:name="Dark List Accent 6" w:semiHidden="0" w:uiPriority="70" w:unhideWhenUsed="0"/>
-    <w:lsdException w:name="Colorful Shading Accent 6" w:semiHidden="0" w:uiPriority="71" w:unhideWhenUsed="0"/>
-    <w:lsdException w:name="Colorful List Accent 6" w:semiHidden="0" w:uiPriority="72" w:unhideWhenUsed="0"/>
-    <w:lsdException w:name="Colorful Grid Accent 6" w:semiHidden="0" w:uiPriority="73" w:unhideWhenUsed="0"/>
-    <w:lsdException w:name="Subtle Emphasis" w:semiHidden="0" w:uiPriority="19" w:unhideWhenUsed="0" w:qFormat="1"/>
-    <w:lsdException w:name="Intense Emphasis" w:semiHidden="0" w:uiPriority="21" w:unhideWhenUsed="0" w:qFormat="1"/>
-    <w:lsdException w:name="Subtle Reference" w:semiHidden="0" w:uiPriority="31" w:unhideWhenUsed="0" w:qFormat="1"/>
-    <w:lsdException w:name="Intense Reference" w:semiHidden="0" w:uiPriority="32" w:unhideWhenUsed="0" w:qFormat="1"/>
-    <w:lsdException w:name="Book Title" w:semiHidden="0" w:uiPriority="33" w:unhideWhenUsed="0" w:qFormat="1"/>
-    <w:lsdException w:name="Bibliography" w:uiPriority="37"/>
-    <w:lsdException w:name="TOC Heading" w:uiPriority="39" w:qFormat="1"/>
+  <w:latentStyles w:count="260" w:defQFormat="0" w:defUnhideWhenUsed="1" w:defSemiHidden="1" w:defUIPriority="99" w:defLockedState="0">
+    <w:lsdException w:qFormat="1" w:unhideWhenUsed="0" w:uiPriority="0" w:name="Normal"/>
+    <w:lsdException w:qFormat="1" w:unhideWhenUsed="0" w:uiPriority="9" w:semiHidden="0" w:name="heading 1"/>
+    <w:lsdException w:qFormat="1" w:uiPriority="9" w:name="heading 2"/>
+    <w:lsdException w:qFormat="1" w:uiPriority="9" w:name="heading 3"/>
+    <w:lsdException w:qFormat="1" w:uiPriority="9" w:name="heading 4"/>
+    <w:lsdException w:qFormat="1" w:uiPriority="9" w:name="heading 5"/>
+    <w:lsdException w:qFormat="1" w:uiPriority="9" w:name="heading 6"/>
+    <w:lsdException w:qFormat="1" w:uiPriority="9" w:name="heading 7"/>
+    <w:lsdException w:qFormat="1" w:uiPriority="9" w:name="heading 8"/>
+    <w:lsdException w:qFormat="1" w:uiPriority="9" w:name="heading 9"/>
+    <w:lsdException w:uiPriority="99" w:name="index 1"/>
+    <w:lsdException w:uiPriority="99" w:name="index 2"/>
+    <w:lsdException w:uiPriority="99" w:name="index 3"/>
+    <w:lsdException w:uiPriority="99" w:name="index 4"/>
+    <w:lsdException w:uiPriority="99" w:name="index 5"/>
+    <w:lsdException w:uiPriority="99" w:name="index 6"/>
+    <w:lsdException w:uiPriority="99" w:name="index 7"/>
+    <w:lsdException w:uiPriority="99" w:name="index 8"/>
+    <w:lsdException w:uiPriority="99" w:name="index 9"/>
+    <w:lsdException w:uiPriority="39" w:name="toc 1"/>
+    <w:lsdException w:uiPriority="39" w:name="toc 2"/>
+    <w:lsdException w:uiPriority="39" w:name="toc 3"/>
+    <w:lsdException w:uiPriority="39" w:name="toc 4"/>
+    <w:lsdException w:uiPriority="39" w:name="toc 5"/>
+    <w:lsdException w:uiPriority="39" w:name="toc 6"/>
+    <w:lsdException w:uiPriority="39" w:name="toc 7"/>
+    <w:lsdException w:uiPriority="39" w:name="toc 8"/>
+    <w:lsdException w:uiPriority="39" w:name="toc 9"/>
+    <w:lsdException w:uiPriority="99" w:name="Normal Indent"/>
+    <w:lsdException w:uiPriority="99" w:name="footnote text"/>
+    <w:lsdException w:uiPriority="99" w:name="annotation text"/>
+    <w:lsdException w:uiPriority="99" w:name="header"/>
+    <w:lsdException w:uiPriority="99" w:name="footer"/>
+    <w:lsdException w:uiPriority="99" w:name="index heading"/>
+    <w:lsdException w:qFormat="1" w:uiPriority="35" w:name="caption"/>
+    <w:lsdException w:uiPriority="99" w:name="table of figures"/>
+    <w:lsdException w:uiPriority="99" w:name="envelope address"/>
+    <w:lsdException w:uiPriority="99" w:name="envelope return"/>
+    <w:lsdException w:uiPriority="99" w:name="footnote reference"/>
+    <w:lsdException w:uiPriority="99" w:name="annotation reference"/>
+    <w:lsdException w:uiPriority="99" w:name="line number"/>
+    <w:lsdException w:uiPriority="99" w:name="page number"/>
+    <w:lsdException w:uiPriority="99" w:name="endnote reference"/>
+    <w:lsdException w:uiPriority="99" w:name="endnote text"/>
+    <w:lsdException w:uiPriority="99" w:name="table of authorities"/>
+    <w:lsdException w:uiPriority="99" w:name="macro"/>
+    <w:lsdException w:uiPriority="99" w:name="toa heading"/>
+    <w:lsdException w:uiPriority="99" w:name="List"/>
+    <w:lsdException w:uiPriority="99" w:name="List Bullet"/>
+    <w:lsdException w:uiPriority="99" w:name="List Number"/>
+    <w:lsdException w:uiPriority="99" w:name="List 2"/>
+    <w:lsdException w:uiPriority="99" w:name="List 3"/>
+    <w:lsdException w:uiPriority="99" w:name="List 4"/>
+    <w:lsdException w:uiPriority="99" w:name="List 5"/>
+    <w:lsdException w:uiPriority="99" w:name="List Bullet 2"/>
+    <w:lsdException w:uiPriority="99" w:name="List Bullet 3"/>
+    <w:lsdException w:uiPriority="99" w:name="List Bullet 4"/>
+    <w:lsdException w:uiPriority="99" w:name="List Bullet 5"/>
+    <w:lsdException w:uiPriority="99" w:name="List Number 2"/>
+    <w:lsdException w:uiPriority="99" w:name="List Number 3"/>
+    <w:lsdException w:uiPriority="99" w:name="List Number 4"/>
+    <w:lsdException w:uiPriority="99" w:name="List Number 5"/>
+    <w:lsdException w:qFormat="1" w:unhideWhenUsed="0" w:uiPriority="10" w:semiHidden="0" w:name="Title"/>
+    <w:lsdException w:uiPriority="99" w:name="Closing"/>
+    <w:lsdException w:uiPriority="99" w:name="Signature"/>
+    <w:lsdException w:uiPriority="1" w:name="Default Paragraph Font"/>
+    <w:lsdException w:qFormat="1" w:unhideWhenUsed="0" w:uiPriority="0" w:name="Body Text"/>
+    <w:lsdException w:uiPriority="99" w:name="Body Text Indent"/>
+    <w:lsdException w:uiPriority="99" w:name="List Continue"/>
+    <w:lsdException w:uiPriority="99" w:name="List Continue 2"/>
+    <w:lsdException w:uiPriority="99" w:name="List Continue 3"/>
+    <w:lsdException w:uiPriority="99" w:name="List Continue 4"/>
+    <w:lsdException w:uiPriority="99" w:name="List Continue 5"/>
+    <w:lsdException w:uiPriority="99" w:name="Message Header"/>
+    <w:lsdException w:qFormat="1" w:unhideWhenUsed="0" w:uiPriority="11" w:semiHidden="0" w:name="Subtitle"/>
+    <w:lsdException w:uiPriority="99" w:name="Salutation"/>
+    <w:lsdException w:uiPriority="99" w:name="Date"/>
+    <w:lsdException w:uiPriority="99" w:name="Body Text First Indent"/>
+    <w:lsdException w:uiPriority="99" w:name="Body Text First Indent 2"/>
+    <w:lsdException w:uiPriority="99" w:name="Note Heading"/>
+    <w:lsdException w:uiPriority="99" w:name="Body Text 2"/>
+    <w:lsdException w:uiPriority="99" w:name="Body Text 3"/>
+    <w:lsdException w:uiPriority="99" w:name="Body Text Indent 2"/>
+    <w:lsdException w:uiPriority="99" w:name="Body Text Indent 3"/>
+    <w:lsdException w:uiPriority="99" w:name="Block Text"/>
+    <w:lsdException w:uiPriority="99" w:name="Hyperlink"/>
+    <w:lsdException w:uiPriority="99" w:name="FollowedHyperlink"/>
+    <w:lsdException w:qFormat="1" w:unhideWhenUsed="0" w:uiPriority="22" w:semiHidden="0" w:name="Strong"/>
+    <w:lsdException w:qFormat="1" w:unhideWhenUsed="0" w:uiPriority="20" w:semiHidden="0" w:name="Emphasis"/>
+    <w:lsdException w:uiPriority="99" w:name="Document Map"/>
+    <w:lsdException w:uiPriority="99" w:name="Plain Text"/>
+    <w:lsdException w:uiPriority="99" w:name="E-mail Signature"/>
+    <w:lsdException w:uiPriority="99" w:name="Normal (Web)"/>
+    <w:lsdException w:uiPriority="99" w:name="HTML Acronym"/>
+    <w:lsdException w:uiPriority="99" w:name="HTML Address"/>
+    <w:lsdException w:uiPriority="99" w:name="HTML Cite"/>
+    <w:lsdException w:uiPriority="99" w:name="HTML Code"/>
+    <w:lsdException w:uiPriority="99" w:name="HTML Definition"/>
+    <w:lsdException w:uiPriority="99" w:name="HTML Keyboard"/>
+    <w:lsdException w:uiPriority="99" w:name="HTML Preformatted"/>
+    <w:lsdException w:uiPriority="99" w:name="HTML Sample"/>
+    <w:lsdException w:uiPriority="99" w:name="HTML Typewriter"/>
+    <w:lsdException w:uiPriority="99" w:name="HTML Variable"/>
+    <w:lsdException w:uiPriority="99" w:name="Normal Table"/>
+    <w:lsdException w:uiPriority="99" w:name="annotation subject"/>
+    <w:lsdException w:uiPriority="99" w:name="Table Simple 1"/>
+    <w:lsdException w:uiPriority="99" w:name="Table Simple 2"/>
+    <w:lsdException w:uiPriority="99" w:name="Table Simple 3"/>
+    <w:lsdException w:uiPriority="99" w:name="Table Classic 1"/>
+    <w:lsdException w:uiPriority="99" w:name="Table Classic 2"/>
+    <w:lsdException w:uiPriority="99" w:name="Table Classic 3"/>
+    <w:lsdException w:uiPriority="99" w:name="Table Classic 4"/>
+    <w:lsdException w:uiPriority="99" w:name="Table Colorful 1"/>
+    <w:lsdException w:uiPriority="99" w:name="Table Colorful 2"/>
+    <w:lsdException w:uiPriority="99" w:name="Table Colorful 3"/>
+    <w:lsdException w:uiPriority="99" w:name="Table Columns 1"/>
+    <w:lsdException w:uiPriority="99" w:name="Table Columns 2"/>
+    <w:lsdException w:uiPriority="99" w:name="Table Columns 3"/>
+    <w:lsdException w:uiPriority="99" w:name="Table Columns 4"/>
+    <w:lsdException w:uiPriority="99" w:name="Table Columns 5"/>
+    <w:lsdException w:uiPriority="99" w:name="Table Grid 1"/>
+    <w:lsdException w:uiPriority="99" w:name="Table Grid 2"/>
+    <w:lsdException w:uiPriority="99" w:name="Table Grid 3"/>
+    <w:lsdException w:uiPriority="99" w:name="Table Grid 4"/>
+    <w:lsdException w:uiPriority="99" w:name="Table Grid 5"/>
+    <w:lsdException w:uiPriority="99" w:name="Table Grid 6"/>
+    <w:lsdException w:uiPriority="99" w:name="Table Grid 7"/>
+    <w:lsdException w:uiPriority="99" w:name="Table Grid 8"/>
+    <w:lsdException w:uiPriority="99" w:name="Table List 1"/>
+    <w:lsdException w:uiPriority="99" w:name="Table List 2"/>
+    <w:lsdException w:uiPriority="99" w:name="Table List 3"/>
+    <w:lsdException w:uiPriority="99" w:name="Table List 4"/>
+    <w:lsdException w:uiPriority="99" w:name="Table List 5"/>
+    <w:lsdException w:uiPriority="99" w:name="Table List 6"/>
+    <w:lsdException w:uiPriority="99" w:name="Table List 7"/>
+    <w:lsdException w:uiPriority="99" w:name="Table List 8"/>
+    <w:lsdException w:uiPriority="99" w:name="Table 3D effects 1"/>
+    <w:lsdException w:uiPriority="99" w:name="Table 3D effects 2"/>
+    <w:lsdException w:uiPriority="99" w:name="Table 3D effects 3"/>
+    <w:lsdException w:uiPriority="99" w:name="Table Contemporary"/>
+    <w:lsdException w:uiPriority="99" w:name="Table Elegant"/>
+    <w:lsdException w:uiPriority="99" w:name="Table Professional"/>
+    <w:lsdException w:uiPriority="99" w:name="Table Subtle 1"/>
+    <w:lsdException w:uiPriority="99" w:name="Table Subtle 2"/>
+    <w:lsdException w:uiPriority="99" w:name="Table Web 1"/>
+    <w:lsdException w:uiPriority="99" w:name="Table Web 2"/>
+    <w:lsdException w:uiPriority="99" w:name="Table Web 3"/>
+    <w:lsdException w:uiPriority="99" w:name="Balloon Text"/>
+    <w:lsdException w:unhideWhenUsed="0" w:uiPriority="59" w:semiHidden="0" w:name="Table Grid"/>
+    <w:lsdException w:uiPriority="99" w:name="Table Theme"/>
+    <w:lsdException w:unhideWhenUsed="0" w:uiPriority="60" w:semiHidden="0" w:name="Light Shading"/>
+    <w:lsdException w:unhideWhenUsed="0" w:uiPriority="61" w:semiHidden="0" w:name="Light List"/>
+    <w:lsdException w:unhideWhenUsed="0" w:uiPriority="62" w:semiHidden="0" w:name="Light Grid"/>
+    <w:lsdException w:unhideWhenUsed="0" w:uiPriority="63" w:semiHidden="0" w:name="Medium Shading 1"/>
+    <w:lsdException w:unhideWhenUsed="0" w:uiPriority="64" w:semiHidden="0" w:name="Medium Shading 2"/>
+    <w:lsdException w:unhideWhenUsed="0" w:uiPriority="65" w:semiHidden="0" w:name="Medium List 1"/>
+    <w:lsdException w:unhideWhenUsed="0" w:uiPriority="66" w:semiHidden="0" w:name="Medium List 2"/>
+    <w:lsdException w:unhideWhenUsed="0" w:uiPriority="67" w:semiHidden="0" w:name="Medium Grid 1"/>
+    <w:lsdException w:unhideWhenUsed="0" w:uiPriority="68" w:semiHidden="0" w:name="Medium Grid 2"/>
+    <w:lsdException w:unhideWhenUsed="0" w:uiPriority="69" w:semiHidden="0" w:name="Medium Grid 3"/>
+    <w:lsdException w:unhideWhenUsed="0" w:uiPriority="70" w:semiHidden="0" w:name="Dark List"/>
+    <w:lsdException w:unhideWhenUsed="0" w:uiPriority="71" w:semiHidden="0" w:name="Colorful Shading"/>
+    <w:lsdException w:unhideWhenUsed="0" w:uiPriority="72" w:semiHidden="0" w:name="Colorful List"/>
+    <w:lsdException w:unhideWhenUsed="0" w:uiPriority="73" w:semiHidden="0" w:name="Colorful Grid"/>
+    <w:lsdException w:unhideWhenUsed="0" w:uiPriority="60" w:semiHidden="0" w:name="Light Shading Accent 1"/>
+    <w:lsdException w:unhideWhenUsed="0" w:uiPriority="61" w:semiHidden="0" w:name="Light List Accent 1"/>
+    <w:lsdException w:unhideWhenUsed="0" w:uiPriority="62" w:semiHidden="0" w:name="Light Grid Accent 1"/>
+    <w:lsdException w:unhideWhenUsed="0" w:uiPriority="63" w:semiHidden="0" w:name="Medium Shading 1 Accent 1"/>
+    <w:lsdException w:unhideWhenUsed="0" w:uiPriority="64" w:semiHidden="0" w:name="Medium Shading 2 Accent 1"/>
+    <w:lsdException w:unhideWhenUsed="0" w:uiPriority="65" w:semiHidden="0" w:name="Medium List 1 Accent 1"/>
+    <w:lsdException w:unhideWhenUsed="0" w:uiPriority="66" w:semiHidden="0" w:name="Medium List 2 Accent 1"/>
+    <w:lsdException w:unhideWhenUsed="0" w:uiPriority="67" w:semiHidden="0" w:name="Medium Grid 1 Accent 1"/>
+    <w:lsdException w:unhideWhenUsed="0" w:uiPriority="68" w:semiHidden="0" w:name="Medium Grid 2 Accent 1"/>
+    <w:lsdException w:unhideWhenUsed="0" w:uiPriority="69" w:semiHidden="0" w:name="Medium Grid 3 Accent 1"/>
+    <w:lsdException w:unhideWhenUsed="0" w:uiPriority="70" w:semiHidden="0" w:name="Dark List Accent 1"/>
+    <w:lsdException w:unhideWhenUsed="0" w:uiPriority="71" w:semiHidden="0" w:name="Colorful Shading Accent 1"/>
+    <w:lsdException w:unhideWhenUsed="0" w:uiPriority="72" w:semiHidden="0" w:name="Colorful List Accent 1"/>
+    <w:lsdException w:unhideWhenUsed="0" w:uiPriority="73" w:semiHidden="0" w:name="Colorful Grid Accent 1"/>
+    <w:lsdException w:unhideWhenUsed="0" w:uiPriority="60" w:semiHidden="0" w:name="Light Shading Accent 2"/>
+    <w:lsdException w:unhideWhenUsed="0" w:uiPriority="61" w:semiHidden="0" w:name="Light List Accent 2"/>
+    <w:lsdException w:unhideWhenUsed="0" w:uiPriority="62" w:semiHidden="0" w:name="Light Grid Accent 2"/>
+    <w:lsdException w:unhideWhenUsed="0" w:uiPriority="63" w:semiHidden="0" w:name="Medium Shading 1 Accent 2"/>
+    <w:lsdException w:unhideWhenUsed="0" w:uiPriority="64" w:semiHidden="0" w:name="Medium Shading 2 Accent 2"/>
+    <w:lsdException w:unhideWhenUsed="0" w:uiPriority="65" w:semiHidden="0" w:name="Medium List 1 Accent 2"/>
+    <w:lsdException w:unhideWhenUsed="0" w:uiPriority="66" w:semiHidden="0" w:name="Medium List 2 Accent 2"/>
+    <w:lsdException w:unhideWhenUsed="0" w:uiPriority="67" w:semiHidden="0" w:name="Medium Grid 1 Accent 2"/>
+    <w:lsdException w:unhideWhenUsed="0" w:uiPriority="68" w:semiHidden="0" w:name="Medium Grid 2 Accent 2"/>
+    <w:lsdException w:unhideWhenUsed="0" w:uiPriority="69" w:semiHidden="0" w:name="Medium Grid 3 Accent 2"/>
+    <w:lsdException w:unhideWhenUsed="0" w:uiPriority="70" w:semiHidden="0" w:name="Dark List Accent 2"/>
+    <w:lsdException w:unhideWhenUsed="0" w:uiPriority="71" w:semiHidden="0" w:name="Colorful Shading Accent 2"/>
+    <w:lsdException w:unhideWhenUsed="0" w:uiPriority="72" w:semiHidden="0" w:name="Colorful List Accent 2"/>
+    <w:lsdException w:unhideWhenUsed="0" w:uiPriority="73" w:semiHidden="0" w:name="Colorful Grid Accent 2"/>
+    <w:lsdException w:unhideWhenUsed="0" w:uiPriority="60" w:semiHidden="0" w:name="Light Shading Accent 3"/>
+    <w:lsdException w:unhideWhenUsed="0" w:uiPriority="61" w:semiHidden="0" w:name="Light List Accent 3"/>
+    <w:lsdException w:unhideWhenUsed="0" w:uiPriority="62" w:semiHidden="0" w:name="Light Grid Accent 3"/>
+    <w:lsdException w:unhideWhenUsed="0" w:uiPriority="63" w:semiHidden="0" w:name="Medium Shading 1 Accent 3"/>
+    <w:lsdException w:unhideWhenUsed="0" w:uiPriority="64" w:semiHidden="0" w:name="Medium Shading 2 Accent 3"/>
+    <w:lsdException w:unhideWhenUsed="0" w:uiPriority="65" w:semiHidden="0" w:name="Medium List 1 Accent 3"/>
+    <w:lsdException w:unhideWhenUsed="0" w:uiPriority="66" w:semiHidden="0" w:name="Medium List 2 Accent 3"/>
+    <w:lsdException w:unhideWhenUsed="0" w:uiPriority="67" w:semiHidden="0" w:name="Medium Grid 1 Accent 3"/>
+    <w:lsdException w:unhideWhenUsed="0" w:uiPriority="68" w:semiHidden="0" w:name="Medium Grid 2 Accent 3"/>
+    <w:lsdException w:unhideWhenUsed="0" w:uiPriority="69" w:semiHidden="0" w:name="Medium Grid 3 Accent 3"/>
+    <w:lsdException w:unhideWhenUsed="0" w:uiPriority="70" w:semiHidden="0" w:name="Dark List Accent 3"/>
+    <w:lsdException w:unhideWhenUsed="0" w:uiPriority="71" w:semiHidden="0" w:name="Colorful Shading Accent 3"/>
+    <w:lsdException w:unhideWhenUsed="0" w:uiPriority="72" w:semiHidden="0" w:name="Colorful List Accent 3"/>
+    <w:lsdException w:unhideWhenUsed="0" w:uiPriority="73" w:semiHidden="0" w:name="Colorful Grid Accent 3"/>
+    <w:lsdException w:unhideWhenUsed="0" w:uiPriority="60" w:semiHidden="0" w:name="Light Shading Accent 4"/>
+    <w:lsdException w:unhideWhenUsed="0" w:uiPriority="61" w:semiHidden="0" w:name="Light List Accent 4"/>
+    <w:lsdException w:unhideWhenUsed="0" w:uiPriority="62" w:semiHidden="0" w:name="Light Grid Accent 4"/>
+    <w:lsdException w:unhideWhenUsed="0" w:uiPriority="63" w:semiHidden="0" w:name="Medium Shading 1 Accent 4"/>
+    <w:lsdException w:unhideWhenUsed="0" w:uiPriority="64" w:semiHidden="0" w:name="Medium Shading 2 Accent 4"/>
+    <w:lsdException w:unhideWhenUsed="0" w:uiPriority="65" w:semiHidden="0" w:name="Medium List 1 Accent 4"/>
+    <w:lsdException w:unhideWhenUsed="0" w:uiPriority="66" w:semiHidden="0" w:name="Medium List 2 Accent 4"/>
+    <w:lsdException w:unhideWhenUsed="0" w:uiPriority="67" w:semiHidden="0" w:name="Medium Grid 1 Accent 4"/>
+    <w:lsdException w:unhideWhenUsed="0" w:uiPriority="68" w:semiHidden="0" w:name="Medium Grid 2 Accent 4"/>
+    <w:lsdException w:unhideWhenUsed="0" w:uiPriority="69" w:semiHidden="0" w:name="Medium Grid 3 Accent 4"/>
+    <w:lsdException w:unhideWhenUsed="0" w:uiPriority="70" w:semiHidden="0" w:name="Dark List Accent 4"/>
+    <w:lsdException w:unhideWhenUsed="0" w:uiPriority="71" w:semiHidden="0" w:name="Colorful Shading Accent 4"/>
+    <w:lsdException w:unhideWhenUsed="0" w:uiPriority="72" w:semiHidden="0" w:name="Colorful List Accent 4"/>
+    <w:lsdException w:unhideWhenUsed="0" w:uiPriority="73" w:semiHidden="0" w:name="Colorful Grid Accent 4"/>
+    <w:lsdException w:unhideWhenUsed="0" w:uiPriority="60" w:semiHidden="0" w:name="Light Shading Accent 5"/>
+    <w:lsdException w:unhideWhenUsed="0" w:uiPriority="61" w:semiHidden="0" w:name="Light List Accent 5"/>
+    <w:lsdException w:unhideWhenUsed="0" w:uiPriority="62" w:semiHidden="0" w:name="Light Grid Accent 5"/>
+    <w:lsdException w:unhideWhenUsed="0" w:uiPriority="63" w:semiHidden="0" w:name="Medium Shading 1 Accent 5"/>
+    <w:lsdException w:unhideWhenUsed="0" w:uiPriority="64" w:semiHidden="0" w:name="Medium Shading 2 Accent 5"/>
+    <w:lsdException w:unhideWhenUsed="0" w:uiPriority="65" w:semiHidden="0" w:name="Medium List 1 Accent 5"/>
+    <w:lsdException w:unhideWhenUsed="0" w:uiPriority="66" w:semiHidden="0" w:name="Medium List 2 Accent 5"/>
+    <w:lsdException w:unhideWhenUsed="0" w:uiPriority="67" w:semiHidden="0" w:name="Medium Grid 1 Accent 5"/>
+    <w:lsdException w:unhideWhenUsed="0" w:uiPriority="68" w:semiHidden="0" w:name="Medium Grid 2 Accent 5"/>
+    <w:lsdException w:unhideWhenUsed="0" w:uiPriority="69" w:semiHidden="0" w:name="Medium Grid 3 Accent 5"/>
+    <w:lsdException w:unhideWhenUsed="0" w:uiPriority="70" w:semiHidden="0" w:name="Dark List Accent 5"/>
+    <w:lsdException w:unhideWhenUsed="0" w:uiPriority="71" w:semiHidden="0" w:name="Colorful Shading Accent 5"/>
+    <w:lsdException w:unhideWhenUsed="0" w:uiPriority="72" w:semiHidden="0" w:name="Colorful List Accent 5"/>
+    <w:lsdException w:unhideWhenUsed="0" w:uiPriority="73" w:semiHidden="0" w:name="Colorful Grid Accent 5"/>
+    <w:lsdException w:unhideWhenUsed="0" w:uiPriority="60" w:semiHidden="0" w:name="Light Shading Accent 6"/>
+    <w:lsdException w:unhideWhenUsed="0" w:uiPriority="61" w:semiHidden="0" w:name="Light List Accent 6"/>
+    <w:lsdException w:unhideWhenUsed="0" w:uiPriority="62" w:semiHidden="0" w:name="Light Grid Accent 6"/>
+    <w:lsdException w:unhideWhenUsed="0" w:uiPriority="63" w:semiHidden="0" w:name="Medium Shading 1 Accent 6"/>
+    <w:lsdException w:unhideWhenUsed="0" w:uiPriority="64" w:semiHidden="0" w:name="Medium Shading 2 Accent 6"/>
+    <w:lsdException w:unhideWhenUsed="0" w:uiPriority="65" w:semiHidden="0" w:name="Medium List 1 Accent 6"/>
+    <w:lsdException w:unhideWhenUsed="0" w:uiPriority="66" w:semiHidden="0" w:name="Medium List 2 Accent 6"/>
+    <w:lsdException w:unhideWhenUsed="0" w:uiPriority="67" w:semiHidden="0" w:name="Medium Grid 1 Accent 6"/>
+    <w:lsdException w:unhideWhenUsed="0" w:uiPriority="68" w:semiHidden="0" w:name="Medium Grid 2 Accent 6"/>
+    <w:lsdException w:unhideWhenUsed="0" w:uiPriority="69" w:semiHidden="0" w:name="Medium Grid 3 Accent 6"/>
+    <w:lsdException w:unhideWhenUsed="0" w:uiPriority="70" w:semiHidden="0" w:name="Dark List Accent 6"/>
+    <w:lsdException w:unhideWhenUsed="0" w:uiPriority="71" w:semiHidden="0" w:name="Colorful Shading Accent 6"/>
+    <w:lsdException w:unhideWhenUsed="0" w:uiPriority="72" w:semiHidden="0" w:name="Colorful List Accent 6"/>
+    <w:lsdException w:unhideWhenUsed="0" w:uiPriority="73" w:semiHidden="0" w:name="Colorful Grid Accent 6"/>
   </w:latentStyles>
-  <w:style w:type="paragraph" w:default="1" w:styleId="Normal">
+  <w:style w:type="paragraph" w:default="1" w:styleId="1">
     <w:name w:val="Normal"/>
     <w:semiHidden/>
     <w:qFormat/>
+    <w:uiPriority w:val="0"/>
     <w:pPr>
       <w:kinsoku w:val="0"/>
       <w:autoSpaceDE w:val="0"/>
       <w:autoSpaceDN w:val="0"/>
       <w:adjustRightInd w:val="0"/>
       <w:snapToGrid w:val="0"/>
-      <w:spacing w:line="240" w:lineRule="auto"/>
+      <w:spacing w:after="200" w:line="240" w:lineRule="auto"/>
       <w:jc w:val="left"/>
       <w:textAlignment w:val="baseline"/>
     </w:pPr>
     <w:rPr>
-      <w:noProof/>
+      <w:rFonts w:ascii="Arial" w:hAnsi="Arial" w:eastAsia="Arial" w:cs="Arial"/>
       <w:snapToGrid w:val="0"/>
       <w:color w:val="000000"/>
       <w:kern w:val="0"/>
+      <w:sz w:val="21"/>
+      <w:szCs w:val="21"/>
+      <w:lang w:val="en-US" w:eastAsia="en-US" w:bidi="ar-SA"/>
     </w:rPr>
   </w:style>
-  <w:style w:type="character" w:default="1" w:styleId="DefaultParagraphFont">
+  <w:style w:type="character" w:default="1" w:styleId="4">
     <w:name w:val="Default Paragraph Font"/>
-    <w:uiPriority w:val="1"/>
     <w:semiHidden/>
     <w:unhideWhenUsed/>
+    <w:uiPriority w:val="1"/>
   </w:style>
-  <w:style w:type="table" w:customStyle="1" w:styleId="TableNormal">
+  <w:style w:type="table" w:default="1" w:styleId="3">
+    <w:name w:val="Normal Table"/>
+    <w:semiHidden/>
+    <w:unhideWhenUsed/>
+    <w:uiPriority w:val="99"/>
+    <w:tblPr>
+      <w:tblCellMar>
+        <w:top w:w="0" w:type="dxa"/>
+        <w:left w:w="108" w:type="dxa"/>
+        <w:bottom w:w="0" w:type="dxa"/>
+        <w:right w:w="108" w:type="dxa"/>
+      </w:tblCellMar>
+    </w:tblPr>
+  </w:style>
+  <w:style w:type="paragraph" w:styleId="2">
+    <w:name w:val="Body Text"/>
+    <w:basedOn w:val="1"/>
+    <w:semiHidden/>
+    <w:qFormat/>
+    <w:uiPriority w:val="0"/>
+    <w:rPr>
+      <w:rFonts w:ascii="Arial" w:hAnsi="Arial" w:eastAsia="Arial" w:cs="Arial"/>
+      <w:sz w:val="21"/>
+      <w:szCs w:val="21"/>
+      <w:lang w:val="en-US" w:eastAsia="en-US" w:bidi="ar-SA"/>
+    </w:rPr>
+  </w:style>
+  <w:style w:type="table" w:customStyle="1" w:styleId="5">
     <w:name w:val="Table Normal"/>
     <w:semiHidden/>
     <w:unhideWhenUsed/>
     <w:qFormat/>
+    <w:uiPriority w:val="0"/>
     <w:tblPr>
       <w:tblCellMar>
         <w:top w:w="0" w:type="dxa"/>
@@ -4171,29 +3914,302 @@
       </w:tblCellMar>
     </w:tblPr>
   </w:style>
-  <w:style w:type="paragraph" w:styleId="BodyText">
-    <w:name w:val="Body Text"/>
-    <w:basedOn w:val="Normal"/>
+  <w:style w:type="paragraph" w:customStyle="1" w:styleId="6">
+    <w:name w:val="Table Text"/>
+    <w:basedOn w:val="1"/>
     <w:semiHidden/>
     <w:qFormat/>
+    <w:uiPriority w:val="0"/>
     <w:rPr>
-      <w:rFonts w:ascii="Arial" w:eastAsia="Arial" w:hAnsi="Arial" w:cs="Arial"/>
-      <w:sz w:val="21"/>
-      <w:szCs w:val="21"/>
-      <w:lang w:val="en-US" w:eastAsia="en-US" w:bidi="ar-SA"/>
-    </w:rPr>
-  </w:style>
-  <w:style w:type="paragraph" w:customStyle="1" w:styleId="TableText">
-    <w:name w:val="Table Text"/>
-    <w:basedOn w:val="Normal"/>
-    <w:semiHidden/>
-    <w:qFormat/>
-    <w:rPr>
-      <w:rFonts w:ascii="Arial" w:eastAsia="Arial" w:hAnsi="Arial" w:cs="Arial"/>
+      <w:rFonts w:ascii="Arial" w:hAnsi="Arial" w:eastAsia="Arial" w:cs="Arial"/>
       <w:sz w:val="21"/>
       <w:szCs w:val="21"/>
       <w:lang w:val="en-US" w:eastAsia="en-US" w:bidi="ar-SA"/>
     </w:rPr>
   </w:style>
 </w:styles>
+</file>
+
+<file path=word/theme/theme1.xml><?xml version="1.0" encoding="utf-8"?>
+<a:theme xmlns:a="http://schemas.openxmlformats.org/drawingml/2006/main" name="Office">
+  <a:themeElements>
+    <a:clrScheme name="Office">
+      <a:dk1>
+        <a:sysClr val="windowText" lastClr="000000"/>
+      </a:dk1>
+      <a:lt1>
+        <a:sysClr val="window" lastClr="FFFFFF"/>
+      </a:lt1>
+      <a:dk2>
+        <a:srgbClr val="1F497D"/>
+      </a:dk2>
+      <a:lt2>
+        <a:srgbClr val="EEECE1"/>
+      </a:lt2>
+      <a:accent1>
+        <a:srgbClr val="4F81BD"/>
+      </a:accent1>
+      <a:accent2>
+        <a:srgbClr val="C0504D"/>
+      </a:accent2>
+      <a:accent3>
+        <a:srgbClr val="9BBB59"/>
+      </a:accent3>
+      <a:accent4>
+        <a:srgbClr val="8064A2"/>
+      </a:accent4>
+      <a:accent5>
+        <a:srgbClr val="4BACC6"/>
+      </a:accent5>
+      <a:accent6>
+        <a:srgbClr val="F79646"/>
+      </a:accent6>
+      <a:hlink>
+        <a:srgbClr val="0000FF"/>
+      </a:hlink>
+      <a:folHlink>
+        <a:srgbClr val="800080"/>
+      </a:folHlink>
+    </a:clrScheme>
+    <a:fontScheme name="Office">
+      <a:majorFont>
+        <a:latin typeface="Cambria"/>
+        <a:ea typeface=""/>
+        <a:cs typeface=""/>
+        <a:font script="Jpan" typeface="ＭＳ ゴシック"/>
+        <a:font script="Hang" typeface="맑은 고딕"/>
+        <a:font script="Hans" typeface="宋体"/>
+        <a:font script="Hant" typeface="新細明體"/>
+        <a:font script="Arab" typeface="Times New Roman"/>
+        <a:font script="Hebr" typeface="Times New Roman"/>
+        <a:font script="Thai" typeface="Angsana New"/>
+        <a:font script="Ethi" typeface="Nyala"/>
+        <a:font script="Beng" typeface="Vrinda"/>
+        <a:font script="Gujr" typeface="Shruti"/>
+        <a:font script="Khmr" typeface="MoolBoran"/>
+        <a:font script="Knda" typeface="Tunga"/>
+        <a:font script="Guru" typeface="Raavi"/>
+        <a:font script="Cans" typeface="Euphemia"/>
+        <a:font script="Cher" typeface="Plantagenet Cherokee"/>
+        <a:font script="Yiii" typeface="Microsoft Yi Baiti"/>
+        <a:font script="Tibt" typeface="Microsoft Himalaya"/>
+        <a:font script="Thaa" typeface="MV Boli"/>
+        <a:font script="Deva" typeface="Mangal"/>
+        <a:font script="Telu" typeface="Gautami"/>
+        <a:font script="Taml" typeface="Latha"/>
+        <a:font script="Syrc" typeface="Estrangelo Edessa"/>
+        <a:font script="Orya" typeface="Kalinga"/>
+        <a:font script="Mlym" typeface="Kartika"/>
+        <a:font script="Laoo" typeface="DokChampa"/>
+        <a:font script="Sinh" typeface="Iskoola Pota"/>
+        <a:font script="Mong" typeface="Mongolian Baiti"/>
+        <a:font script="Viet" typeface="Times New Roman"/>
+        <a:font script="Uigh" typeface="Microsoft Uighur"/>
+        <a:font script="Geor" typeface="Sylfaen"/>
+      </a:majorFont>
+      <a:minorFont>
+        <a:latin typeface="Calibri"/>
+        <a:ea typeface=""/>
+        <a:cs typeface=""/>
+        <a:font script="Jpan" typeface="ＭＳ 明朝"/>
+        <a:font script="Hang" typeface="맑은 고딕"/>
+        <a:font script="Hans" typeface="宋体"/>
+        <a:font script="Hant" typeface="新細明體"/>
+        <a:font script="Arab" typeface="Arial"/>
+        <a:font script="Hebr" typeface="Arial"/>
+        <a:font script="Thai" typeface="Cordia New"/>
+        <a:font script="Ethi" typeface="Nyala"/>
+        <a:font script="Beng" typeface="Vrinda"/>
+        <a:font script="Gujr" typeface="Shruti"/>
+        <a:font script="Khmr" typeface="DaunPenh"/>
+        <a:font script="Knda" typeface="Tunga"/>
+        <a:font script="Guru" typeface="Raavi"/>
+        <a:font script="Cans" typeface="Euphemia"/>
+        <a:font script="Cher" typeface="Plantagenet Cherokee"/>
+        <a:font script="Yiii" typeface="Microsoft Yi Baiti"/>
+        <a:font script="Tibt" typeface="Microsoft Himalaya"/>
+        <a:font script="Thaa" typeface="MV Boli"/>
+        <a:font script="Deva" typeface="Mangal"/>
+        <a:font script="Telu" typeface="Gautami"/>
+        <a:font script="Taml" typeface="Latha"/>
+        <a:font script="Syrc" typeface="Estrangelo Edessa"/>
+        <a:font script="Orya" typeface="Kalinga"/>
+        <a:font script="Mlym" typeface="Kartika"/>
+        <a:font script="Laoo" typeface="DokChampa"/>
+        <a:font script="Sinh" typeface="Iskoola Pota"/>
+        <a:font script="Mong" typeface="Mongolian Baiti"/>
+        <a:font script="Viet" typeface="Arial"/>
+        <a:font script="Uigh" typeface="Microsoft Uighur"/>
+        <a:font script="Geor" typeface="Sylfaen"/>
+      </a:minorFont>
+    </a:fontScheme>
+    <a:fmtScheme name="Office">
+      <a:fillStyleLst>
+        <a:solidFill>
+          <a:schemeClr val="phClr"/>
+        </a:solidFill>
+        <a:gradFill rotWithShape="1">
+          <a:gsLst>
+            <a:gs pos="0">
+              <a:schemeClr val="phClr">
+                <a:tint val="50000"/>
+                <a:satMod val="300000"/>
+              </a:schemeClr>
+            </a:gs>
+            <a:gs pos="35000">
+              <a:schemeClr val="phClr">
+                <a:tint val="37000"/>
+                <a:satMod val="300000"/>
+              </a:schemeClr>
+            </a:gs>
+            <a:gs pos="100000">
+              <a:schemeClr val="phClr">
+                <a:tint val="15000"/>
+                <a:satMod val="350000"/>
+              </a:schemeClr>
+            </a:gs>
+          </a:gsLst>
+          <a:lin ang="16200000" scaled="1"/>
+        </a:gradFill>
+        <a:gradFill rotWithShape="1">
+          <a:gsLst>
+            <a:gs pos="0">
+              <a:schemeClr val="phClr">
+                <a:shade val="51000"/>
+                <a:satMod val="130000"/>
+              </a:schemeClr>
+            </a:gs>
+            <a:gs pos="80000">
+              <a:schemeClr val="phClr">
+                <a:shade val="93000"/>
+                <a:satMod val="130000"/>
+              </a:schemeClr>
+            </a:gs>
+            <a:gs pos="100000">
+              <a:schemeClr val="phClr">
+                <a:shade val="94000"/>
+                <a:satMod val="135000"/>
+              </a:schemeClr>
+            </a:gs>
+          </a:gsLst>
+          <a:lin ang="16200000" scaled="0"/>
+        </a:gradFill>
+      </a:fillStyleLst>
+      <a:lnStyleLst>
+        <a:ln w="9525" cap="flat" cmpd="sng" algn="ctr">
+          <a:solidFill>
+            <a:schemeClr val="phClr">
+              <a:shade val="95000"/>
+              <a:satMod val="105000"/>
+            </a:schemeClr>
+          </a:solidFill>
+          <a:prstDash val="solid"/>
+        </a:ln>
+        <a:ln w="25400" cap="flat" cmpd="sng" algn="ctr">
+          <a:solidFill>
+            <a:schemeClr val="phClr"/>
+          </a:solidFill>
+          <a:prstDash val="solid"/>
+        </a:ln>
+        <a:ln w="38100" cap="flat" cmpd="sng" algn="ctr">
+          <a:solidFill>
+            <a:schemeClr val="phClr"/>
+          </a:solidFill>
+          <a:prstDash val="solid"/>
+        </a:ln>
+      </a:lnStyleLst>
+      <a:effectStyleLst>
+        <a:effectStyle>
+          <a:effectLst>
+            <a:outerShdw blurRad="40000" dist="20000" dir="5400000" rotWithShape="0">
+              <a:srgbClr val="000000">
+                <a:alpha val="38000"/>
+              </a:srgbClr>
+            </a:outerShdw>
+          </a:effectLst>
+        </a:effectStyle>
+        <a:effectStyle>
+          <a:effectLst>
+            <a:outerShdw blurRad="40000" dist="23000" dir="5400000" rotWithShape="0">
+              <a:srgbClr val="000000">
+                <a:alpha val="35000"/>
+              </a:srgbClr>
+            </a:outerShdw>
+          </a:effectLst>
+        </a:effectStyle>
+        <a:effectStyle>
+          <a:effectLst>
+            <a:outerShdw blurRad="40000" dist="23000" dir="5400000" rotWithShape="0">
+              <a:srgbClr val="000000">
+                <a:alpha val="35000"/>
+              </a:srgbClr>
+            </a:outerShdw>
+          </a:effectLst>
+          <a:scene3d>
+            <a:camera prst="orthographicFront">
+              <a:rot lat="0" lon="0" rev="0"/>
+            </a:camera>
+            <a:lightRig rig="threePt" dir="t">
+              <a:rot lat="0" lon="0" rev="1200000"/>
+            </a:lightRig>
+          </a:scene3d>
+          <a:sp3d>
+            <a:bevelT w="63500" h="25400"/>
+          </a:sp3d>
+        </a:effectStyle>
+      </a:effectStyleLst>
+      <a:bgFillStyleLst>
+        <a:solidFill>
+          <a:schemeClr val="phClr"/>
+        </a:solidFill>
+        <a:gradFill rotWithShape="1">
+          <a:gsLst>
+            <a:gs pos="0">
+              <a:schemeClr val="phClr">
+                <a:tint val="40000"/>
+                <a:satMod val="350000"/>
+              </a:schemeClr>
+            </a:gs>
+            <a:gs pos="40000">
+              <a:schemeClr val="phClr">
+                <a:tint val="45000"/>
+                <a:satMod val="350000"/>
+                <a:shade val="99000"/>
+              </a:schemeClr>
+            </a:gs>
+            <a:gs pos="100000">
+              <a:schemeClr val="phClr">
+                <a:shade val="20000"/>
+                <a:satMod val="255000"/>
+              </a:schemeClr>
+            </a:gs>
+          </a:gsLst>
+          <a:path path="circle">
+            <a:fillToRect l="50000" t="-80000" r="50000" b="180000"/>
+          </a:path>
+        </a:gradFill>
+        <a:gradFill rotWithShape="1">
+          <a:gsLst>
+            <a:gs pos="0">
+              <a:schemeClr val="phClr">
+                <a:tint val="80000"/>
+                <a:satMod val="300000"/>
+              </a:schemeClr>
+            </a:gs>
+            <a:gs pos="100000">
+              <a:schemeClr val="phClr">
+                <a:shade val="30000"/>
+                <a:satMod val="200000"/>
+              </a:schemeClr>
+            </a:gs>
+          </a:gsLst>
+          <a:path path="circle">
+            <a:fillToRect l="50000" t="50000" r="50000" b="50000"/>
+          </a:path>
+        </a:gradFill>
+      </a:bgFillStyleLst>
+    </a:fmtScheme>
+  </a:themeElements>
+  <a:objectDefaults/>
+</a:theme>
 </file>